--- a/Engineering-Mathematics/Modul-Word/Modul-4-PD-Linier-Orde-N.docx
+++ b/Engineering-Mathematics/Modul-Word/Modul-4-PD-Linier-Orde-N.docx
@@ -9039,9 +9039,11 @@
     <w:sectPr>
       <w:headerReference w:type="default" r:id="rId15"/>
       <w:footerReference w:type="default" r:id="rId16"/>
+      <w:footerReference w:type="first" r:id="rId29"/>
       <w:pgSz w:w="11906" w:h="16838" w:code="9"/>
       <w:pgMar w:top="1701" w:right="1418" w:bottom="1418" w:left="1701" w:header="709" w:footer="709" w:gutter="0"/>
       <w:cols w:space="708"/>
+      <w:titlePg/>
       <w:docGrid w:linePitch="360"/>
     </w:sectPr>
   </w:body>
@@ -9596,6 +9598,16 @@
         </mc:Fallback>
       </mc:AlternateContent>
     </w:r>
+  </w:p>
+</w:ftr>
+</file>
+
+<file path=word/footer2.xml><?xml version="1.0" encoding="utf-8"?>
+<w:ftr xmlns:m="http://schemas.openxmlformats.org/officeDocument/2006/math" xmlns:mc="http://schemas.openxmlformats.org/markup-compatibility/2006" xmlns:mo="http://schemas.microsoft.com/office/mac/office/2008/main" xmlns:mv="urn:schemas-microsoft-com:mac:vml" xmlns:o="urn:schemas-microsoft-com:office:office" xmlns:r="http://schemas.openxmlformats.org/officeDocument/2006/relationships" xmlns:v="urn:schemas-microsoft-com:vml" xmlns:w10="urn:schemas-microsoft-com:office:word" xmlns:w14="http://schemas.microsoft.com/office/word/2010/wordml" xmlns:w="http://schemas.openxmlformats.org/wordprocessingml/2006/main" xmlns:wne="http://schemas.microsoft.com/office/word/2006/wordml" xmlns:wp14="http://schemas.microsoft.com/office/word/2010/wordprocessingDrawing" xmlns:wp="http://schemas.openxmlformats.org/drawingml/2006/wordprocessingDrawing" xmlns:wpc="http://schemas.microsoft.com/office/word/2010/wordprocessingCanvas" xmlns:wpg="http://schemas.microsoft.com/office/word/2010/wordprocessingGroup" xmlns:wpi="http://schemas.microsoft.com/office/word/2010/wordprocessingInk" xmlns:wps="http://schemas.microsoft.com/office/word/2010/wordprocessingShape" mc:Ignorable="w14 wp14">
+  <w:p>
+    <w:pPr>
+      <w:pStyle w:val="Footer"/>
+    </w:pPr>
   </w:p>
 </w:ftr>
 </file>

--- a/Engineering-Mathematics/Modul-Word/Modul-4-PD-Linier-Orde-N.docx
+++ b/Engineering-Mathematics/Modul-Word/Modul-4-PD-Linier-Orde-N.docx
@@ -5808,7 +5808,7 @@
           <w:i w:val="0"/>
           <w:sz w:val="22"/>
         </w:rPr>
-        <w:t>Empat cell berikut menerapkan konsep pertemuan ini memakai SymPy untuk solusi simbolik dan SciPy untuk solusi numerik. Lingkungan: conda env matematika4 dengan paket sympy, numpy, scipy, matplotlib; notebook pd_linier_orde_n.ipynb. Gambar 8 menunjukkan cuplikan Cell 1 yang menyelesaikan Contoh 4.2 secara simbolik dengan sp.dsolve.</w:t>
+        <w:t xml:space="preserve">Empat cell berikut menerapkan konsep pertemuan ini memakai SymPy untuk solusi simbolik dan SciPy untuk solusi numerik. Lingkungan: conda env matematika4 dengan paket sympy, numpy, scipy, matplotlib; notebook pd_linier_orde_n.ipynb. Gambar 8 menunjukkan potongan Cell 1 yang menyelesaikan Contoh 4.2 secara simbolik dengan sp.dsolve.</w:t>
       </w:r>
     </w:p>
     <w:p>
@@ -5865,7 +5865,7 @@
           <w:color w:val="444444"/>
           <w:sz w:val="20"/>
         </w:rPr>
-        <w:t>Gambar 8. Cuplikan Cell 1: solusi simbolik Contoh 4.2 (xy prima + (1-x)y = 4x·e^x·ln x) dengan SymPy dsolve, termasuk verifikasi manual faktor integrasi.</w:t>
+        <w:t xml:space="preserve">Gambar 8. Potongan Cell 1: solusi simbolik Contoh 4.2 (xy prima + (1-x)y = 4x·e^x·ln x) dengan SymPy dsolve, termasuk verifikasi manual faktor integrasi.</w:t>
       </w:r>
     </w:p>
     <w:p>

--- a/Engineering-Mathematics/Modul-Word/Modul-4-PD-Linier-Orde-N.docx
+++ b/Engineering-Mathematics/Modul-Word/Modul-4-PD-Linier-Orde-N.docx
@@ -724,7 +724,45 @@
                                 <w:szCs w:val="20"/>
                                 <w:lang w:val="fi-FI"/>
                               </w:rPr>
-                              <w:t>Pertemuan ini membahas Persamaan Diferensial (PD) Linier Orde Satu melalui metode faktor integrasi, pelinieran Persamaan Bernoulli dengan substitusi z = y^(1-n), serta reduksi orde untuk PD orde tinggi tanpa suku y eksplisit menjadi PD orde satu, dilengkapi aplikasi rekayasa: pendinginan Newton, rangkaian RL, tangki pencampuran, dan jatuh bebas dengan hambatan udara</w:t>
+                              <w:t xml:space="preserve">Pertemuan ini membahas Persamaan Diferensial (PD) Linier Orde Satu melalui metode faktor integrasi, pelinieran Persamaan Bernoulli dengan substitusi z = </w:t>
+                            </w:r>
+                            <w:r>
+                              <w:rPr>
+                                <w:rFonts w:ascii="Arial" w:hAnsi="Arial" w:cs="Arial"/>
+                                <w:sz w:val="20"/>
+                                <w:szCs w:val="20"/>
+                                <w:lang w:val="fi-FI"/>
+                              </w:rPr>
+                              <w:t xml:space="preserve">y</w:t>
+                            </w:r>
+                            <w:r>
+                              <w:rPr>
+                                <w:rFonts w:ascii="Arial" w:hAnsi="Arial" w:cs="Arial"/>
+                                <w:sz w:val="20"/>
+                                <w:szCs w:val="20"/>
+                                <w:lang w:val="fi-FI"/>
+                                <w:vertAlign w:val="subscript"/>
+                              </w:rPr>
+                              <w:t xml:space="preserve">1</w:t>
+                            </w:r>
+                            <w:r>
+                              <w:rPr>
+                                <w:rFonts w:ascii="Arial" w:hAnsi="Arial" w:cs="Arial"/>
+                                <w:sz w:val="20"/>
+                                <w:szCs w:val="20"/>
+                                <w:lang w:val="fi-FI"/>
+                                <w:vertAlign w:val="superscript"/>
+                              </w:rPr>
+                              <w:t xml:space="preserve">-n</w:t>
+                            </w:r>
+                            <w:r>
+                              <w:rPr>
+                                <w:rFonts w:ascii="Arial" w:hAnsi="Arial" w:cs="Arial"/>
+                                <w:sz w:val="20"/>
+                                <w:szCs w:val="20"/>
+                                <w:lang w:val="fi-FI"/>
+                              </w:rPr>
+                              <w:t xml:space="preserve">, serta reduksi orde untuk PD orde tinggi tanpa suku y eksplisit menjadi PD orde satu, dilengkapi aplikasi rekayasa: pendinginan Newton, rangkaian RL, tangki pencampuran, dan jatuh bebas dengan hambatan udara</w:t>
                             </w:r>
                           </w:p>
                         </w:txbxContent>
@@ -770,7 +808,45 @@
                           <w:szCs w:val="20"/>
                           <w:lang w:val="fi-FI"/>
                         </w:rPr>
-                        <w:t>Pertemuan ini membahas Persamaan Diferensial (PD) Linier Orde Satu melalui metode faktor integrasi, pelinieran Persamaan Bernoulli dengan substitusi z = y^(1-n), serta reduksi orde untuk PD orde tinggi tanpa suku y eksplisit menjadi PD orde satu, dilengkapi aplikasi rekayasa: pendinginan Newton, rangkaian RL, tangki pencampuran, dan jatuh bebas dengan hambatan udara</w:t>
+                        <w:t xml:space="preserve">Pertemuan ini membahas Persamaan Diferensial (PD) Linier Orde Satu melalui metode faktor integrasi, pelinieran Persamaan Bernoulli dengan substitusi z = </w:t>
+                      </w:r>
+                      <w:r>
+                        <w:rPr>
+                          <w:rFonts w:ascii="Arial" w:hAnsi="Arial" w:cs="Arial"/>
+                          <w:sz w:val="20"/>
+                          <w:szCs w:val="20"/>
+                          <w:lang w:val="fi-FI"/>
+                        </w:rPr>
+                        <w:t xml:space="preserve">y</w:t>
+                      </w:r>
+                      <w:r>
+                        <w:rPr>
+                          <w:rFonts w:ascii="Arial" w:hAnsi="Arial" w:cs="Arial"/>
+                          <w:sz w:val="20"/>
+                          <w:szCs w:val="20"/>
+                          <w:lang w:val="fi-FI"/>
+                          <w:vertAlign w:val="subscript"/>
+                        </w:rPr>
+                        <w:t xml:space="preserve">1</w:t>
+                      </w:r>
+                      <w:r>
+                        <w:rPr>
+                          <w:rFonts w:ascii="Arial" w:hAnsi="Arial" w:cs="Arial"/>
+                          <w:sz w:val="20"/>
+                          <w:szCs w:val="20"/>
+                          <w:lang w:val="fi-FI"/>
+                          <w:vertAlign w:val="superscript"/>
+                        </w:rPr>
+                        <w:t xml:space="preserve">-n</w:t>
+                      </w:r>
+                      <w:r>
+                        <w:rPr>
+                          <w:rFonts w:ascii="Arial" w:hAnsi="Arial" w:cs="Arial"/>
+                          <w:sz w:val="20"/>
+                          <w:szCs w:val="20"/>
+                          <w:lang w:val="fi-FI"/>
+                        </w:rPr>
+                        <w:t xml:space="preserve">, serta reduksi orde untuk PD orde tinggi tanpa suku y eksplisit menjadi PD orde satu, dilengkapi aplikasi rekayasa: pendinginan Newton, rangkaian RL, tangki pencampuran, dan jatuh bebas dengan hambatan udara</w:t>
                       </w:r>
                     </w:p>
                   </w:txbxContent>
@@ -1379,7 +1455,7 @@
                                 <w:szCs w:val="20"/>
                                 <w:lang w:val="en-US"/>
                               </w:rPr>
-                              <w:t>myclass.mercubuana.ac.id</w:t>
+                              <w:t xml:space="preserve">myclass.mercubuana.ac·id</w:t>
                             </w:r>
                           </w:p>
                         </w:txbxContent>
@@ -1426,7 +1502,7 @@
                           <w:szCs w:val="20"/>
                           <w:lang w:val="en-US"/>
                         </w:rPr>
-                        <w:t>myclass.mercubuana.ac.id</w:t>
+                        <w:t xml:space="preserve">myclass.mercubuana.ac·id</w:t>
                       </w:r>
                     </w:p>
                   </w:txbxContent>
@@ -2512,7 +2588,7 @@
                                 <w:sz w:val="20"/>
                                 <w:szCs w:val="20"/>
                               </w:rPr>
-                              <w:t>www.mercubuana.ac.id</w:t>
+                              <w:t xml:space="preserve">www.mercubuana.ac·id</w:t>
                             </w:r>
                           </w:p>
                         </w:txbxContent>
@@ -2558,7 +2634,7 @@
                           <w:sz w:val="20"/>
                           <w:szCs w:val="20"/>
                         </w:rPr>
-                        <w:t>www.mercubuana.ac.id</w:t>
+                        <w:t xml:space="preserve">www.mercubuana.ac·id</w:t>
                       </w:r>
                     </w:p>
                   </w:txbxContent>
@@ -2655,7 +2731,26 @@
           <w:i w:val="0"/>
           <w:sz w:val="22"/>
         </w:rPr>
-        <w:t>Pertemuan keempat ini melanjutkan pembahasan PD Homogen dan Eksak (Pertemuan 3) menuju kelas PD yang secara struktural paling penting di rekayasa: PD Linier Orde Satu. Berbeda dengan PD variabel terpisah yang membutuhkan bentuk produk f(x)*g(y), PD linier memiliki struktur aljabar yang lebih umum, yaitu y dan turunannya y prima hanya muncul berpangkat satu, sehingga selalu dapat diselesaikan dengan satu teknik universal: faktor integrasi. Modul ini membahas tiga teknik yang saling berkaitan erat: metode faktor integrasi untuk PD linier orde satu, pelinieran Persamaan Bernoulli (PD non-linier berpangkat y^n) melalui substitusi cerdas, dan reduksi orde untuk mengubah PD orde tinggi tanpa suku y eksplisit menjadi PD orde satu yang sudah dikuasai. Gambar 1 menunjukkan posisi Pertemuan 4 dalam keseluruhan alur mata kuliah.</w:t>
+        <w:t xml:space="preserve">Pertemuan keempat ini melanjutkan pembahasan PD Homogen dan Eksak (Pertemuan 3) menuju kelas PD yang secara struktural paling penting di rekayasa: PD Linier Orde Satu. Berbeda dengan PD variabel terpisah yang membutuhkan bentuk produk f(x)·g(y), PD linier memiliki struktur aljabar yang lebih umum, yaitu y dan turunannya y prima hanya muncul berpangkat satu, sehingga selalu dapat diselesaikan dengan satu teknik universal: faktor integrasi. Modul ini membahas tiga teknik yang saling berkaitan erat: metode faktor integrasi untuk PD linier orde satu, pelinieran Persamaan Bernoulli (PD non-linier berpangkat y</w:t>
+      </w:r>
+      <w:r>
+        <w:rPr>
+          <w:rFonts w:ascii="Arial" w:hAnsi="Arial" w:cs="Arial"/>
+          <w:b w:val="0"/>
+          <w:i w:val="0"/>
+          <w:sz w:val="22"/>
+          <w:vertAlign w:val="superscript"/>
+        </w:rPr>
+        <w:t xml:space="preserve">n</w:t>
+      </w:r>
+      <w:r>
+        <w:rPr>
+          <w:rFonts w:ascii="Arial" w:hAnsi="Arial" w:cs="Arial"/>
+          <w:b w:val="0"/>
+          <w:i w:val="0"/>
+          <w:sz w:val="22"/>
+        </w:rPr>
+        <w:t xml:space="preserve">) melalui substitusi cerdas, dan reduksi orde untuk mengubah PD orde tinggi tanpa suku y eksplisit menjadi PD orde satu yang sudah dikuasai. Gambar 1 menunjukkan posisi Pertemuan 4 dalam keseluruhan alur mata kuliah.</w:t>
       </w:r>
     </w:p>
     <w:p>
@@ -2712,7 +2807,38 @@
           <w:color w:val="444444"/>
           <w:sz w:val="20"/>
         </w:rPr>
-        <w:t>Gambar 1. Posisi Pertemuan 4 (PD Linier Orde N, Bernoulli, Reduksi Orde) dalam alur mata kuliah Matematika 4, melanjutkan PD Homogen dan Eksak (P3).</w:t>
+        <w:t xml:space="preserve">Gambar 1. Posisi Pertemuan 4 (PD Linier Orde N, Bernoulli, Reduksi Orde) dalam alur mata kuliah Matematika 4, melanjutkan PD Homogen dan Eksak (</w:t>
+      </w:r>
+      <w:r>
+        <w:rPr>
+          <w:rFonts w:ascii="Arial" w:hAnsi="Arial" w:cs="Arial"/>
+          <w:b w:val="0"/>
+          <w:i/>
+          <w:color w:val="444444"/>
+          <w:sz w:val="20"/>
+        </w:rPr>
+        <w:t xml:space="preserve">P</w:t>
+      </w:r>
+      <w:r>
+        <w:rPr>
+          <w:rFonts w:ascii="Arial" w:hAnsi="Arial" w:cs="Arial"/>
+          <w:b w:val="0"/>
+          <w:i/>
+          <w:color w:val="444444"/>
+          <w:sz w:val="20"/>
+          <w:vertAlign w:val="subscript"/>
+        </w:rPr>
+        <w:t xml:space="preserve">3</w:t>
+      </w:r>
+      <w:r>
+        <w:rPr>
+          <w:rFonts w:ascii="Arial" w:hAnsi="Arial" w:cs="Arial"/>
+          <w:b w:val="0"/>
+          <w:i/>
+          <w:color w:val="444444"/>
+          <w:sz w:val="20"/>
+        </w:rPr>
+        <w:t xml:space="preserve">).</w:t>
       </w:r>
     </w:p>
     <w:p>
@@ -2727,7 +2853,45 @@
           <w:i w:val="0"/>
           <w:sz w:val="22"/>
         </w:rPr>
-        <w:t>Gambar 1 memperlihatkan bahwa Pertemuan 4 menyatukan tiga teknik penyelesaian PD orde satu dan orde tinggi yang seluruhnya bermuara pada satu konsep inti: faktor integrasi. Persamaan Bernoulli, meski tampak non-linier karena suku y pangkat n, dapat dilinierkan kembali dengan substitusi z = y^(1-n) sehingga metode faktor integrasi tetap berlaku. Demikian pula PD orde tinggi tanpa suku y eksplisit dapat direduksi menjadi PD orde satu melalui substitusi w = y^(n-1), lalu diselesaikan dengan metode yang sama sebelum diintegralkan kembali untuk memulihkan y.</w:t>
+        <w:t xml:space="preserve">Gambar 1 memperlihatkan bahwa Pertemuan 4 menyatukan tiga teknik penyelesaian PD orde satu dan orde tinggi yang seluruhnya bermuara pada satu konsep inti: faktor integrasi. Persamaan Bernoulli, meski tampak non-linier karena suku y pangkat n, dapat dilinierkan kembali dengan substitusi z = y</w:t>
+      </w:r>
+      <w:r>
+        <w:rPr>
+          <w:rFonts w:ascii="Arial" w:hAnsi="Arial" w:cs="Arial"/>
+          <w:b w:val="0"/>
+          <w:i w:val="0"/>
+          <w:sz w:val="22"/>
+          <w:vertAlign w:val="superscript"/>
+        </w:rPr>
+        <w:t xml:space="preserve">1-n</w:t>
+      </w:r>
+      <w:r>
+        <w:rPr>
+          <w:rFonts w:ascii="Arial" w:hAnsi="Arial" w:cs="Arial"/>
+          <w:b w:val="0"/>
+          <w:i w:val="0"/>
+          <w:sz w:val="22"/>
+        </w:rPr>
+        <w:t xml:space="preserve"> sehingga metode faktor integrasi tetap berlaku. Demikian pula PD orde tinggi tanpa suku y eksplisit dapat direduksi menjadi PD orde satu melalui substitusi w = y</w:t>
+      </w:r>
+      <w:r>
+        <w:rPr>
+          <w:rFonts w:ascii="Arial" w:hAnsi="Arial" w:cs="Arial"/>
+          <w:b w:val="0"/>
+          <w:i w:val="0"/>
+          <w:sz w:val="22"/>
+          <w:vertAlign w:val="superscript"/>
+        </w:rPr>
+        <w:t xml:space="preserve">n-1</w:t>
+      </w:r>
+      <w:r>
+        <w:rPr>
+          <w:rFonts w:ascii="Arial" w:hAnsi="Arial" w:cs="Arial"/>
+          <w:b w:val="0"/>
+          <w:i w:val="0"/>
+          <w:sz w:val="22"/>
+        </w:rPr>
+        <w:t xml:space="preserve">, lalu diselesaikan dengan metode yang sama sebelum diintegralkan kembali untuk memulihkan y.</w:t>
       </w:r>
     </w:p>
     <w:p>
@@ -2800,7 +2964,26 @@
           <w:i w:val="0"/>
           <w:sz w:val="22"/>
         </w:rPr>
-        <w:t>Setelah pertemuan ini mahasiswa dapat: membawa PD ke bentuk baku y prima + P(x)y = Q(x) dan menyelesaikannya dengan faktor integrasi; mengidentifikasi Persamaan Bernoulli dan melinierkannya dengan substitusi z = y^(1-n); mereduksi PD orde tinggi tanpa suku y eksplisit menjadi PD orde satu; serta memodelkan sistem dinamis rekayasa (pendinginan, rangkaian listrik, tangki pencampuran, jatuh bebas) sebagai PD linier dan menyelesaikannya baik secara analitik maupun numerik dengan Python.</w:t>
+        <w:t xml:space="preserve">Setelah pertemuan ini mahasiswa dapat: membawa PD ke bentuk baku y prima + P(x)y = Q(x) dan menyelesaikannya dengan faktor integrasi; mengidentifikasi Persamaan Bernoulli dan melinierkannya dengan substitusi z = y</w:t>
+      </w:r>
+      <w:r>
+        <w:rPr>
+          <w:rFonts w:ascii="Arial" w:hAnsi="Arial" w:cs="Arial"/>
+          <w:b w:val="0"/>
+          <w:i w:val="0"/>
+          <w:sz w:val="22"/>
+          <w:vertAlign w:val="superscript"/>
+        </w:rPr>
+        <w:t xml:space="preserve">1-n</w:t>
+      </w:r>
+      <w:r>
+        <w:rPr>
+          <w:rFonts w:ascii="Arial" w:hAnsi="Arial" w:cs="Arial"/>
+          <w:b w:val="0"/>
+          <w:i w:val="0"/>
+          <w:sz w:val="22"/>
+        </w:rPr>
+        <w:t xml:space="preserve">; mereduksi PD orde tinggi tanpa suku y eksplisit menjadi PD orde satu; serta memodelkan sistem dinamis rekayasa (pendinginan, rangkaian listrik, tangki pencampuran, jatuh bebas) sebagai PD linier dan menyelesaikannya baik secara analitik maupun numerik dengan Python.</w:t>
       </w:r>
     </w:p>
     <w:p>
@@ -2849,6 +3032,15 @@
         </w:rPr>
         <w:t>PD linier orde satu adalah tulang punggung pemodelan sistem dinamis orde pertama, mulai dari pendinginan benda, rangkaian RC/RL, hingga pencampuran zat dalam tangki. Ciri khasnya: y dan y prima berpangkat satu, sedangkan koefisien P dan Q adalah fungsi dari x saja (boleh rumit, asal bebas dari y).</w:t>
       </w:r>
+      <w:r>
+        <w:rPr>
+          <w:rFonts w:ascii="Arial" w:hAnsi="Arial" w:cs="Arial"/>
+          <w:b w:val="0"/>
+          <w:i w:val="0"/>
+          <w:sz w:val="22"/>
+        </w:rPr>
+        <w:t xml:space="preserve"> Hubungan ini dirangkum dalam Persamaan (1).</w:t>
+      </w:r>
     </w:p>
     <w:p>
       <w:pPr>
@@ -2865,6 +3057,16 @@
         </w:rPr>
         <w:t>y' + P(x)·y = Q(x)</w:t>
       </w:r>
+      <w:r>
+        <w:rPr>
+          <w:rFonts w:ascii="Arial" w:hAnsi="Arial" w:cs="Arial"/>
+          <w:b/>
+          <w:i/>
+          <w:color w:val="305496"/>
+          <w:sz w:val="22"/>
+        </w:rPr>
+        <w:t xml:space="preserve">   (1)</w:t>
+      </w:r>
     </w:p>
     <w:p>
       <w:pPr>
@@ -2887,7 +3089,54 @@
           <w:i w:val="0"/>
           <w:sz w:val="22"/>
         </w:rPr>
-        <w:t>Kunci penyelesaian PD linier adalah faktor integrasi u(x) = e^(∫P(x) dx). Mengalikan kedua ruas PD dengan u membuat ruas kiri menjadi turunan dari produk [y·u] prima. Ini dapat dibuktikan lewat aturan turunan produk: [y·u] prima = y prima·u + y·u prima. Agar ruas kiri (y prima + P·y)·u sama dengan [y·u] prima, disyaratkan u prima = P·u, yang berarti du/u = P dx, sehingga ln u = ∫P dx dan u = e^(∫P dx). Dengan pilihan u ini, seluruh PD tinggal diintegralkan sekali untuk memperoleh y·u = ∫Q·u dx + c.</w:t>
+        <w:t xml:space="preserve">Kunci penyelesaian PD linier adalah faktor integrasi u(x) = e</w:t>
+      </w:r>
+      <w:r>
+        <w:rPr>
+          <w:rFonts w:ascii="Arial" w:hAnsi="Arial" w:cs="Arial"/>
+          <w:b w:val="0"/>
+          <w:i w:val="0"/>
+          <w:sz w:val="22"/>
+          <w:vertAlign w:val="superscript"/>
+        </w:rPr>
+        <w:t xml:space="preserve">∫P(x) dx</w:t>
+      </w:r>
+      <w:r>
+        <w:rPr>
+          <w:rFonts w:ascii="Arial" w:hAnsi="Arial" w:cs="Arial"/>
+          <w:b w:val="0"/>
+          <w:i w:val="0"/>
+          <w:sz w:val="22"/>
+        </w:rPr>
+        <w:t xml:space="preserve">. Mengalikan kedua ruas PD dengan u membuat ruas kiri menjadi turunan dari produk [y·u] prima. Ini dapat dibuktikan lewat aturan turunan produk: [y·u] prima = y prima·u + y·u prima. Agar ruas kiri (y prima + P·y)·u sama dengan [y·u] prima, disyaratkan u prima = P·u, yang berarti du/u = P dx, sehingga ln u = ∫P dx dan u = e</w:t>
+      </w:r>
+      <w:r>
+        <w:rPr>
+          <w:rFonts w:ascii="Arial" w:hAnsi="Arial" w:cs="Arial"/>
+          <w:b w:val="0"/>
+          <w:i w:val="0"/>
+          <w:sz w:val="22"/>
+          <w:vertAlign w:val="superscript"/>
+        </w:rPr>
+        <w:t xml:space="preserve">∫P dx</w:t>
+      </w:r>
+      <w:r>
+        <w:rPr>
+          <w:rFonts w:ascii="Arial" w:hAnsi="Arial" w:cs="Arial"/>
+          <w:b w:val="0"/>
+          <w:i w:val="0"/>
+          <w:sz w:val="22"/>
+        </w:rPr>
+        <w:t xml:space="preserve">. Dengan pilihan u ini, seluruh PD tinggal diintegralkan sekali untuk memperoleh y·u = ∫Q·u dx + c.</w:t>
+      </w:r>
+      <w:r>
+        <w:rPr>
+          <w:rFonts w:ascii="Arial" w:hAnsi="Arial" w:cs="Arial"/>
+          <w:b w:val="0"/>
+          <w:i w:val="0"/>
+          <w:sz w:val="22"/>
+        </w:rPr>
+        <w:t xml:space="preserve"> Bentuk ringkasnya dituliskan pada Persamaan (2).</w:t>
       </w:r>
     </w:p>
     <w:p>
@@ -2904,6 +3153,16 @@
           <w:sz w:val="22"/>
         </w:rPr>
         <w:t>y·u = ∫Q(x)·u dx + c</w:t>
+      </w:r>
+      <w:r>
+        <w:rPr>
+          <w:rFonts w:ascii="Arial" w:hAnsi="Arial" w:cs="Arial"/>
+          <w:b/>
+          <w:i/>
+          <w:color w:val="305496"/>
+          <w:sz w:val="22"/>
+        </w:rPr>
+        <w:t xml:space="preserve">   (2)</w:t>
       </w:r>
     </w:p>
     <w:p>
@@ -3333,7 +3592,17 @@
                 <w:i w:val="0"/>
                 <w:sz w:val="19"/>
               </w:rPr>
-              <w:t>Tentukan faktor integrasi u = e^(∫P dx)</w:t>
+              <w:t xml:space="preserve">Tentukan faktor integrasi u = e</w:t>
+            </w:r>
+            <w:r>
+              <w:rPr>
+                <w:rFonts w:ascii="Arial" w:hAnsi="Arial" w:cs="Arial"/>
+                <w:b w:val="0"/>
+                <w:i w:val="0"/>
+                <w:sz w:val="19"/>
+                <w:vertAlign w:val="superscript"/>
+              </w:rPr>
+              <w:t xml:space="preserve">∫P dx</w:t>
             </w:r>
           </w:p>
         </w:tc>
@@ -3359,7 +3628,26 @@
                 <w:i w:val="0"/>
                 <w:sz w:val="19"/>
               </w:rPr>
-              <w:t>Sederhanakan dengan e^(ln f) = f</w:t>
+              <w:t xml:space="preserve">Sederhanakan dengan e</w:t>
+            </w:r>
+            <w:r>
+              <w:rPr>
+                <w:rFonts w:ascii="Arial" w:hAnsi="Arial" w:cs="Arial"/>
+                <w:b w:val="0"/>
+                <w:i w:val="0"/>
+                <w:sz w:val="19"/>
+                <w:vertAlign w:val="superscript"/>
+              </w:rPr>
+              <w:t xml:space="preserve">ln f</w:t>
+            </w:r>
+            <w:r>
+              <w:rPr>
+                <w:rFonts w:ascii="Arial" w:hAnsi="Arial" w:cs="Arial"/>
+                <w:b w:val="0"/>
+                <w:i w:val="0"/>
+                <w:sz w:val="19"/>
+              </w:rPr>
+              <w:t xml:space="preserve"> = f</w:t>
             </w:r>
           </w:p>
         </w:tc>
@@ -3554,7 +3842,225 @@
           <w:i w:val="0"/>
           <w:sz w:val="22"/>
         </w:rPr>
-        <w:t>Selesaikan y prima + 3y = e^(2x). Identifikasi P = 3 (konstan), Q = e^(2x). Faktor integrasi u = e^(∫3 dx) = e^(3x). Kalikan PD dengan u: [y·e^(3x)] prima = e^(2x)·e^(3x) = e^(5x). Integralkan: y·e^(3x) = (1/5)e^(5x) + c. Bagi dengan e^(3x) diperoleh solusi umum.</w:t>
+        <w:t xml:space="preserve">Selesaikan y prima + 3y = e</w:t>
+      </w:r>
+      <w:r>
+        <w:rPr>
+          <w:rFonts w:ascii="Arial" w:hAnsi="Arial" w:cs="Arial"/>
+          <w:b w:val="0"/>
+          <w:i w:val="0"/>
+          <w:sz w:val="22"/>
+          <w:vertAlign w:val="superscript"/>
+        </w:rPr>
+        <w:t xml:space="preserve">2x</w:t>
+      </w:r>
+      <w:r>
+        <w:rPr>
+          <w:rFonts w:ascii="Arial" w:hAnsi="Arial" w:cs="Arial"/>
+          <w:b w:val="0"/>
+          <w:i w:val="0"/>
+          <w:sz w:val="22"/>
+        </w:rPr>
+        <w:t xml:space="preserve">. Identifikasi P = 3 (konstan), Q = e</w:t>
+      </w:r>
+      <w:r>
+        <w:rPr>
+          <w:rFonts w:ascii="Arial" w:hAnsi="Arial" w:cs="Arial"/>
+          <w:b w:val="0"/>
+          <w:i w:val="0"/>
+          <w:sz w:val="22"/>
+          <w:vertAlign w:val="superscript"/>
+        </w:rPr>
+        <w:t xml:space="preserve">2x</w:t>
+      </w:r>
+      <w:r>
+        <w:rPr>
+          <w:rFonts w:ascii="Arial" w:hAnsi="Arial" w:cs="Arial"/>
+          <w:b w:val="0"/>
+          <w:i w:val="0"/>
+          <w:sz w:val="22"/>
+        </w:rPr>
+        <w:t xml:space="preserve">. Faktor integrasi u = e</w:t>
+      </w:r>
+      <w:r>
+        <w:rPr>
+          <w:rFonts w:ascii="Arial" w:hAnsi="Arial" w:cs="Arial"/>
+          <w:b w:val="0"/>
+          <w:i w:val="0"/>
+          <w:sz w:val="22"/>
+          <w:vertAlign w:val="superscript"/>
+        </w:rPr>
+        <w:t xml:space="preserve">∫3 dx</w:t>
+      </w:r>
+      <w:r>
+        <w:rPr>
+          <w:rFonts w:ascii="Arial" w:hAnsi="Arial" w:cs="Arial"/>
+          <w:b w:val="0"/>
+          <w:i w:val="0"/>
+          <w:sz w:val="22"/>
+        </w:rPr>
+        <w:t xml:space="preserve"> = e</w:t>
+      </w:r>
+      <w:r>
+        <w:rPr>
+          <w:rFonts w:ascii="Arial" w:hAnsi="Arial" w:cs="Arial"/>
+          <w:b w:val="0"/>
+          <w:i w:val="0"/>
+          <w:sz w:val="22"/>
+          <w:vertAlign w:val="superscript"/>
+        </w:rPr>
+        <w:t xml:space="preserve">3x</w:t>
+      </w:r>
+      <w:r>
+        <w:rPr>
+          <w:rFonts w:ascii="Arial" w:hAnsi="Arial" w:cs="Arial"/>
+          <w:b w:val="0"/>
+          <w:i w:val="0"/>
+          <w:sz w:val="22"/>
+        </w:rPr>
+        <w:t xml:space="preserve">. Kalikan PD dengan u: [y·e</w:t>
+      </w:r>
+      <w:r>
+        <w:rPr>
+          <w:rFonts w:ascii="Arial" w:hAnsi="Arial" w:cs="Arial"/>
+          <w:b w:val="0"/>
+          <w:i w:val="0"/>
+          <w:sz w:val="22"/>
+          <w:vertAlign w:val="superscript"/>
+        </w:rPr>
+        <w:t xml:space="preserve">3x</w:t>
+      </w:r>
+      <w:r>
+        <w:rPr>
+          <w:rFonts w:ascii="Arial" w:hAnsi="Arial" w:cs="Arial"/>
+          <w:b w:val="0"/>
+          <w:i w:val="0"/>
+          <w:sz w:val="22"/>
+        </w:rPr>
+        <w:t xml:space="preserve">] prima = e</w:t>
+      </w:r>
+      <w:r>
+        <w:rPr>
+          <w:rFonts w:ascii="Arial" w:hAnsi="Arial" w:cs="Arial"/>
+          <w:b w:val="0"/>
+          <w:i w:val="0"/>
+          <w:sz w:val="22"/>
+          <w:vertAlign w:val="superscript"/>
+        </w:rPr>
+        <w:t xml:space="preserve">2x</w:t>
+      </w:r>
+      <w:r>
+        <w:rPr>
+          <w:rFonts w:ascii="Arial" w:hAnsi="Arial" w:cs="Arial"/>
+          <w:b w:val="0"/>
+          <w:i w:val="0"/>
+          <w:sz w:val="22"/>
+        </w:rPr>
+        <w:t xml:space="preserve">·e</w:t>
+      </w:r>
+      <w:r>
+        <w:rPr>
+          <w:rFonts w:ascii="Arial" w:hAnsi="Arial" w:cs="Arial"/>
+          <w:b w:val="0"/>
+          <w:i w:val="0"/>
+          <w:sz w:val="22"/>
+          <w:vertAlign w:val="superscript"/>
+        </w:rPr>
+        <w:t xml:space="preserve">3x</w:t>
+      </w:r>
+      <w:r>
+        <w:rPr>
+          <w:rFonts w:ascii="Arial" w:hAnsi="Arial" w:cs="Arial"/>
+          <w:b w:val="0"/>
+          <w:i w:val="0"/>
+          <w:sz w:val="22"/>
+        </w:rPr>
+        <w:t xml:space="preserve"> = e</w:t>
+      </w:r>
+      <w:r>
+        <w:rPr>
+          <w:rFonts w:ascii="Arial" w:hAnsi="Arial" w:cs="Arial"/>
+          <w:b w:val="0"/>
+          <w:i w:val="0"/>
+          <w:sz w:val="22"/>
+          <w:vertAlign w:val="superscript"/>
+        </w:rPr>
+        <w:t xml:space="preserve">5x</w:t>
+      </w:r>
+      <w:r>
+        <w:rPr>
+          <w:rFonts w:ascii="Arial" w:hAnsi="Arial" w:cs="Arial"/>
+          <w:b w:val="0"/>
+          <w:i w:val="0"/>
+          <w:sz w:val="22"/>
+        </w:rPr>
+        <w:t xml:space="preserve">. Integralkan: y·e</w:t>
+      </w:r>
+      <w:r>
+        <w:rPr>
+          <w:rFonts w:ascii="Arial" w:hAnsi="Arial" w:cs="Arial"/>
+          <w:b w:val="0"/>
+          <w:i w:val="0"/>
+          <w:sz w:val="22"/>
+          <w:vertAlign w:val="superscript"/>
+        </w:rPr>
+        <w:t xml:space="preserve">3x</w:t>
+      </w:r>
+      <w:r>
+        <w:rPr>
+          <w:rFonts w:ascii="Arial" w:hAnsi="Arial" w:cs="Arial"/>
+          <w:b w:val="0"/>
+          <w:i w:val="0"/>
+          <w:sz w:val="22"/>
+        </w:rPr>
+        <w:t xml:space="preserve"> = (1/5)e</w:t>
+      </w:r>
+      <w:r>
+        <w:rPr>
+          <w:rFonts w:ascii="Arial" w:hAnsi="Arial" w:cs="Arial"/>
+          <w:b w:val="0"/>
+          <w:i w:val="0"/>
+          <w:sz w:val="22"/>
+          <w:vertAlign w:val="superscript"/>
+        </w:rPr>
+        <w:t xml:space="preserve">5x</w:t>
+      </w:r>
+      <w:r>
+        <w:rPr>
+          <w:rFonts w:ascii="Arial" w:hAnsi="Arial" w:cs="Arial"/>
+          <w:b w:val="0"/>
+          <w:i w:val="0"/>
+          <w:sz w:val="22"/>
+        </w:rPr>
+        <w:t xml:space="preserve"> + c. Bagi dengan e</w:t>
+      </w:r>
+      <w:r>
+        <w:rPr>
+          <w:rFonts w:ascii="Arial" w:hAnsi="Arial" w:cs="Arial"/>
+          <w:b w:val="0"/>
+          <w:i w:val="0"/>
+          <w:sz w:val="22"/>
+          <w:vertAlign w:val="superscript"/>
+        </w:rPr>
+        <w:t xml:space="preserve">3x</w:t>
+      </w:r>
+      <w:r>
+        <w:rPr>
+          <w:rFonts w:ascii="Arial" w:hAnsi="Arial" w:cs="Arial"/>
+          <w:b w:val="0"/>
+          <w:i w:val="0"/>
+          <w:sz w:val="22"/>
+        </w:rPr>
+        <w:t xml:space="preserve"> diperoleh solusi umum.</w:t>
+      </w:r>
+      <w:r>
+        <w:rPr>
+          <w:rFonts w:ascii="Arial" w:hAnsi="Arial" w:cs="Arial"/>
+          <w:b w:val="0"/>
+          <w:i w:val="0"/>
+          <w:sz w:val="22"/>
+        </w:rPr>
+        <w:t xml:space="preserve"> Persamaan (3) memadatkan aturan tersebut.</w:t>
       </w:r>
     </w:p>
     <w:p>
@@ -3570,7 +4076,49 @@
           <w:color w:val="305496"/>
           <w:sz w:val="22"/>
         </w:rPr>
-        <w:t>✓ Solusi Umum:   y = (1/5)·e^(2x) + C·e^(−3x)</w:t>
+        <w:t xml:space="preserve">✓ Solusi Umum:   y = (1/5)·e</w:t>
+      </w:r>
+      <w:r>
+        <w:rPr>
+          <w:rFonts w:ascii="Arial" w:hAnsi="Arial" w:cs="Arial"/>
+          <w:b/>
+          <w:i/>
+          <w:color w:val="305496"/>
+          <w:sz w:val="22"/>
+          <w:vertAlign w:val="superscript"/>
+        </w:rPr>
+        <w:t xml:space="preserve">2x</w:t>
+      </w:r>
+      <w:r>
+        <w:rPr>
+          <w:rFonts w:ascii="Arial" w:hAnsi="Arial" w:cs="Arial"/>
+          <w:b/>
+          <w:i/>
+          <w:color w:val="305496"/>
+          <w:sz w:val="22"/>
+        </w:rPr>
+        <w:t xml:space="preserve"> + C·e</w:t>
+      </w:r>
+      <w:r>
+        <w:rPr>
+          <w:rFonts w:ascii="Arial" w:hAnsi="Arial" w:cs="Arial"/>
+          <w:b/>
+          <w:i/>
+          <w:color w:val="305496"/>
+          <w:sz w:val="22"/>
+          <w:vertAlign w:val="superscript"/>
+        </w:rPr>
+        <w:t xml:space="preserve">−3x</w:t>
+      </w:r>
+      <w:r>
+        <w:rPr>
+          <w:rFonts w:ascii="Arial" w:hAnsi="Arial" w:cs="Arial"/>
+          <w:b/>
+          <w:i/>
+          <w:color w:val="305496"/>
+          <w:sz w:val="22"/>
+        </w:rPr>
+        <w:t xml:space="preserve">   (3)</w:t>
       </w:r>
     </w:p>
     <w:p>
@@ -3627,7 +4175,28 @@
           <w:color w:val="444444"/>
           <w:sz w:val="20"/>
         </w:rPr>
-        <w:t>Gambar 3. Keluarga kurva solusi PD linier y prima + 3y = e^(2x) untuk enam nilai konstanta C berbeda; kurva abu-abu adalah solusi partikular (C=0).</w:t>
+        <w:t xml:space="preserve">Gambar 3. Keluarga kurva solusi PD linier y prima + 3y = e</w:t>
+      </w:r>
+      <w:r>
+        <w:rPr>
+          <w:rFonts w:ascii="Arial" w:hAnsi="Arial" w:cs="Arial"/>
+          <w:b w:val="0"/>
+          <w:i/>
+          <w:color w:val="444444"/>
+          <w:sz w:val="20"/>
+          <w:vertAlign w:val="superscript"/>
+        </w:rPr>
+        <w:t xml:space="preserve">2x</w:t>
+      </w:r>
+      <w:r>
+        <w:rPr>
+          <w:rFonts w:ascii="Arial" w:hAnsi="Arial" w:cs="Arial"/>
+          <w:b w:val="0"/>
+          <w:i/>
+          <w:color w:val="444444"/>
+          <w:sz w:val="20"/>
+        </w:rPr>
+        <w:t xml:space="preserve"> untuk enam nilai konstanta C berbeda; kurva abu-abu adalah solusi partikular (C=0).</w:t>
       </w:r>
     </w:p>
     <w:p>
@@ -3642,7 +4211,101 @@
           <w:i w:val="0"/>
           <w:sz w:val="22"/>
         </w:rPr>
-        <w:t>Gambar 3 memperlihatkan bahwa tanpa syarat awal, PD linier orde satu memiliki tak hingga banyak solusi valid, satu untuk tiap nilai C, seluruhnya sah secara matematis. Perhatikan bahwa untuk x membesar, suku e^(2x) mendominasi pertumbuhan sehingga seluruh kurva bertemu dan mengikuti pola yang sama, sedangkan untuk x negatif suku C·e^(−3x) mendominasi dan kurva-kurva menyebar tajam tergantung tanda C. Baru setelah satu syarat awal y(x0) = y0 diberikan, solusi menjadi unik: substitusi langsung ke solusi umum untuk menentukan nilai C secara pasti.</w:t>
+        <w:t xml:space="preserve">Gambar 3 memperlihatkan bahwa tanpa syarat awal, PD linier orde satu memiliki tak hingga banyak solusi valid, satu untuk tiap nilai C, seluruhnya sah secara matematis. Perhatikan bahwa untuk x membesar, suku e</w:t>
+      </w:r>
+      <w:r>
+        <w:rPr>
+          <w:rFonts w:ascii="Arial" w:hAnsi="Arial" w:cs="Arial"/>
+          <w:b w:val="0"/>
+          <w:i w:val="0"/>
+          <w:sz w:val="22"/>
+          <w:vertAlign w:val="superscript"/>
+        </w:rPr>
+        <w:t xml:space="preserve">2x</w:t>
+      </w:r>
+      <w:r>
+        <w:rPr>
+          <w:rFonts w:ascii="Arial" w:hAnsi="Arial" w:cs="Arial"/>
+          <w:b w:val="0"/>
+          <w:i w:val="0"/>
+          <w:sz w:val="22"/>
+        </w:rPr>
+        <w:t xml:space="preserve"> mendominasi pertumbuhan sehingga seluruh kurva bertemu dan mengikuti pola yang sama, sedangkan untuk x negatif suku C·e</w:t>
+      </w:r>
+      <w:r>
+        <w:rPr>
+          <w:rFonts w:ascii="Arial" w:hAnsi="Arial" w:cs="Arial"/>
+          <w:b w:val="0"/>
+          <w:i w:val="0"/>
+          <w:sz w:val="22"/>
+          <w:vertAlign w:val="superscript"/>
+        </w:rPr>
+        <w:t xml:space="preserve">−3x</w:t>
+      </w:r>
+      <w:r>
+        <w:rPr>
+          <w:rFonts w:ascii="Arial" w:hAnsi="Arial" w:cs="Arial"/>
+          <w:b w:val="0"/>
+          <w:i w:val="0"/>
+          <w:sz w:val="22"/>
+        </w:rPr>
+        <w:t xml:space="preserve"> mendominasi dan kurva-kurva menyebar tajam tergantung tanda C. Baru setelah satu syarat awal y(</w:t>
+      </w:r>
+      <w:r>
+        <w:rPr>
+          <w:rFonts w:ascii="Arial" w:hAnsi="Arial" w:cs="Arial"/>
+          <w:b w:val="0"/>
+          <w:i w:val="0"/>
+          <w:sz w:val="22"/>
+        </w:rPr>
+        <w:t xml:space="preserve">x</w:t>
+      </w:r>
+      <w:r>
+        <w:rPr>
+          <w:rFonts w:ascii="Arial" w:hAnsi="Arial" w:cs="Arial"/>
+          <w:b w:val="0"/>
+          <w:i w:val="0"/>
+          <w:sz w:val="22"/>
+          <w:vertAlign w:val="subscript"/>
+        </w:rPr>
+        <w:t xml:space="preserve">0</w:t>
+      </w:r>
+      <w:r>
+        <w:rPr>
+          <w:rFonts w:ascii="Arial" w:hAnsi="Arial" w:cs="Arial"/>
+          <w:b w:val="0"/>
+          <w:i w:val="0"/>
+          <w:sz w:val="22"/>
+        </w:rPr>
+        <w:t xml:space="preserve">) = </w:t>
+      </w:r>
+      <w:r>
+        <w:rPr>
+          <w:rFonts w:ascii="Arial" w:hAnsi="Arial" w:cs="Arial"/>
+          <w:b w:val="0"/>
+          <w:i w:val="0"/>
+          <w:sz w:val="22"/>
+        </w:rPr>
+        <w:t xml:space="preserve">y</w:t>
+      </w:r>
+      <w:r>
+        <w:rPr>
+          <w:rFonts w:ascii="Arial" w:hAnsi="Arial" w:cs="Arial"/>
+          <w:b w:val="0"/>
+          <w:i w:val="0"/>
+          <w:sz w:val="22"/>
+          <w:vertAlign w:val="subscript"/>
+        </w:rPr>
+        <w:t xml:space="preserve">0</w:t>
+      </w:r>
+      <w:r>
+        <w:rPr>
+          <w:rFonts w:ascii="Arial" w:hAnsi="Arial" w:cs="Arial"/>
+          <w:b w:val="0"/>
+          <w:i w:val="0"/>
+          <w:sz w:val="22"/>
+        </w:rPr>
+        <w:t xml:space="preserve"> diberikan, solusi menjadi unik: substitusi langsung ke solusi umum untuk menentukan nilai C secara pasti.</w:t>
       </w:r>
     </w:p>
     <w:p>
@@ -3666,7 +4329,149 @@
           <w:i w:val="0"/>
           <w:sz w:val="22"/>
         </w:rPr>
-        <w:t>Selesaikan xy prima + (1−x)y = 4x·e^x·ln x. Bagi seluruh PD dengan x agar koefisien y prima menjadi 1: y prima + (1/x − 1)y = 4e^x·ln x, sehingga P(x) = 1/x − 1 dan Q(x) = 4e^x·ln x. Hitung ∫P dx = ln x − x, sehingga faktor integrasi u = e^(ln x − x) = x·e^(−x). Suku e^x dan e^(−x) saling meniadakan pada Q·u = 4x·ln x, dan integral ∫4x·ln x dx = 2x²·ln x − x² diselesaikan dengan integral parsial (pilih u=ln x, dv=x dx).</w:t>
+        <w:t xml:space="preserve">Selesaikan xy prima + (1−x)y = 4x·e</w:t>
+      </w:r>
+      <w:r>
+        <w:rPr>
+          <w:rFonts w:ascii="Arial" w:hAnsi="Arial" w:cs="Arial"/>
+          <w:b w:val="0"/>
+          <w:i w:val="0"/>
+          <w:sz w:val="22"/>
+          <w:vertAlign w:val="superscript"/>
+        </w:rPr>
+        <w:t xml:space="preserve">x</w:t>
+      </w:r>
+      <w:r>
+        <w:rPr>
+          <w:rFonts w:ascii="Arial" w:hAnsi="Arial" w:cs="Arial"/>
+          <w:b w:val="0"/>
+          <w:i w:val="0"/>
+          <w:sz w:val="22"/>
+        </w:rPr>
+        <w:t xml:space="preserve">·ln x. Bagi seluruh PD dengan x agar koefisien y prima menjadi 1: y prima + (1/x − 1)y = 4e</w:t>
+      </w:r>
+      <w:r>
+        <w:rPr>
+          <w:rFonts w:ascii="Arial" w:hAnsi="Arial" w:cs="Arial"/>
+          <w:b w:val="0"/>
+          <w:i w:val="0"/>
+          <w:sz w:val="22"/>
+          <w:vertAlign w:val="superscript"/>
+        </w:rPr>
+        <w:t xml:space="preserve">x</w:t>
+      </w:r>
+      <w:r>
+        <w:rPr>
+          <w:rFonts w:ascii="Arial" w:hAnsi="Arial" w:cs="Arial"/>
+          <w:b w:val="0"/>
+          <w:i w:val="0"/>
+          <w:sz w:val="22"/>
+        </w:rPr>
+        <w:t xml:space="preserve">·ln x, sehingga P(x) = 1/x − 1 dan Q(x) = 4e</w:t>
+      </w:r>
+      <w:r>
+        <w:rPr>
+          <w:rFonts w:ascii="Arial" w:hAnsi="Arial" w:cs="Arial"/>
+          <w:b w:val="0"/>
+          <w:i w:val="0"/>
+          <w:sz w:val="22"/>
+          <w:vertAlign w:val="superscript"/>
+        </w:rPr>
+        <w:t xml:space="preserve">x</w:t>
+      </w:r>
+      <w:r>
+        <w:rPr>
+          <w:rFonts w:ascii="Arial" w:hAnsi="Arial" w:cs="Arial"/>
+          <w:b w:val="0"/>
+          <w:i w:val="0"/>
+          <w:sz w:val="22"/>
+        </w:rPr>
+        <w:t xml:space="preserve">·ln x. Hitung ∫P dx = ln x − x, sehingga faktor integrasi u = e</w:t>
+      </w:r>
+      <w:r>
+        <w:rPr>
+          <w:rFonts w:ascii="Arial" w:hAnsi="Arial" w:cs="Arial"/>
+          <w:b w:val="0"/>
+          <w:i w:val="0"/>
+          <w:sz w:val="22"/>
+          <w:vertAlign w:val="superscript"/>
+        </w:rPr>
+        <w:t xml:space="preserve">ln x − x</w:t>
+      </w:r>
+      <w:r>
+        <w:rPr>
+          <w:rFonts w:ascii="Arial" w:hAnsi="Arial" w:cs="Arial"/>
+          <w:b w:val="0"/>
+          <w:i w:val="0"/>
+          <w:sz w:val="22"/>
+        </w:rPr>
+        <w:t xml:space="preserve"> = x·e</w:t>
+      </w:r>
+      <w:r>
+        <w:rPr>
+          <w:rFonts w:ascii="Arial" w:hAnsi="Arial" w:cs="Arial"/>
+          <w:b w:val="0"/>
+          <w:i w:val="0"/>
+          <w:sz w:val="22"/>
+          <w:vertAlign w:val="superscript"/>
+        </w:rPr>
+        <w:t xml:space="preserve">−x</w:t>
+      </w:r>
+      <w:r>
+        <w:rPr>
+          <w:rFonts w:ascii="Arial" w:hAnsi="Arial" w:cs="Arial"/>
+          <w:b w:val="0"/>
+          <w:i w:val="0"/>
+          <w:sz w:val="22"/>
+        </w:rPr>
+        <w:t xml:space="preserve">. Suku e</w:t>
+      </w:r>
+      <w:r>
+        <w:rPr>
+          <w:rFonts w:ascii="Arial" w:hAnsi="Arial" w:cs="Arial"/>
+          <w:b w:val="0"/>
+          <w:i w:val="0"/>
+          <w:sz w:val="22"/>
+          <w:vertAlign w:val="superscript"/>
+        </w:rPr>
+        <w:t xml:space="preserve">x</w:t>
+      </w:r>
+      <w:r>
+        <w:rPr>
+          <w:rFonts w:ascii="Arial" w:hAnsi="Arial" w:cs="Arial"/>
+          <w:b w:val="0"/>
+          <w:i w:val="0"/>
+          <w:sz w:val="22"/>
+        </w:rPr>
+        <w:t xml:space="preserve"> dan e</w:t>
+      </w:r>
+      <w:r>
+        <w:rPr>
+          <w:rFonts w:ascii="Arial" w:hAnsi="Arial" w:cs="Arial"/>
+          <w:b w:val="0"/>
+          <w:i w:val="0"/>
+          <w:sz w:val="22"/>
+          <w:vertAlign w:val="superscript"/>
+        </w:rPr>
+        <w:t xml:space="preserve">−x</w:t>
+      </w:r>
+      <w:r>
+        <w:rPr>
+          <w:rFonts w:ascii="Arial" w:hAnsi="Arial" w:cs="Arial"/>
+          <w:b w:val="0"/>
+          <w:i w:val="0"/>
+          <w:sz w:val="22"/>
+        </w:rPr>
+        <w:t xml:space="preserve"> saling meniadakan pada Q·u = 4x·ln x, dan integral ∫4x·ln x dx = 2x²·ln x − x² diselesaikan dengan integral parsial (pilih u=ln x, dv=x dx).</w:t>
+      </w:r>
+      <w:r>
+        <w:rPr>
+          <w:rFonts w:ascii="Arial" w:hAnsi="Arial" w:cs="Arial"/>
+          <w:b w:val="0"/>
+          <w:i w:val="0"/>
+          <w:sz w:val="22"/>
+        </w:rPr>
+        <w:t xml:space="preserve"> Rangkuman kuantitatifnya tertulis pada Persamaan (4).</w:t>
       </w:r>
     </w:p>
     <w:p>
@@ -3682,7 +4487,38 @@
           <w:color w:val="305496"/>
           <w:sz w:val="22"/>
         </w:rPr>
-        <w:t>✓ Solusi Umum:   y·x·e^(−x) = x²(2·ln x − 1) + c</w:t>
+        <w:t xml:space="preserve">✓ Solusi Umum:   y·x·e</w:t>
+      </w:r>
+      <w:r>
+        <w:rPr>
+          <w:rFonts w:ascii="Arial" w:hAnsi="Arial" w:cs="Arial"/>
+          <w:b/>
+          <w:i/>
+          <w:color w:val="305496"/>
+          <w:sz w:val="22"/>
+          <w:vertAlign w:val="superscript"/>
+        </w:rPr>
+        <w:t xml:space="preserve">−x</w:t>
+      </w:r>
+      <w:r>
+        <w:rPr>
+          <w:rFonts w:ascii="Arial" w:hAnsi="Arial" w:cs="Arial"/>
+          <w:b/>
+          <w:i/>
+          <w:color w:val="305496"/>
+          <w:sz w:val="22"/>
+        </w:rPr>
+        <w:t xml:space="preserve"> = x²(2·ln x − 1) + c</w:t>
+      </w:r>
+      <w:r>
+        <w:rPr>
+          <w:rFonts w:ascii="Arial" w:hAnsi="Arial" w:cs="Arial"/>
+          <w:b/>
+          <w:i/>
+          <w:color w:val="305496"/>
+          <w:sz w:val="22"/>
+        </w:rPr>
+        <w:t xml:space="preserve">   (4)</w:t>
       </w:r>
     </w:p>
     <w:p>
@@ -3706,7 +4542,54 @@
           <w:i w:val="0"/>
           <w:sz w:val="22"/>
         </w:rPr>
-        <w:t>Selesaikan (1−x)y prima + xy = x(x−1)² dengan y(0) = 24. Bagi dengan (1−x): y prima + [x/(1−x)]y = x(x−1)²/(1−x). Tulis ulang x/(1−x) = −1 + 1/(1−x) agar integralnya penjumlahan dua suku elementer: ∫P dx = −x − ln(1−x). Faktor integrasi u = e^(−x−ln(1−x)) = e^(−x)/(1−x). Substitusi syarat awal x=0, y=24 pada solusi umum memberi 24 = c − 1, sehingga c = 25.</w:t>
+        <w:t xml:space="preserve">Selesaikan (1−x)y prima + xy = x(x−1)² dengan y(0) = 24. Bagi dengan (1−x): y prima + [x/(1−x)]y = x(x−1)²/(1−x). Tulis ulang x/(1−x) = −1 + 1/(1−x) agar integralnya penjumlahan dua suku elementer: ∫P dx = −x − ln(1−x). Faktor integrasi u = e</w:t>
+      </w:r>
+      <w:r>
+        <w:rPr>
+          <w:rFonts w:ascii="Arial" w:hAnsi="Arial" w:cs="Arial"/>
+          <w:b w:val="0"/>
+          <w:i w:val="0"/>
+          <w:sz w:val="22"/>
+          <w:vertAlign w:val="superscript"/>
+        </w:rPr>
+        <w:t xml:space="preserve">−x−ln(1−x)</w:t>
+      </w:r>
+      <w:r>
+        <w:rPr>
+          <w:rFonts w:ascii="Arial" w:hAnsi="Arial" w:cs="Arial"/>
+          <w:b w:val="0"/>
+          <w:i w:val="0"/>
+          <w:sz w:val="22"/>
+        </w:rPr>
+        <w:t xml:space="preserve"> = e</w:t>
+      </w:r>
+      <w:r>
+        <w:rPr>
+          <w:rFonts w:ascii="Arial" w:hAnsi="Arial" w:cs="Arial"/>
+          <w:b w:val="0"/>
+          <w:i w:val="0"/>
+          <w:sz w:val="22"/>
+          <w:vertAlign w:val="superscript"/>
+        </w:rPr>
+        <w:t xml:space="preserve">−x</w:t>
+      </w:r>
+      <w:r>
+        <w:rPr>
+          <w:rFonts w:ascii="Arial" w:hAnsi="Arial" w:cs="Arial"/>
+          <w:b w:val="0"/>
+          <w:i w:val="0"/>
+          <w:sz w:val="22"/>
+        </w:rPr>
+        <w:t xml:space="preserve">/(1−x). Substitusi syarat awal x=0, y=24 pada solusi umum memberi 24 = c − 1, sehingga c = 25.</w:t>
+      </w:r>
+      <w:r>
+        <w:rPr>
+          <w:rFonts w:ascii="Arial" w:hAnsi="Arial" w:cs="Arial"/>
+          <w:b w:val="0"/>
+          <w:i w:val="0"/>
+          <w:sz w:val="22"/>
+        </w:rPr>
+        <w:t xml:space="preserve"> Hubungan ini dirangkum dalam Persamaan (5).</w:t>
       </w:r>
     </w:p>
     <w:p>
@@ -3722,7 +4605,59 @@
           <w:color w:val="305496"/>
           <w:sz w:val="22"/>
         </w:rPr>
-        <w:t>✓ Solusi Khusus:   y·e^(−x) = (1−x)·[25 − e^(−x)(1+x)]</w:t>
+        <w:t xml:space="preserve">✓ Solusi Khusus:   y·e</w:t>
+      </w:r>
+      <w:r>
+        <w:rPr>
+          <w:rFonts w:ascii="Arial" w:hAnsi="Arial" w:cs="Arial"/>
+          <w:b/>
+          <w:i/>
+          <w:color w:val="305496"/>
+          <w:sz w:val="22"/>
+          <w:vertAlign w:val="superscript"/>
+        </w:rPr>
+        <w:t xml:space="preserve">−x</w:t>
+      </w:r>
+      <w:r>
+        <w:rPr>
+          <w:rFonts w:ascii="Arial" w:hAnsi="Arial" w:cs="Arial"/>
+          <w:b/>
+          <w:i/>
+          <w:color w:val="305496"/>
+          <w:sz w:val="22"/>
+        </w:rPr>
+        <w:t xml:space="preserve"> = (1−x)·[25 − e</w:t>
+      </w:r>
+      <w:r>
+        <w:rPr>
+          <w:rFonts w:ascii="Arial" w:hAnsi="Arial" w:cs="Arial"/>
+          <w:b/>
+          <w:i/>
+          <w:color w:val="305496"/>
+          <w:sz w:val="22"/>
+          <w:vertAlign w:val="superscript"/>
+        </w:rPr>
+        <w:t xml:space="preserve">−x</w:t>
+      </w:r>
+      <w:r>
+        <w:rPr>
+          <w:rFonts w:ascii="Arial" w:hAnsi="Arial" w:cs="Arial"/>
+          <w:b/>
+          <w:i/>
+          <w:color w:val="305496"/>
+          <w:sz w:val="22"/>
+        </w:rPr>
+        <w:t xml:space="preserve">(1+x)]</w:t>
+      </w:r>
+      <w:r>
+        <w:rPr>
+          <w:rFonts w:ascii="Arial" w:hAnsi="Arial" w:cs="Arial"/>
+          <w:b/>
+          <w:i/>
+          <w:color w:val="305496"/>
+          <w:sz w:val="22"/>
+        </w:rPr>
+        <w:t xml:space="preserve">   (5)</w:t>
       </w:r>
     </w:p>
     <w:p>
@@ -3746,7 +4681,64 @@
           <w:i w:val="0"/>
           <w:sz w:val="22"/>
         </w:rPr>
-        <w:t>Faktor integrasi u(x) sering tumbuh sangat cepat (secara eksponensial), demikian pula produk y·u. Namun setelah dibagi kembali dengan u, nilai akhir y(x) tetap terkendali dan bermakna secara fisik. Gambar 4 mengilustrasikan fenomena ini pada contoh sederhana y prima + 2y = 2 dengan y(0) = 0, yang memiliki solusi eksak y = 1 − e^(−2x): faktor integrasi u = e^(2x) dan produk y·u = e^(2x) − 1 sama-sama tumbuh cepat pada skala logaritmik, tetapi hasil bagi keduanya, y(x), justru mendekati nilai steady-state 1 secara mulus.</w:t>
+        <w:t xml:space="preserve">Faktor integrasi u(x) sering tumbuh sangat cepat (secara eksponensial), demikian pula produk y·u. Namun setelah dibagi kembali dengan u, nilai akhir y(x) tetap terkendali dan bermakna secara fisik. Gambar 4 mengilustrasikan fenomena ini pada contoh sederhana y prima + 2y = 2 dengan y(0) = 0, yang memiliki solusi eksak y = 1 − e</w:t>
+      </w:r>
+      <w:r>
+        <w:rPr>
+          <w:rFonts w:ascii="Arial" w:hAnsi="Arial" w:cs="Arial"/>
+          <w:b w:val="0"/>
+          <w:i w:val="0"/>
+          <w:sz w:val="22"/>
+          <w:vertAlign w:val="superscript"/>
+        </w:rPr>
+        <w:t xml:space="preserve">−2x</w:t>
+      </w:r>
+      <w:r>
+        <w:rPr>
+          <w:rFonts w:ascii="Arial" w:hAnsi="Arial" w:cs="Arial"/>
+          <w:b w:val="0"/>
+          <w:i w:val="0"/>
+          <w:sz w:val="22"/>
+        </w:rPr>
+        <w:t xml:space="preserve">: faktor integrasi u = e</w:t>
+      </w:r>
+      <w:r>
+        <w:rPr>
+          <w:rFonts w:ascii="Arial" w:hAnsi="Arial" w:cs="Arial"/>
+          <w:b w:val="0"/>
+          <w:i w:val="0"/>
+          <w:sz w:val="22"/>
+          <w:vertAlign w:val="superscript"/>
+        </w:rPr>
+        <w:t xml:space="preserve">2x</w:t>
+      </w:r>
+      <w:r>
+        <w:rPr>
+          <w:rFonts w:ascii="Arial" w:hAnsi="Arial" w:cs="Arial"/>
+          <w:b w:val="0"/>
+          <w:i w:val="0"/>
+          <w:sz w:val="22"/>
+        </w:rPr>
+        <w:t xml:space="preserve"> dan produk y·u = e</w:t>
+      </w:r>
+      <w:r>
+        <w:rPr>
+          <w:rFonts w:ascii="Arial" w:hAnsi="Arial" w:cs="Arial"/>
+          <w:b w:val="0"/>
+          <w:i w:val="0"/>
+          <w:sz w:val="22"/>
+          <w:vertAlign w:val="superscript"/>
+        </w:rPr>
+        <w:t xml:space="preserve">2x</w:t>
+      </w:r>
+      <w:r>
+        <w:rPr>
+          <w:rFonts w:ascii="Arial" w:hAnsi="Arial" w:cs="Arial"/>
+          <w:b w:val="0"/>
+          <w:i w:val="0"/>
+          <w:sz w:val="22"/>
+        </w:rPr>
+        <w:t xml:space="preserve"> − 1 sama-sama tumbuh cepat pada skala logaritmik, tetapi hasil bagi keduanya, y(x), justru mendekati nilai steady-state 1 secara mulus.</w:t>
       </w:r>
     </w:p>
     <w:p>
@@ -3891,6 +4883,15 @@
         </w:rPr>
         <w:t>Persamaan Bernoulli adalah "sepupu non-linier" dari PD linier. Terdapat suku tambahan y pangkat n yang membuat PD tampak sulit dipecahkan, tetapi sebuah substitusi cerdas mengubahnya kembali menjadi PD linier yang sudah dikuasai.</w:t>
       </w:r>
+      <w:r>
+        <w:rPr>
+          <w:rFonts w:ascii="Arial" w:hAnsi="Arial" w:cs="Arial"/>
+          <w:b w:val="0"/>
+          <w:i w:val="0"/>
+          <w:sz w:val="22"/>
+        </w:rPr>
+        <w:t xml:space="preserve"> Bentuk ringkasnya dituliskan pada Persamaan (6).</w:t>
+      </w:r>
     </w:p>
     <w:p>
       <w:pPr>
@@ -3905,7 +4906,38 @@
           <w:color w:val="305496"/>
           <w:sz w:val="22"/>
         </w:rPr>
-        <w:t>y' + P(x)·y = Q(x)·y^n,   n ≠ 0, 1</w:t>
+        <w:t xml:space="preserve">y' + P(x)·y = Q(x)·y</w:t>
+      </w:r>
+      <w:r>
+        <w:rPr>
+          <w:rFonts w:ascii="Arial" w:hAnsi="Arial" w:cs="Arial"/>
+          <w:b/>
+          <w:i/>
+          <w:color w:val="305496"/>
+          <w:sz w:val="22"/>
+          <w:vertAlign w:val="superscript"/>
+        </w:rPr>
+        <w:t xml:space="preserve">n</w:t>
+      </w:r>
+      <w:r>
+        <w:rPr>
+          <w:rFonts w:ascii="Arial" w:hAnsi="Arial" w:cs="Arial"/>
+          <w:b/>
+          <w:i/>
+          <w:color w:val="305496"/>
+          <w:sz w:val="22"/>
+        </w:rPr>
+        <w:t xml:space="preserve">,   n ≠ 0, 1</w:t>
+      </w:r>
+      <w:r>
+        <w:rPr>
+          <w:rFonts w:ascii="Arial" w:hAnsi="Arial" w:cs="Arial"/>
+          <w:b/>
+          <w:i/>
+          <w:color w:val="305496"/>
+          <w:sz w:val="22"/>
+        </w:rPr>
+        <w:t xml:space="preserve">   (6)</w:t>
       </w:r>
     </w:p>
     <w:p>
@@ -3953,7 +4985,111 @@
           <w:i w:val="0"/>
           <w:sz w:val="22"/>
         </w:rPr>
-        <w:t>Misalkan z = y^(1−n). Maka z prima = (1−n)·y^(−n)·y prima. Bagi PD asli dengan y^n terlebih dahulu untuk memunculkan suku y^(−n)·y prima, baru substitusikan. Setelah substitusi, persamaan menjadi z prima + (1−n)P(x)z = (1−n)Q(x), yaitu bentuk baku PD linier dalam variabel z. Faktor integrasi u = e^(∫(1−n)P dx) langsung dapat dipakai untuk menyelesaikannya, sama seperti PD linier biasa.</w:t>
+        <w:t xml:space="preserve">Misalkan z = y</w:t>
+      </w:r>
+      <w:r>
+        <w:rPr>
+          <w:rFonts w:ascii="Arial" w:hAnsi="Arial" w:cs="Arial"/>
+          <w:b w:val="0"/>
+          <w:i w:val="0"/>
+          <w:sz w:val="22"/>
+          <w:vertAlign w:val="superscript"/>
+        </w:rPr>
+        <w:t xml:space="preserve">1−n</w:t>
+      </w:r>
+      <w:r>
+        <w:rPr>
+          <w:rFonts w:ascii="Arial" w:hAnsi="Arial" w:cs="Arial"/>
+          <w:b w:val="0"/>
+          <w:i w:val="0"/>
+          <w:sz w:val="22"/>
+        </w:rPr>
+        <w:t xml:space="preserve">. Maka z prima = (1−n)·y</w:t>
+      </w:r>
+      <w:r>
+        <w:rPr>
+          <w:rFonts w:ascii="Arial" w:hAnsi="Arial" w:cs="Arial"/>
+          <w:b w:val="0"/>
+          <w:i w:val="0"/>
+          <w:sz w:val="22"/>
+          <w:vertAlign w:val="superscript"/>
+        </w:rPr>
+        <w:t xml:space="preserve">−n</w:t>
+      </w:r>
+      <w:r>
+        <w:rPr>
+          <w:rFonts w:ascii="Arial" w:hAnsi="Arial" w:cs="Arial"/>
+          <w:b w:val="0"/>
+          <w:i w:val="0"/>
+          <w:sz w:val="22"/>
+        </w:rPr>
+        <w:t xml:space="preserve">·y prima. Bagi PD asli dengan y</w:t>
+      </w:r>
+      <w:r>
+        <w:rPr>
+          <w:rFonts w:ascii="Arial" w:hAnsi="Arial" w:cs="Arial"/>
+          <w:b w:val="0"/>
+          <w:i w:val="0"/>
+          <w:sz w:val="22"/>
+          <w:vertAlign w:val="superscript"/>
+        </w:rPr>
+        <w:t xml:space="preserve">n</w:t>
+      </w:r>
+      <w:r>
+        <w:rPr>
+          <w:rFonts w:ascii="Arial" w:hAnsi="Arial" w:cs="Arial"/>
+          <w:b w:val="0"/>
+          <w:i w:val="0"/>
+          <w:sz w:val="22"/>
+        </w:rPr>
+        <w:t xml:space="preserve"> terlebih dahulu untuk memunculkan suku y</w:t>
+      </w:r>
+      <w:r>
+        <w:rPr>
+          <w:rFonts w:ascii="Arial" w:hAnsi="Arial" w:cs="Arial"/>
+          <w:b w:val="0"/>
+          <w:i w:val="0"/>
+          <w:sz w:val="22"/>
+          <w:vertAlign w:val="superscript"/>
+        </w:rPr>
+        <w:t xml:space="preserve">−n</w:t>
+      </w:r>
+      <w:r>
+        <w:rPr>
+          <w:rFonts w:ascii="Arial" w:hAnsi="Arial" w:cs="Arial"/>
+          <w:b w:val="0"/>
+          <w:i w:val="0"/>
+          <w:sz w:val="22"/>
+        </w:rPr>
+        <w:t xml:space="preserve">·y prima, baru substitusikan. Setelah substitusi, persamaan menjadi z prima + (1−n)P(x)z = (1−n)Q(x), yaitu bentuk baku PD linier dalam variabel z. Faktor integrasi u = e</w:t>
+      </w:r>
+      <w:r>
+        <w:rPr>
+          <w:rFonts w:ascii="Arial" w:hAnsi="Arial" w:cs="Arial"/>
+          <w:b w:val="0"/>
+          <w:i w:val="0"/>
+          <w:sz w:val="22"/>
+          <w:vertAlign w:val="superscript"/>
+        </w:rPr>
+        <w:t xml:space="preserve">∫(1−n)P dx</w:t>
+      </w:r>
+      <w:r>
+        <w:rPr>
+          <w:rFonts w:ascii="Arial" w:hAnsi="Arial" w:cs="Arial"/>
+          <w:b w:val="0"/>
+          <w:i w:val="0"/>
+          <w:sz w:val="22"/>
+        </w:rPr>
+        <w:t xml:space="preserve"> langsung dapat dipakai untuk menyelesaikannya, sama seperti PD linier biasa.</w:t>
+      </w:r>
+      <w:r>
+        <w:rPr>
+          <w:rFonts w:ascii="Arial" w:hAnsi="Arial" w:cs="Arial"/>
+          <w:b w:val="0"/>
+          <w:i w:val="0"/>
+          <w:sz w:val="22"/>
+        </w:rPr>
+        <w:t xml:space="preserve"> Persamaan (7) memadatkan aturan tersebut.</w:t>
       </w:r>
     </w:p>
     <w:p>
@@ -3969,7 +5105,38 @@
           <w:color w:val="305496"/>
           <w:sz w:val="22"/>
         </w:rPr>
-        <w:t>z = y^(1−n)   ⟹   z' + (1−n)P(x)z = (1−n)Q(x)</w:t>
+        <w:t xml:space="preserve">z = y</w:t>
+      </w:r>
+      <w:r>
+        <w:rPr>
+          <w:rFonts w:ascii="Arial" w:hAnsi="Arial" w:cs="Arial"/>
+          <w:b/>
+          <w:i/>
+          <w:color w:val="305496"/>
+          <w:sz w:val="22"/>
+          <w:vertAlign w:val="superscript"/>
+        </w:rPr>
+        <w:t xml:space="preserve">1−n</w:t>
+      </w:r>
+      <w:r>
+        <w:rPr>
+          <w:rFonts w:ascii="Arial" w:hAnsi="Arial" w:cs="Arial"/>
+          <w:b/>
+          <w:i/>
+          <w:color w:val="305496"/>
+          <w:sz w:val="22"/>
+        </w:rPr>
+        <w:t xml:space="preserve">   ⟹   z' + (1−n)P(x)z = (1−n)Q(x)</w:t>
+      </w:r>
+      <w:r>
+        <w:rPr>
+          <w:rFonts w:ascii="Arial" w:hAnsi="Arial" w:cs="Arial"/>
+          <w:b/>
+          <w:i/>
+          <w:color w:val="305496"/>
+          <w:sz w:val="22"/>
+        </w:rPr>
+        <w:t xml:space="preserve">   (7)</w:t>
       </w:r>
     </w:p>
     <w:p>
@@ -3993,7 +5160,45 @@
           <w:i w:val="0"/>
           <w:sz w:val="22"/>
         </w:rPr>
-        <w:t>Setelah z(x) ditemukan, kembalikan ke y dengan y = z^(1/(1−n)). Perlu diperhatikan pangkat negatif atau pecahan: misalnya z = y^(−2) berarti y² = 1/z.</w:t>
+        <w:t xml:space="preserve">Setelah z(x) ditemukan, kembalikan ke y dengan y = z</w:t>
+      </w:r>
+      <w:r>
+        <w:rPr>
+          <w:rFonts w:ascii="Arial" w:hAnsi="Arial" w:cs="Arial"/>
+          <w:b w:val="0"/>
+          <w:i w:val="0"/>
+          <w:sz w:val="22"/>
+          <w:vertAlign w:val="superscript"/>
+        </w:rPr>
+        <w:t xml:space="preserve">1/(1−n)</w:t>
+      </w:r>
+      <w:r>
+        <w:rPr>
+          <w:rFonts w:ascii="Arial" w:hAnsi="Arial" w:cs="Arial"/>
+          <w:b w:val="0"/>
+          <w:i w:val="0"/>
+          <w:sz w:val="22"/>
+        </w:rPr>
+        <w:t xml:space="preserve">. Perlu diperhatikan pangkat negatif atau pecahan: misalnya z = y</w:t>
+      </w:r>
+      <w:r>
+        <w:rPr>
+          <w:rFonts w:ascii="Arial" w:hAnsi="Arial" w:cs="Arial"/>
+          <w:b w:val="0"/>
+          <w:i w:val="0"/>
+          <w:sz w:val="22"/>
+          <w:vertAlign w:val="superscript"/>
+        </w:rPr>
+        <w:t xml:space="preserve">−2</w:t>
+      </w:r>
+      <w:r>
+        <w:rPr>
+          <w:rFonts w:ascii="Arial" w:hAnsi="Arial" w:cs="Arial"/>
+          <w:b w:val="0"/>
+          <w:i w:val="0"/>
+          <w:sz w:val="22"/>
+        </w:rPr>
+        <w:t xml:space="preserve"> berarti y² = 1/z.</w:t>
       </w:r>
     </w:p>
     <w:p>
@@ -4017,7 +5222,130 @@
           <w:i w:val="0"/>
           <w:sz w:val="22"/>
         </w:rPr>
-        <w:t>Selesaikan xy prima + y = y³·x²·ln x. Bagi dengan x: y prima + (1/x)y = y³·x·ln x, sehingga P = 1/x, Q = x·ln x, n = 3. Bagi seluruh PD dengan y³ agar muncul y^(−3)·y prima di ruas kiri, tepat seperti turunan z = y^(1−n) = y^(−2). Turunkan z prima = −2y^(−3)y prima, sehingga y^(−3)y prima = −(1/2)z prima. Substitusi mengubah PD menjadi z prima − (2/x)z = −2x·ln x, yaitu PD linier orde satu dalam z dengan faktor integrasi u = x^(−2).</w:t>
+        <w:t xml:space="preserve">Selesaikan xy prima + y = y³·x²·ln x. Bagi dengan x: y prima + (1/x)y = y³·x·ln x, sehingga P = 1/x, Q = x·ln x, n = 3. Bagi seluruh PD dengan y³ agar muncul y</w:t>
+      </w:r>
+      <w:r>
+        <w:rPr>
+          <w:rFonts w:ascii="Arial" w:hAnsi="Arial" w:cs="Arial"/>
+          <w:b w:val="0"/>
+          <w:i w:val="0"/>
+          <w:sz w:val="22"/>
+          <w:vertAlign w:val="superscript"/>
+        </w:rPr>
+        <w:t xml:space="preserve">−3</w:t>
+      </w:r>
+      <w:r>
+        <w:rPr>
+          <w:rFonts w:ascii="Arial" w:hAnsi="Arial" w:cs="Arial"/>
+          <w:b w:val="0"/>
+          <w:i w:val="0"/>
+          <w:sz w:val="22"/>
+        </w:rPr>
+        <w:t xml:space="preserve">·y prima di ruas kiri, tepat seperti turunan z = y</w:t>
+      </w:r>
+      <w:r>
+        <w:rPr>
+          <w:rFonts w:ascii="Arial" w:hAnsi="Arial" w:cs="Arial"/>
+          <w:b w:val="0"/>
+          <w:i w:val="0"/>
+          <w:sz w:val="22"/>
+          <w:vertAlign w:val="superscript"/>
+        </w:rPr>
+        <w:t xml:space="preserve">1−n</w:t>
+      </w:r>
+      <w:r>
+        <w:rPr>
+          <w:rFonts w:ascii="Arial" w:hAnsi="Arial" w:cs="Arial"/>
+          <w:b w:val="0"/>
+          <w:i w:val="0"/>
+          <w:sz w:val="22"/>
+        </w:rPr>
+        <w:t xml:space="preserve"> = y</w:t>
+      </w:r>
+      <w:r>
+        <w:rPr>
+          <w:rFonts w:ascii="Arial" w:hAnsi="Arial" w:cs="Arial"/>
+          <w:b w:val="0"/>
+          <w:i w:val="0"/>
+          <w:sz w:val="22"/>
+          <w:vertAlign w:val="superscript"/>
+        </w:rPr>
+        <w:t xml:space="preserve">−2</w:t>
+      </w:r>
+      <w:r>
+        <w:rPr>
+          <w:rFonts w:ascii="Arial" w:hAnsi="Arial" w:cs="Arial"/>
+          <w:b w:val="0"/>
+          <w:i w:val="0"/>
+          <w:sz w:val="22"/>
+        </w:rPr>
+        <w:t xml:space="preserve">. Turunkan z prima = −2y</w:t>
+      </w:r>
+      <w:r>
+        <w:rPr>
+          <w:rFonts w:ascii="Arial" w:hAnsi="Arial" w:cs="Arial"/>
+          <w:b w:val="0"/>
+          <w:i w:val="0"/>
+          <w:sz w:val="22"/>
+          <w:vertAlign w:val="superscript"/>
+        </w:rPr>
+        <w:t xml:space="preserve">−3</w:t>
+      </w:r>
+      <w:r>
+        <w:rPr>
+          <w:rFonts w:ascii="Arial" w:hAnsi="Arial" w:cs="Arial"/>
+          <w:b w:val="0"/>
+          <w:i w:val="0"/>
+          <w:sz w:val="22"/>
+        </w:rPr>
+        <w:t xml:space="preserve">y prima, sehingga y</w:t>
+      </w:r>
+      <w:r>
+        <w:rPr>
+          <w:rFonts w:ascii="Arial" w:hAnsi="Arial" w:cs="Arial"/>
+          <w:b w:val="0"/>
+          <w:i w:val="0"/>
+          <w:sz w:val="22"/>
+          <w:vertAlign w:val="superscript"/>
+        </w:rPr>
+        <w:t xml:space="preserve">−3</w:t>
+      </w:r>
+      <w:r>
+        <w:rPr>
+          <w:rFonts w:ascii="Arial" w:hAnsi="Arial" w:cs="Arial"/>
+          <w:b w:val="0"/>
+          <w:i w:val="0"/>
+          <w:sz w:val="22"/>
+        </w:rPr>
+        <w:t xml:space="preserve">y prima = −(1/2)z prima. Substitusi mengubah PD menjadi z prima − (2/x)z = −2x·ln x, yaitu PD linier orde satu dalam z dengan faktor integrasi u = x</w:t>
+      </w:r>
+      <w:r>
+        <w:rPr>
+          <w:rFonts w:ascii="Arial" w:hAnsi="Arial" w:cs="Arial"/>
+          <w:b w:val="0"/>
+          <w:i w:val="0"/>
+          <w:sz w:val="22"/>
+          <w:vertAlign w:val="superscript"/>
+        </w:rPr>
+        <w:t xml:space="preserve">−2</w:t>
+      </w:r>
+      <w:r>
+        <w:rPr>
+          <w:rFonts w:ascii="Arial" w:hAnsi="Arial" w:cs="Arial"/>
+          <w:b w:val="0"/>
+          <w:i w:val="0"/>
+          <w:sz w:val="22"/>
+        </w:rPr>
+        <w:t xml:space="preserve">.</w:t>
+      </w:r>
+      <w:r>
+        <w:rPr>
+          <w:rFonts w:ascii="Arial" w:hAnsi="Arial" w:cs="Arial"/>
+          <w:b w:val="0"/>
+          <w:i w:val="0"/>
+          <w:sz w:val="22"/>
+        </w:rPr>
+        <w:t xml:space="preserve"> Rangkuman kuantitatifnya tertulis pada Persamaan (8).</w:t>
       </w:r>
     </w:p>
     <w:p>
@@ -4033,7 +5361,38 @@
           <w:color w:val="305496"/>
           <w:sz w:val="22"/>
         </w:rPr>
-        <w:t>✓ Solusi Umum:   y^(−2) = c·x² − x²·ln²x</w:t>
+        <w:t xml:space="preserve">✓ Solusi Umum:   y</w:t>
+      </w:r>
+      <w:r>
+        <w:rPr>
+          <w:rFonts w:ascii="Arial" w:hAnsi="Arial" w:cs="Arial"/>
+          <w:b/>
+          <w:i/>
+          <w:color w:val="305496"/>
+          <w:sz w:val="22"/>
+          <w:vertAlign w:val="superscript"/>
+        </w:rPr>
+        <w:t xml:space="preserve">−2</w:t>
+      </w:r>
+      <w:r>
+        <w:rPr>
+          <w:rFonts w:ascii="Arial" w:hAnsi="Arial" w:cs="Arial"/>
+          <w:b/>
+          <w:i/>
+          <w:color w:val="305496"/>
+          <w:sz w:val="22"/>
+        </w:rPr>
+        <w:t xml:space="preserve"> = c·x² − x²·ln²x</w:t>
+      </w:r>
+      <w:r>
+        <w:rPr>
+          <w:rFonts w:ascii="Arial" w:hAnsi="Arial" w:cs="Arial"/>
+          <w:b/>
+          <w:i/>
+          <w:color w:val="305496"/>
+          <w:sz w:val="22"/>
+        </w:rPr>
+        <w:t xml:space="preserve">   (8)</w:t>
       </w:r>
     </w:p>
     <w:p>
@@ -4057,7 +5416,64 @@
           <w:i w:val="0"/>
           <w:sz w:val="22"/>
         </w:rPr>
-        <w:t>Setelah PD dibawa ke bentuk baku, periksa ruas kanan. Jika berbentuk Q(x)·y pangkat tertentu dengan pangkat bukan 0 atau 1, itu Bernoulli. Pangkatnya bisa pecahan (misalnya y^(1/2)) atau negatif (misalnya y^(−1)), rumus substitusi tetap sama: z = y^(1−n).</w:t>
+        <w:t xml:space="preserve">Setelah PD dibawa ke bentuk baku, periksa ruas kanan. Jika berbentuk Q(x)·y pangkat tertentu dengan pangkat bukan 0 atau 1, itu Bernoulli. Pangkatnya bisa pecahan (misalnya y</w:t>
+      </w:r>
+      <w:r>
+        <w:rPr>
+          <w:rFonts w:ascii="Arial" w:hAnsi="Arial" w:cs="Arial"/>
+          <w:b w:val="0"/>
+          <w:i w:val="0"/>
+          <w:sz w:val="22"/>
+          <w:vertAlign w:val="superscript"/>
+        </w:rPr>
+        <w:t xml:space="preserve">1/2</w:t>
+      </w:r>
+      <w:r>
+        <w:rPr>
+          <w:rFonts w:ascii="Arial" w:hAnsi="Arial" w:cs="Arial"/>
+          <w:b w:val="0"/>
+          <w:i w:val="0"/>
+          <w:sz w:val="22"/>
+        </w:rPr>
+        <w:t xml:space="preserve">) atau negatif (misalnya y</w:t>
+      </w:r>
+      <w:r>
+        <w:rPr>
+          <w:rFonts w:ascii="Arial" w:hAnsi="Arial" w:cs="Arial"/>
+          <w:b w:val="0"/>
+          <w:i w:val="0"/>
+          <w:sz w:val="22"/>
+          <w:vertAlign w:val="superscript"/>
+        </w:rPr>
+        <w:t xml:space="preserve">−1</w:t>
+      </w:r>
+      <w:r>
+        <w:rPr>
+          <w:rFonts w:ascii="Arial" w:hAnsi="Arial" w:cs="Arial"/>
+          <w:b w:val="0"/>
+          <w:i w:val="0"/>
+          <w:sz w:val="22"/>
+        </w:rPr>
+        <w:t xml:space="preserve">), rumus substitusi tetap sama: z = y</w:t>
+      </w:r>
+      <w:r>
+        <w:rPr>
+          <w:rFonts w:ascii="Arial" w:hAnsi="Arial" w:cs="Arial"/>
+          <w:b w:val="0"/>
+          <w:i w:val="0"/>
+          <w:sz w:val="22"/>
+          <w:vertAlign w:val="superscript"/>
+        </w:rPr>
+        <w:t xml:space="preserve">1−n</w:t>
+      </w:r>
+      <w:r>
+        <w:rPr>
+          <w:rFonts w:ascii="Arial" w:hAnsi="Arial" w:cs="Arial"/>
+          <w:b w:val="0"/>
+          <w:i w:val="0"/>
+          <w:sz w:val="22"/>
+        </w:rPr>
+        <w:t xml:space="preserve">.</w:t>
       </w:r>
     </w:p>
     <w:p>
@@ -4081,7 +5497,92 @@
           <w:i w:val="0"/>
           <w:sz w:val="22"/>
         </w:rPr>
-        <w:t>Selesaikan y prima + y·tan x = y⁴·sin x·sec⁴x dengan y(0) = 2. Karena pangkat y⁴ di ruas kanan bukan 0 atau 1, ini Bernoulli dengan n = 4. Bagi dengan y⁴ memunculkan y^(−4)y prima, siap diubah dengan substitusi z = y^(1−n) = y^(−3), sehingga z prima = −3y^(−4)y prima. Setelah substitusi dan mengalikan PD dengan −3, diperoleh PD linier z prima − 3z·tan x = −3sin x·sec⁴x dengan faktor integrasi u = cos³x. Substitusi syarat awal x=0, y=2 pada solusi z menghasilkan c = 1/8.</w:t>
+        <w:t xml:space="preserve">Selesaikan y prima + y·tan x = y⁴·sin x·sec⁴x dengan y(0) = 2. Karena pangkat y⁴ di ruas kanan bukan 0 atau 1, ini Bernoulli dengan n = 4. Bagi dengan y⁴ memunculkan y</w:t>
+      </w:r>
+      <w:r>
+        <w:rPr>
+          <w:rFonts w:ascii="Arial" w:hAnsi="Arial" w:cs="Arial"/>
+          <w:b w:val="0"/>
+          <w:i w:val="0"/>
+          <w:sz w:val="22"/>
+          <w:vertAlign w:val="superscript"/>
+        </w:rPr>
+        <w:t xml:space="preserve">−4</w:t>
+      </w:r>
+      <w:r>
+        <w:rPr>
+          <w:rFonts w:ascii="Arial" w:hAnsi="Arial" w:cs="Arial"/>
+          <w:b w:val="0"/>
+          <w:i w:val="0"/>
+          <w:sz w:val="22"/>
+        </w:rPr>
+        <w:t xml:space="preserve">y prima, siap diubah dengan substitusi z = y</w:t>
+      </w:r>
+      <w:r>
+        <w:rPr>
+          <w:rFonts w:ascii="Arial" w:hAnsi="Arial" w:cs="Arial"/>
+          <w:b w:val="0"/>
+          <w:i w:val="0"/>
+          <w:sz w:val="22"/>
+          <w:vertAlign w:val="superscript"/>
+        </w:rPr>
+        <w:t xml:space="preserve">1−n</w:t>
+      </w:r>
+      <w:r>
+        <w:rPr>
+          <w:rFonts w:ascii="Arial" w:hAnsi="Arial" w:cs="Arial"/>
+          <w:b w:val="0"/>
+          <w:i w:val="0"/>
+          <w:sz w:val="22"/>
+        </w:rPr>
+        <w:t xml:space="preserve"> = y</w:t>
+      </w:r>
+      <w:r>
+        <w:rPr>
+          <w:rFonts w:ascii="Arial" w:hAnsi="Arial" w:cs="Arial"/>
+          <w:b w:val="0"/>
+          <w:i w:val="0"/>
+          <w:sz w:val="22"/>
+          <w:vertAlign w:val="superscript"/>
+        </w:rPr>
+        <w:t xml:space="preserve">−3</w:t>
+      </w:r>
+      <w:r>
+        <w:rPr>
+          <w:rFonts w:ascii="Arial" w:hAnsi="Arial" w:cs="Arial"/>
+          <w:b w:val="0"/>
+          <w:i w:val="0"/>
+          <w:sz w:val="22"/>
+        </w:rPr>
+        <w:t xml:space="preserve">, sehingga z prima = −3y</w:t>
+      </w:r>
+      <w:r>
+        <w:rPr>
+          <w:rFonts w:ascii="Arial" w:hAnsi="Arial" w:cs="Arial"/>
+          <w:b w:val="0"/>
+          <w:i w:val="0"/>
+          <w:sz w:val="22"/>
+          <w:vertAlign w:val="superscript"/>
+        </w:rPr>
+        <w:t xml:space="preserve">−4</w:t>
+      </w:r>
+      <w:r>
+        <w:rPr>
+          <w:rFonts w:ascii="Arial" w:hAnsi="Arial" w:cs="Arial"/>
+          <w:b w:val="0"/>
+          <w:i w:val="0"/>
+          <w:sz w:val="22"/>
+        </w:rPr>
+        <w:t xml:space="preserve">y prima. Setelah substitusi dan mengalikan PD dengan −3, diperoleh PD linier z prima − 3z·tan x = −3sin x·sec⁴x dengan faktor integrasi u = cos³x. Substitusi syarat awal x=0, y=2 pada solusi z menghasilkan c = 1/8.</w:t>
+      </w:r>
+      <w:r>
+        <w:rPr>
+          <w:rFonts w:ascii="Arial" w:hAnsi="Arial" w:cs="Arial"/>
+          <w:b w:val="0"/>
+          <w:i w:val="0"/>
+          <w:sz w:val="22"/>
+        </w:rPr>
+        <w:t xml:space="preserve"> Hubungan ini dirangkum dalam Persamaan (9).</w:t>
       </w:r>
     </w:p>
     <w:p>
@@ -4097,7 +5598,38 @@
           <w:color w:val="305496"/>
           <w:sz w:val="22"/>
         </w:rPr>
-        <w:t>✓ Solusi Khusus:   8·y^(−3)·cos³x = 8·ln(cos³x) + 1</w:t>
+        <w:t xml:space="preserve">✓ Solusi Khusus:   8·y</w:t>
+      </w:r>
+      <w:r>
+        <w:rPr>
+          <w:rFonts w:ascii="Arial" w:hAnsi="Arial" w:cs="Arial"/>
+          <w:b/>
+          <w:i/>
+          <w:color w:val="305496"/>
+          <w:sz w:val="22"/>
+          <w:vertAlign w:val="superscript"/>
+        </w:rPr>
+        <w:t xml:space="preserve">−3</w:t>
+      </w:r>
+      <w:r>
+        <w:rPr>
+          <w:rFonts w:ascii="Arial" w:hAnsi="Arial" w:cs="Arial"/>
+          <w:b/>
+          <w:i/>
+          <w:color w:val="305496"/>
+          <w:sz w:val="22"/>
+        </w:rPr>
+        <w:t xml:space="preserve">·cos³x = 8·ln(cos³x) + 1</w:t>
+      </w:r>
+      <w:r>
+        <w:rPr>
+          <w:rFonts w:ascii="Arial" w:hAnsi="Arial" w:cs="Arial"/>
+          <w:b/>
+          <w:i/>
+          <w:color w:val="305496"/>
+          <w:sz w:val="22"/>
+        </w:rPr>
+        <w:t xml:space="preserve">   (9)</w:t>
       </w:r>
     </w:p>
     <w:p>
@@ -4121,7 +5653,92 @@
           <w:i w:val="0"/>
           <w:sz w:val="22"/>
         </w:rPr>
-        <w:t>Bentuk khusus y^(1−n)·y prima + y^n·P = y^n·Q terkadang dapat langsung dilinierkan dengan w = y^n tanpa rumus umum Bernoulli, sangat efisien bila polanya cepat terlihat. Contoh: 3y²·y prima + (1/x)y³ = 6x·ln x. Aturan rantai memberi (y³) prima = 3y²·y prima, tepat seperti suku pertama PD. Substitusi w = y³ langsung mengubah PD non-linier menjadi PD linier orde satu dalam w: w prima + (1/x)w = 6x·ln x, dengan faktor integrasi u = x.</w:t>
+        <w:t xml:space="preserve">Bentuk khusus y</w:t>
+      </w:r>
+      <w:r>
+        <w:rPr>
+          <w:rFonts w:ascii="Arial" w:hAnsi="Arial" w:cs="Arial"/>
+          <w:b w:val="0"/>
+          <w:i w:val="0"/>
+          <w:sz w:val="22"/>
+          <w:vertAlign w:val="superscript"/>
+        </w:rPr>
+        <w:t xml:space="preserve">1−n</w:t>
+      </w:r>
+      <w:r>
+        <w:rPr>
+          <w:rFonts w:ascii="Arial" w:hAnsi="Arial" w:cs="Arial"/>
+          <w:b w:val="0"/>
+          <w:i w:val="0"/>
+          <w:sz w:val="22"/>
+        </w:rPr>
+        <w:t xml:space="preserve">·y prima + y</w:t>
+      </w:r>
+      <w:r>
+        <w:rPr>
+          <w:rFonts w:ascii="Arial" w:hAnsi="Arial" w:cs="Arial"/>
+          <w:b w:val="0"/>
+          <w:i w:val="0"/>
+          <w:sz w:val="22"/>
+          <w:vertAlign w:val="superscript"/>
+        </w:rPr>
+        <w:t xml:space="preserve">n</w:t>
+      </w:r>
+      <w:r>
+        <w:rPr>
+          <w:rFonts w:ascii="Arial" w:hAnsi="Arial" w:cs="Arial"/>
+          <w:b w:val="0"/>
+          <w:i w:val="0"/>
+          <w:sz w:val="22"/>
+        </w:rPr>
+        <w:t xml:space="preserve">·P = y</w:t>
+      </w:r>
+      <w:r>
+        <w:rPr>
+          <w:rFonts w:ascii="Arial" w:hAnsi="Arial" w:cs="Arial"/>
+          <w:b w:val="0"/>
+          <w:i w:val="0"/>
+          <w:sz w:val="22"/>
+          <w:vertAlign w:val="superscript"/>
+        </w:rPr>
+        <w:t xml:space="preserve">n</w:t>
+      </w:r>
+      <w:r>
+        <w:rPr>
+          <w:rFonts w:ascii="Arial" w:hAnsi="Arial" w:cs="Arial"/>
+          <w:b w:val="0"/>
+          <w:i w:val="0"/>
+          <w:sz w:val="22"/>
+        </w:rPr>
+        <w:t xml:space="preserve">·Q terkadang dapat langsung dilinierkan dengan w = y</w:t>
+      </w:r>
+      <w:r>
+        <w:rPr>
+          <w:rFonts w:ascii="Arial" w:hAnsi="Arial" w:cs="Arial"/>
+          <w:b w:val="0"/>
+          <w:i w:val="0"/>
+          <w:sz w:val="22"/>
+          <w:vertAlign w:val="superscript"/>
+        </w:rPr>
+        <w:t xml:space="preserve">n</w:t>
+      </w:r>
+      <w:r>
+        <w:rPr>
+          <w:rFonts w:ascii="Arial" w:hAnsi="Arial" w:cs="Arial"/>
+          <w:b w:val="0"/>
+          <w:i w:val="0"/>
+          <w:sz w:val="22"/>
+        </w:rPr>
+        <w:t xml:space="preserve"> tanpa rumus umum Bernoulli, sangat efisien bila polanya cepat terlihat. Contoh: 3y²·y prima + (1/x)y³ = 6x·ln x. Aturan rantai memberi (y³) prima = 3y²·y prima, tepat seperti suku pertama PD. Substitusi w = y³ langsung mengubah PD non-linier menjadi PD linier orde satu dalam w: w prima + (1/x)w = 6x·ln x, dengan faktor integrasi u = x.</w:t>
+      </w:r>
+      <w:r>
+        <w:rPr>
+          <w:rFonts w:ascii="Arial" w:hAnsi="Arial" w:cs="Arial"/>
+          <w:b w:val="0"/>
+          <w:i w:val="0"/>
+          <w:sz w:val="22"/>
+        </w:rPr>
+        <w:t xml:space="preserve"> Bentuk ringkasnya dituliskan pada Persamaan (10).</w:t>
       </w:r>
     </w:p>
     <w:p>
@@ -4139,6 +5756,16 @@
         </w:rPr>
         <w:t>✓ Solusi Umum:   y³·x = 2x³·ln x − (2/3)x³ + c</w:t>
       </w:r>
+      <w:r>
+        <w:rPr>
+          <w:rFonts w:ascii="Arial" w:hAnsi="Arial" w:cs="Arial"/>
+          <w:b/>
+          <w:i/>
+          <w:color w:val="305496"/>
+          <w:sz w:val="22"/>
+        </w:rPr>
+        <w:t xml:space="preserve">   (10)</w:t>
+      </w:r>
     </w:p>
     <w:p>
       <w:pPr>
@@ -4161,7 +5788,64 @@
           <w:i w:val="0"/>
           <w:sz w:val="22"/>
         </w:rPr>
-        <w:t>Ketiga contoh Bernoulli di atas (4.4-4.6) sengaja dipilih untuk menunjukkan variasi bentuk yang mungkin muncul: Contoh 4.4 adalah Bernoulli klasik dengan n=3 pada PD berkoefisien rasional, Contoh 4.5 melibatkan syarat awal dan fungsi trigonometri (n=4), sedangkan Contoh 4.6 memperlihatkan jalan pintas ketika suku y^(n-1)·y prima langsung dikenali sebagai turunan dari w=y^n, tanpa perlu menempuh rumus umum z=y^(1-n). Ketiganya bermuara pada satu kesimpulan yang sama: berapa pun nilai n dan sekompleks apa pun P(x) atau Q(x), substitusi yang tepat selalu mengembalikan PD ke bentuk linier orde satu yang telah dikuasai sejak bagian sebelumnya. Untuk melihat substitusi Bernoulli bekerja pada konteks pemodelan fisik yang konkret, bukan sekadar manipulasi aljabar, Gambar 5 memvisualisasikan penerapannya pada model pertumbuhan populasi dengan daya dukung terbatas (logistic growth), salah satu aplikasi Bernoulli n=2 paling umum di rekayasa dan sains terapan.</w:t>
+        <w:t xml:space="preserve">Ketiga contoh Bernoulli di atas (4.4-4.6) sengaja dipilih untuk menunjukkan variasi bentuk yang mungkin muncul: Contoh 4.4 adalah Bernoulli klasik dengan n=3 pada PD berkoefisien rasional, Contoh 4.5 melibatkan syarat awal dan fungsi trigonometri (n=4), sedangkan Contoh 4.6 memperlihatkan jalan pintas ketika suku y</w:t>
+      </w:r>
+      <w:r>
+        <w:rPr>
+          <w:rFonts w:ascii="Arial" w:hAnsi="Arial" w:cs="Arial"/>
+          <w:b w:val="0"/>
+          <w:i w:val="0"/>
+          <w:sz w:val="22"/>
+          <w:vertAlign w:val="superscript"/>
+        </w:rPr>
+        <w:t xml:space="preserve">n-1</w:t>
+      </w:r>
+      <w:r>
+        <w:rPr>
+          <w:rFonts w:ascii="Arial" w:hAnsi="Arial" w:cs="Arial"/>
+          <w:b w:val="0"/>
+          <w:i w:val="0"/>
+          <w:sz w:val="22"/>
+        </w:rPr>
+        <w:t xml:space="preserve">·y prima langsung dikenali sebagai turunan dari w=y</w:t>
+      </w:r>
+      <w:r>
+        <w:rPr>
+          <w:rFonts w:ascii="Arial" w:hAnsi="Arial" w:cs="Arial"/>
+          <w:b w:val="0"/>
+          <w:i w:val="0"/>
+          <w:sz w:val="22"/>
+          <w:vertAlign w:val="superscript"/>
+        </w:rPr>
+        <w:t xml:space="preserve">n</w:t>
+      </w:r>
+      <w:r>
+        <w:rPr>
+          <w:rFonts w:ascii="Arial" w:hAnsi="Arial" w:cs="Arial"/>
+          <w:b w:val="0"/>
+          <w:i w:val="0"/>
+          <w:sz w:val="22"/>
+        </w:rPr>
+        <w:t xml:space="preserve">, tanpa perlu menempuh rumus umum z=y</w:t>
+      </w:r>
+      <w:r>
+        <w:rPr>
+          <w:rFonts w:ascii="Arial" w:hAnsi="Arial" w:cs="Arial"/>
+          <w:b w:val="0"/>
+          <w:i w:val="0"/>
+          <w:sz w:val="22"/>
+          <w:vertAlign w:val="superscript"/>
+        </w:rPr>
+        <w:t xml:space="preserve">1-n</w:t>
+      </w:r>
+      <w:r>
+        <w:rPr>
+          <w:rFonts w:ascii="Arial" w:hAnsi="Arial" w:cs="Arial"/>
+          <w:b w:val="0"/>
+          <w:i w:val="0"/>
+          <w:sz w:val="22"/>
+        </w:rPr>
+        <w:t xml:space="preserve">. Ketiganya bermuara pada satu kesimpulan yang sama: berapa pun nilai n dan sekompleks apa pun P(x) atau Q(x), substitusi yang tepat selalu mengembalikan PD ke bentuk linier orde satu yang telah dikuasai sejak bagian sebelumnya. Untuk melihat substitusi Bernoulli bekerja pada konteks pemodelan fisik yang konkret, bukan sekadar manipulasi aljabar, Gambar 5 memvisualisasikan penerapannya pada model pertumbuhan populasi dengan daya dukung terbatas (logistic growth), salah satu aplikasi Bernoulli n=2 paling umum di rekayasa dan sains terapan.</w:t>
       </w:r>
     </w:p>
     <w:p>
@@ -4242,7 +5926,28 @@
           <w:color w:val="444444"/>
           <w:sz w:val="20"/>
         </w:rPr>
-        <w:t>Gambar 5. Transformasi Bernoulli pada model pertumbuhan logistik (n=2, Analogi 6): panel atas P(x) non-linier berbentuk kurva S mendekati daya dukung K, panel bawah z(x)=P^(-1) hasil substitusi yang meluruh mulus secara linier menuju 1/K.</w:t>
+        <w:t xml:space="preserve">Gambar 5. Transformasi Bernoulli pada model pertumbuhan logistik (n=2, Analogi 6): panel atas P(x) non-linier berbentuk kurva S mendekati daya dukung K, panel bawah z(x)=P</w:t>
+      </w:r>
+      <w:r>
+        <w:rPr>
+          <w:rFonts w:ascii="Arial" w:hAnsi="Arial" w:cs="Arial"/>
+          <w:b w:val="0"/>
+          <w:i/>
+          <w:color w:val="444444"/>
+          <w:sz w:val="20"/>
+          <w:vertAlign w:val="superscript"/>
+        </w:rPr>
+        <w:t xml:space="preserve">-1</w:t>
+      </w:r>
+      <w:r>
+        <w:rPr>
+          <w:rFonts w:ascii="Arial" w:hAnsi="Arial" w:cs="Arial"/>
+          <w:b w:val="0"/>
+          <w:i/>
+          <w:color w:val="444444"/>
+          <w:sz w:val="20"/>
+        </w:rPr>
+        <w:t xml:space="preserve"> hasil substitusi yang meluruh mulus secara linier menuju 1/K.</w:t>
       </w:r>
     </w:p>
     <w:p>
@@ -4257,7 +5962,26 @@
           <w:i w:val="0"/>
           <w:sz w:val="22"/>
         </w:rPr>
-        <w:t>Gambar 5 mengilustrasikan kekuatan substitusi Bernoulli pada model pertumbuhan logistik P prima − rP = −(r/K)P² (Bernoulli n=2, lihat Analogi 6). Panel atas menunjukkan P(x) yang tumbuh berbentuk kurva S non-linier menuju kapasitas K, sedangkan panel bawah menunjukkan z(x) = P^(−1) setelah substitusi, yang justru meluruh mulus dan lebih mudah dianalisis. Inilah esensi substitusi Bernoulli: mengubah masalah non-linier menjadi linier yang bisa diselesaikan dengan faktor integrasi biasa, lalu solusi z dikembalikan menjadi y melalui substitusi balik.</w:t>
+        <w:t xml:space="preserve">Gambar 5 mengilustrasikan kekuatan substitusi Bernoulli pada model pertumbuhan logistik P prima − rP = −(r/K)P² (Bernoulli n=2, lihat Analogi 6). Panel atas menunjukkan P(x) yang tumbuh berbentuk kurva S non-linier menuju kapasitas K, sedangkan panel bawah menunjukkan z(x) = P</w:t>
+      </w:r>
+      <w:r>
+        <w:rPr>
+          <w:rFonts w:ascii="Arial" w:hAnsi="Arial" w:cs="Arial"/>
+          <w:b w:val="0"/>
+          <w:i w:val="0"/>
+          <w:sz w:val="22"/>
+          <w:vertAlign w:val="superscript"/>
+        </w:rPr>
+        <w:t xml:space="preserve">−1</w:t>
+      </w:r>
+      <w:r>
+        <w:rPr>
+          <w:rFonts w:ascii="Arial" w:hAnsi="Arial" w:cs="Arial"/>
+          <w:b w:val="0"/>
+          <w:i w:val="0"/>
+          <w:sz w:val="22"/>
+        </w:rPr>
+        <w:t xml:space="preserve"> setelah substitusi, yang justru meluruh mulus dan lebih mudah dianalisis. Inilah esensi substitusi Bernoulli: mengubah masalah non-linier menjadi linier yang bisa diselesaikan dengan faktor integrasi biasa, lalu solusi z dikembalikan menjadi y melalui substitusi balik.</w:t>
       </w:r>
     </w:p>
     <w:p>
@@ -4304,7 +6028,35 @@
           <w:i w:val="0"/>
           <w:sz w:val="22"/>
         </w:rPr>
-        <w:t>Tidak semua PD dapat langsung ditangani dengan faktor integrasi. PD orde dua atau lebih yang tidak memuat y, y prima, ..., y^(n-2) secara eksplisit (hanya memuat dua turunan berurutan tertinggi) dapat direduksi, diubah menjadi PD orde satu, melalui substitusi sederhana. Setelah tereduksi, metode faktor integrasi (atau Bernoulli) dapat kembali dipakai.</w:t>
+        <w:t xml:space="preserve">Tidak semua PD dapat langsung ditangani dengan faktor integrasi. PD orde dua atau lebih yang tidak memuat y, y prima, ..., y</w:t>
+      </w:r>
+      <w:r>
+        <w:rPr>
+          <w:rFonts w:ascii="Arial" w:hAnsi="Arial" w:cs="Arial"/>
+          <w:b w:val="0"/>
+          <w:i w:val="0"/>
+          <w:sz w:val="22"/>
+          <w:vertAlign w:val="superscript"/>
+        </w:rPr>
+        <w:t xml:space="preserve">n-2</w:t>
+      </w:r>
+      <w:r>
+        <w:rPr>
+          <w:rFonts w:ascii="Arial" w:hAnsi="Arial" w:cs="Arial"/>
+          <w:b w:val="0"/>
+          <w:i w:val="0"/>
+          <w:sz w:val="22"/>
+        </w:rPr>
+        <w:t xml:space="preserve"> secara eksplisit (hanya memuat dua turunan berurutan tertinggi) dapat direduksi, diubah menjadi PD orde satu, melalui substitusi sederhana. Setelah tereduksi, metode faktor integrasi (atau Bernoulli) dapat kembali dipakai.</w:t>
+      </w:r>
+      <w:r>
+        <w:rPr>
+          <w:rFonts w:ascii="Arial" w:hAnsi="Arial" w:cs="Arial"/>
+          <w:b w:val="0"/>
+          <w:i w:val="0"/>
+          <w:sz w:val="22"/>
+        </w:rPr>
+        <w:t xml:space="preserve"> Persamaan (11) memadatkan aturan tersebut.</w:t>
       </w:r>
     </w:p>
     <w:p>
@@ -4320,7 +6072,80 @@
           <w:color w:val="305496"/>
           <w:sz w:val="22"/>
         </w:rPr>
-        <w:t>y^(n) + P(x)·y^(n-1) = Q(x)   (tanpa y, y', ..., y^(n-2))</w:t>
+        <w:t xml:space="preserve">y</w:t>
+      </w:r>
+      <w:r>
+        <w:rPr>
+          <w:rFonts w:ascii="Arial" w:hAnsi="Arial" w:cs="Arial"/>
+          <w:b/>
+          <w:i/>
+          <w:color w:val="305496"/>
+          <w:sz w:val="22"/>
+          <w:vertAlign w:val="superscript"/>
+        </w:rPr>
+        <w:t xml:space="preserve">n</w:t>
+      </w:r>
+      <w:r>
+        <w:rPr>
+          <w:rFonts w:ascii="Arial" w:hAnsi="Arial" w:cs="Arial"/>
+          <w:b/>
+          <w:i/>
+          <w:color w:val="305496"/>
+          <w:sz w:val="22"/>
+        </w:rPr>
+        <w:t xml:space="preserve"> + P(x)·y</w:t>
+      </w:r>
+      <w:r>
+        <w:rPr>
+          <w:rFonts w:ascii="Arial" w:hAnsi="Arial" w:cs="Arial"/>
+          <w:b/>
+          <w:i/>
+          <w:color w:val="305496"/>
+          <w:sz w:val="22"/>
+          <w:vertAlign w:val="superscript"/>
+        </w:rPr>
+        <w:t xml:space="preserve">n-1</w:t>
+      </w:r>
+      <w:r>
+        <w:rPr>
+          <w:rFonts w:ascii="Arial" w:hAnsi="Arial" w:cs="Arial"/>
+          <w:b/>
+          <w:i/>
+          <w:color w:val="305496"/>
+          <w:sz w:val="22"/>
+        </w:rPr>
+        <w:t xml:space="preserve"> = Q(x)   (tanpa y, y', ..., y</w:t>
+      </w:r>
+      <w:r>
+        <w:rPr>
+          <w:rFonts w:ascii="Arial" w:hAnsi="Arial" w:cs="Arial"/>
+          <w:b/>
+          <w:i/>
+          <w:color w:val="305496"/>
+          <w:sz w:val="22"/>
+          <w:vertAlign w:val="superscript"/>
+        </w:rPr>
+        <w:t xml:space="preserve">n-2</w:t>
+      </w:r>
+      <w:r>
+        <w:rPr>
+          <w:rFonts w:ascii="Arial" w:hAnsi="Arial" w:cs="Arial"/>
+          <w:b/>
+          <w:i/>
+          <w:color w:val="305496"/>
+          <w:sz w:val="22"/>
+        </w:rPr>
+        <w:t xml:space="preserve">)</w:t>
+      </w:r>
+      <w:r>
+        <w:rPr>
+          <w:rFonts w:ascii="Arial" w:hAnsi="Arial" w:cs="Arial"/>
+          <w:b/>
+          <w:i/>
+          <w:color w:val="305496"/>
+          <w:sz w:val="22"/>
+        </w:rPr>
+        <w:t xml:space="preserve">   (11)</w:t>
       </w:r>
     </w:p>
     <w:p>
@@ -4344,7 +6169,186 @@
           <w:i w:val="0"/>
           <w:sz w:val="22"/>
         </w:rPr>
-        <w:t>Kenali polanya: PD hanya memuat dua turunan berurutan, y^(n) dan y^(n-1); suku y, y prima, ..., y^(n-2) semuanya absen. Misalkan w = y^(n-1), maka w prima = y^(n). PD berubah menjadi w prima + P(x)w = Q(x), yaitu PD linier orde satu dalam w yang diselesaikan dengan faktor integrasi biasa, termasuk konstanta c1. Karena w = y^(n-1), untuk memperoleh y perlu mengintegralkan w sebanyak n−1 kali, masing-masing menghasilkan konstanta baru c2, c3, ..., cn.</w:t>
+        <w:t xml:space="preserve">Kenali polanya: PD hanya memuat dua turunan berurutan, y</w:t>
+      </w:r>
+      <w:r>
+        <w:rPr>
+          <w:rFonts w:ascii="Arial" w:hAnsi="Arial" w:cs="Arial"/>
+          <w:b w:val="0"/>
+          <w:i w:val="0"/>
+          <w:sz w:val="22"/>
+          <w:vertAlign w:val="superscript"/>
+        </w:rPr>
+        <w:t xml:space="preserve">n</w:t>
+      </w:r>
+      <w:r>
+        <w:rPr>
+          <w:rFonts w:ascii="Arial" w:hAnsi="Arial" w:cs="Arial"/>
+          <w:b w:val="0"/>
+          <w:i w:val="0"/>
+          <w:sz w:val="22"/>
+        </w:rPr>
+        <w:t xml:space="preserve"> dan y</w:t>
+      </w:r>
+      <w:r>
+        <w:rPr>
+          <w:rFonts w:ascii="Arial" w:hAnsi="Arial" w:cs="Arial"/>
+          <w:b w:val="0"/>
+          <w:i w:val="0"/>
+          <w:sz w:val="22"/>
+          <w:vertAlign w:val="superscript"/>
+        </w:rPr>
+        <w:t xml:space="preserve">n-1</w:t>
+      </w:r>
+      <w:r>
+        <w:rPr>
+          <w:rFonts w:ascii="Arial" w:hAnsi="Arial" w:cs="Arial"/>
+          <w:b w:val="0"/>
+          <w:i w:val="0"/>
+          <w:sz w:val="22"/>
+        </w:rPr>
+        <w:t xml:space="preserve">; suku y, y prima, ..., y</w:t>
+      </w:r>
+      <w:r>
+        <w:rPr>
+          <w:rFonts w:ascii="Arial" w:hAnsi="Arial" w:cs="Arial"/>
+          <w:b w:val="0"/>
+          <w:i w:val="0"/>
+          <w:sz w:val="22"/>
+          <w:vertAlign w:val="superscript"/>
+        </w:rPr>
+        <w:t xml:space="preserve">n-2</w:t>
+      </w:r>
+      <w:r>
+        <w:rPr>
+          <w:rFonts w:ascii="Arial" w:hAnsi="Arial" w:cs="Arial"/>
+          <w:b w:val="0"/>
+          <w:i w:val="0"/>
+          <w:sz w:val="22"/>
+        </w:rPr>
+        <w:t xml:space="preserve"> semuanya absen. Misalkan w = y</w:t>
+      </w:r>
+      <w:r>
+        <w:rPr>
+          <w:rFonts w:ascii="Arial" w:hAnsi="Arial" w:cs="Arial"/>
+          <w:b w:val="0"/>
+          <w:i w:val="0"/>
+          <w:sz w:val="22"/>
+          <w:vertAlign w:val="superscript"/>
+        </w:rPr>
+        <w:t xml:space="preserve">n-1</w:t>
+      </w:r>
+      <w:r>
+        <w:rPr>
+          <w:rFonts w:ascii="Arial" w:hAnsi="Arial" w:cs="Arial"/>
+          <w:b w:val="0"/>
+          <w:i w:val="0"/>
+          <w:sz w:val="22"/>
+        </w:rPr>
+        <w:t xml:space="preserve">, maka w prima = y</w:t>
+      </w:r>
+      <w:r>
+        <w:rPr>
+          <w:rFonts w:ascii="Arial" w:hAnsi="Arial" w:cs="Arial"/>
+          <w:b w:val="0"/>
+          <w:i w:val="0"/>
+          <w:sz w:val="22"/>
+          <w:vertAlign w:val="superscript"/>
+        </w:rPr>
+        <w:t xml:space="preserve">n</w:t>
+      </w:r>
+      <w:r>
+        <w:rPr>
+          <w:rFonts w:ascii="Arial" w:hAnsi="Arial" w:cs="Arial"/>
+          <w:b w:val="0"/>
+          <w:i w:val="0"/>
+          <w:sz w:val="22"/>
+        </w:rPr>
+        <w:t xml:space="preserve">. PD berubah menjadi w prima + P(x)w = Q(x), yaitu PD linier orde satu dalam w yang diselesaikan dengan faktor integrasi biasa, termasuk konstanta c1. Karena w = y</w:t>
+      </w:r>
+      <w:r>
+        <w:rPr>
+          <w:rFonts w:ascii="Arial" w:hAnsi="Arial" w:cs="Arial"/>
+          <w:b w:val="0"/>
+          <w:i w:val="0"/>
+          <w:sz w:val="22"/>
+          <w:vertAlign w:val="superscript"/>
+        </w:rPr>
+        <w:t xml:space="preserve">n-1</w:t>
+      </w:r>
+      <w:r>
+        <w:rPr>
+          <w:rFonts w:ascii="Arial" w:hAnsi="Arial" w:cs="Arial"/>
+          <w:b w:val="0"/>
+          <w:i w:val="0"/>
+          <w:sz w:val="22"/>
+        </w:rPr>
+        <w:t xml:space="preserve">, untuk memperoleh y perlu mengintegralkan w sebanyak n−1 kali, masing-masing menghasilkan konstanta baru </w:t>
+      </w:r>
+      <w:r>
+        <w:rPr>
+          <w:rFonts w:ascii="Arial" w:hAnsi="Arial" w:cs="Arial"/>
+          <w:b w:val="0"/>
+          <w:i w:val="0"/>
+          <w:sz w:val="22"/>
+        </w:rPr>
+        <w:t xml:space="preserve">c</w:t>
+      </w:r>
+      <w:r>
+        <w:rPr>
+          <w:rFonts w:ascii="Arial" w:hAnsi="Arial" w:cs="Arial"/>
+          <w:b w:val="0"/>
+          <w:i w:val="0"/>
+          <w:sz w:val="22"/>
+          <w:vertAlign w:val="subscript"/>
+        </w:rPr>
+        <w:t xml:space="preserve">2</w:t>
+      </w:r>
+      <w:r>
+        <w:rPr>
+          <w:rFonts w:ascii="Arial" w:hAnsi="Arial" w:cs="Arial"/>
+          <w:b w:val="0"/>
+          <w:i w:val="0"/>
+          <w:sz w:val="22"/>
+        </w:rPr>
+        <w:t xml:space="preserve">, </w:t>
+      </w:r>
+      <w:r>
+        <w:rPr>
+          <w:rFonts w:ascii="Arial" w:hAnsi="Arial" w:cs="Arial"/>
+          <w:b w:val="0"/>
+          <w:i w:val="0"/>
+          <w:sz w:val="22"/>
+        </w:rPr>
+        <w:t xml:space="preserve">c</w:t>
+      </w:r>
+      <w:r>
+        <w:rPr>
+          <w:rFonts w:ascii="Arial" w:hAnsi="Arial" w:cs="Arial"/>
+          <w:b w:val="0"/>
+          <w:i w:val="0"/>
+          <w:sz w:val="22"/>
+          <w:vertAlign w:val="subscript"/>
+        </w:rPr>
+        <w:t xml:space="preserve">3</w:t>
+      </w:r>
+      <w:r>
+        <w:rPr>
+          <w:rFonts w:ascii="Arial" w:hAnsi="Arial" w:cs="Arial"/>
+          <w:b w:val="0"/>
+          <w:i w:val="0"/>
+          <w:sz w:val="22"/>
+        </w:rPr>
+        <w:t xml:space="preserve">, ..., cn.</w:t>
+      </w:r>
+      <w:r>
+        <w:rPr>
+          <w:rFonts w:ascii="Arial" w:hAnsi="Arial" w:cs="Arial"/>
+          <w:b w:val="0"/>
+          <w:i w:val="0"/>
+          <w:sz w:val="22"/>
+        </w:rPr>
+        <w:t xml:space="preserve"> Rangkuman kuantitatifnya tertulis pada Persamaan (12).</w:t>
       </w:r>
     </w:p>
     <w:p>
@@ -4360,7 +6364,49 @@
           <w:color w:val="305496"/>
           <w:sz w:val="22"/>
         </w:rPr>
-        <w:t>w = y^(n-1)  ⟹  w' + P(x)w = Q(x)  ⟹  y = ∫∫...∫ w dx^(n-1)</w:t>
+        <w:t xml:space="preserve">w = y</w:t>
+      </w:r>
+      <w:r>
+        <w:rPr>
+          <w:rFonts w:ascii="Arial" w:hAnsi="Arial" w:cs="Arial"/>
+          <w:b/>
+          <w:i/>
+          <w:color w:val="305496"/>
+          <w:sz w:val="22"/>
+          <w:vertAlign w:val="superscript"/>
+        </w:rPr>
+        <w:t xml:space="preserve">n-1</w:t>
+      </w:r>
+      <w:r>
+        <w:rPr>
+          <w:rFonts w:ascii="Arial" w:hAnsi="Arial" w:cs="Arial"/>
+          <w:b/>
+          <w:i/>
+          <w:color w:val="305496"/>
+          <w:sz w:val="22"/>
+        </w:rPr>
+        <w:t xml:space="preserve">  ⟹  w' + P(x)w = Q(x)  ⟹  y = ∫∫...∫ w dx</w:t>
+      </w:r>
+      <w:r>
+        <w:rPr>
+          <w:rFonts w:ascii="Arial" w:hAnsi="Arial" w:cs="Arial"/>
+          <w:b/>
+          <w:i/>
+          <w:color w:val="305496"/>
+          <w:sz w:val="22"/>
+          <w:vertAlign w:val="superscript"/>
+        </w:rPr>
+        <w:t xml:space="preserve">n-1</w:t>
+      </w:r>
+      <w:r>
+        <w:rPr>
+          <w:rFonts w:ascii="Arial" w:hAnsi="Arial" w:cs="Arial"/>
+          <w:b/>
+          <w:i/>
+          <w:color w:val="305496"/>
+          <w:sz w:val="22"/>
+        </w:rPr>
+        <w:t xml:space="preserve">   (12)</w:t>
       </w:r>
     </w:p>
     <w:p>
@@ -4408,7 +6454,91 @@
           <w:i w:val="0"/>
           <w:sz w:val="22"/>
         </w:rPr>
-        <w:t>Selesaikan y prima prima − (1/x)y prima = x·ln x. PD hanya memuat y prima prima dan y prima, tidak ada y sendiri, sehingga dapat direduksi dengan w = y prima, w prima = y prima prima. PD orde dua berubah menjadi PD linier orde satu dalam w: w prima − (1/x)w = x·ln x, dengan P = −1/x sehingga faktor integrasi u = e^(−ln x) = 1/x. Integral Q·u = ln x diselesaikan dengan integral parsial memberi w/x = x·ln x − x + c1, sehingga w = y prima = x²·ln x − x² + c1·x. Integralkan sekali lagi terhadap x (integral parsial untuk x²·ln x) untuk memperoleh y.</w:t>
+        <w:t xml:space="preserve">Selesaikan y prima prima − (1/x)y prima = x·ln x. PD hanya memuat y prima prima dan y prima, tidak ada y sendiri, sehingga dapat direduksi dengan w = y prima, w prima = y prima prima. PD orde dua berubah menjadi PD linier orde satu dalam w: w prima − (1/x)w = x·ln x, dengan P = −1/x sehingga faktor integrasi u = e</w:t>
+      </w:r>
+      <w:r>
+        <w:rPr>
+          <w:rFonts w:ascii="Arial" w:hAnsi="Arial" w:cs="Arial"/>
+          <w:b w:val="0"/>
+          <w:i w:val="0"/>
+          <w:sz w:val="22"/>
+          <w:vertAlign w:val="superscript"/>
+        </w:rPr>
+        <w:t xml:space="preserve">−ln x</w:t>
+      </w:r>
+      <w:r>
+        <w:rPr>
+          <w:rFonts w:ascii="Arial" w:hAnsi="Arial" w:cs="Arial"/>
+          <w:b w:val="0"/>
+          <w:i w:val="0"/>
+          <w:sz w:val="22"/>
+        </w:rPr>
+        <w:t xml:space="preserve"> = 1/x. Integral Q·u = ln x diselesaikan dengan integral parsial memberi w/x = x·ln x − x + </w:t>
+      </w:r>
+      <w:r>
+        <w:rPr>
+          <w:rFonts w:ascii="Arial" w:hAnsi="Arial" w:cs="Arial"/>
+          <w:b w:val="0"/>
+          <w:i w:val="0"/>
+          <w:sz w:val="22"/>
+        </w:rPr>
+        <w:t xml:space="preserve">c</w:t>
+      </w:r>
+      <w:r>
+        <w:rPr>
+          <w:rFonts w:ascii="Arial" w:hAnsi="Arial" w:cs="Arial"/>
+          <w:b w:val="0"/>
+          <w:i w:val="0"/>
+          <w:sz w:val="22"/>
+          <w:vertAlign w:val="subscript"/>
+        </w:rPr>
+        <w:t xml:space="preserve">1</w:t>
+      </w:r>
+      <w:r>
+        <w:rPr>
+          <w:rFonts w:ascii="Arial" w:hAnsi="Arial" w:cs="Arial"/>
+          <w:b w:val="0"/>
+          <w:i w:val="0"/>
+          <w:sz w:val="22"/>
+        </w:rPr>
+        <w:t xml:space="preserve">, sehingga w = y prima = x²·ln x − x² + </w:t>
+      </w:r>
+      <w:r>
+        <w:rPr>
+          <w:rFonts w:ascii="Arial" w:hAnsi="Arial" w:cs="Arial"/>
+          <w:b w:val="0"/>
+          <w:i w:val="0"/>
+          <w:sz w:val="22"/>
+        </w:rPr>
+        <w:t xml:space="preserve">c</w:t>
+      </w:r>
+      <w:r>
+        <w:rPr>
+          <w:rFonts w:ascii="Arial" w:hAnsi="Arial" w:cs="Arial"/>
+          <w:b w:val="0"/>
+          <w:i w:val="0"/>
+          <w:sz w:val="22"/>
+          <w:vertAlign w:val="subscript"/>
+        </w:rPr>
+        <w:t xml:space="preserve">1</w:t>
+      </w:r>
+      <w:r>
+        <w:rPr>
+          <w:rFonts w:ascii="Arial" w:hAnsi="Arial" w:cs="Arial"/>
+          <w:b w:val="0"/>
+          <w:i w:val="0"/>
+          <w:sz w:val="22"/>
+        </w:rPr>
+        <w:t xml:space="preserve">·x. Integralkan sekali lagi terhadap x (integral parsial untuk x²·ln x) untuk memperoleh y.</w:t>
+      </w:r>
+      <w:r>
+        <w:rPr>
+          <w:rFonts w:ascii="Arial" w:hAnsi="Arial" w:cs="Arial"/>
+          <w:b w:val="0"/>
+          <w:i w:val="0"/>
+          <w:sz w:val="22"/>
+        </w:rPr>
+        <w:t xml:space="preserve"> Hubungan ini dirangkum dalam Persamaan (13).</w:t>
       </w:r>
     </w:p>
     <w:p>
@@ -4424,7 +6554,69 @@
           <w:color w:val="305496"/>
           <w:sz w:val="22"/>
         </w:rPr>
-        <w:t>✓ Solusi Umum:   y = (x³/3)·ln x − (4x³/9) + c1·(x²/2) + c2</w:t>
+        <w:t xml:space="preserve">✓ Solusi Umum:   y = (x³/3)·ln x − (4x³/9) + </w:t>
+      </w:r>
+      <w:r>
+        <w:rPr>
+          <w:rFonts w:ascii="Arial" w:hAnsi="Arial" w:cs="Arial"/>
+          <w:b/>
+          <w:i/>
+          <w:color w:val="305496"/>
+          <w:sz w:val="22"/>
+        </w:rPr>
+        <w:t xml:space="preserve">c</w:t>
+      </w:r>
+      <w:r>
+        <w:rPr>
+          <w:rFonts w:ascii="Arial" w:hAnsi="Arial" w:cs="Arial"/>
+          <w:b/>
+          <w:i/>
+          <w:color w:val="305496"/>
+          <w:sz w:val="22"/>
+          <w:vertAlign w:val="subscript"/>
+        </w:rPr>
+        <w:t xml:space="preserve">1</w:t>
+      </w:r>
+      <w:r>
+        <w:rPr>
+          <w:rFonts w:ascii="Arial" w:hAnsi="Arial" w:cs="Arial"/>
+          <w:b/>
+          <w:i/>
+          <w:color w:val="305496"/>
+          <w:sz w:val="22"/>
+        </w:rPr>
+        <w:t xml:space="preserve">·(x²/2) + </w:t>
+      </w:r>
+      <w:r>
+        <w:rPr>
+          <w:rFonts w:ascii="Arial" w:hAnsi="Arial" w:cs="Arial"/>
+          <w:b/>
+          <w:i/>
+          <w:color w:val="305496"/>
+          <w:sz w:val="22"/>
+        </w:rPr>
+        <w:t xml:space="preserve">c</w:t>
+      </w:r>
+      <w:r>
+        <w:rPr>
+          <w:rFonts w:ascii="Arial" w:hAnsi="Arial" w:cs="Arial"/>
+          <w:b/>
+          <w:i/>
+          <w:color w:val="305496"/>
+          <w:sz w:val="22"/>
+          <w:vertAlign w:val="subscript"/>
+        </w:rPr>
+        <w:t xml:space="preserve">2</w:t>
+      </w:r>
+      <w:r>
+        <w:rPr>
+          <w:rFonts w:ascii="Arial" w:hAnsi="Arial" w:cs="Arial"/>
+          <w:b/>
+          <w:i/>
+          <w:color w:val="305496"/>
+          <w:sz w:val="22"/>
+        </w:rPr>
+        <w:t xml:space="preserve">   (13)</w:t>
       </w:r>
     </w:p>
     <w:p>
@@ -4448,7 +6640,287 @@
           <w:i w:val="0"/>
           <w:sz w:val="22"/>
         </w:rPr>
-        <w:t>Sebagai langkah verifikasi wajib setelah menyelesaikan PD orde tinggi, substitusikan kembali solusi y = (x³/3)ln x − (4x³/9) + c1(x²/2) + c2 ke PD asal untuk memastikan konsistensi. Turunkan sekali: y prima = x² ln x + (x³/3)(1/x) − (4x²/3) + c1 x = x² ln x − x²/3 + c1 x. Turunkan sekali lagi: y prima prima = 2x ln x + x²(1/x) − 2x/3 + c1 = 2x ln x + x/3 + c1. Substitusikan kedua turunan ke ruas kiri PD asal: y prima prima − (1/x)y prima = (2x ln x + x/3 + c1) − (1/x)(x² ln x − x²/3 + c1 x) = 2x ln x + x/3 + c1 − x ln x + x/3 − c1 = x ln x, tepat sama dengan ruas kanan PD asal, sehingga solusi terbukti benar untuk sembarang nilai c1 dan c2. Kebiasaan verifikasi seperti ini, meski memakan waktu tambahan, sangat dianjurkan saat mengerjakan Tugas Pertemuan 4, karena kesalahan tanda atau kesalahan integral parsial pada langkah reduksi orde sering baru terdeteksi lewat substitusi balik semacam ini, jauh lebih andal dibanding sekadar memeriksa ulang aljabar tanpa verifikasi turunan.</w:t>
+        <w:t xml:space="preserve">Sebagai langkah verifikasi wajib setelah menyelesaikan PD orde tinggi, substitusikan kembali solusi y = (x³/3)ln x − (4x³/9) + </w:t>
+      </w:r>
+      <w:r>
+        <w:rPr>
+          <w:rFonts w:ascii="Arial" w:hAnsi="Arial" w:cs="Arial"/>
+          <w:b w:val="0"/>
+          <w:i w:val="0"/>
+          <w:sz w:val="22"/>
+        </w:rPr>
+        <w:t xml:space="preserve">c</w:t>
+      </w:r>
+      <w:r>
+        <w:rPr>
+          <w:rFonts w:ascii="Arial" w:hAnsi="Arial" w:cs="Arial"/>
+          <w:b w:val="0"/>
+          <w:i w:val="0"/>
+          <w:sz w:val="22"/>
+          <w:vertAlign w:val="subscript"/>
+        </w:rPr>
+        <w:t xml:space="preserve">1</w:t>
+      </w:r>
+      <w:r>
+        <w:rPr>
+          <w:rFonts w:ascii="Arial" w:hAnsi="Arial" w:cs="Arial"/>
+          <w:b w:val="0"/>
+          <w:i w:val="0"/>
+          <w:sz w:val="22"/>
+        </w:rPr>
+        <w:t xml:space="preserve">(x²/2) + </w:t>
+      </w:r>
+      <w:r>
+        <w:rPr>
+          <w:rFonts w:ascii="Arial" w:hAnsi="Arial" w:cs="Arial"/>
+          <w:b w:val="0"/>
+          <w:i w:val="0"/>
+          <w:sz w:val="22"/>
+        </w:rPr>
+        <w:t xml:space="preserve">c</w:t>
+      </w:r>
+      <w:r>
+        <w:rPr>
+          <w:rFonts w:ascii="Arial" w:hAnsi="Arial" w:cs="Arial"/>
+          <w:b w:val="0"/>
+          <w:i w:val="0"/>
+          <w:sz w:val="22"/>
+          <w:vertAlign w:val="subscript"/>
+        </w:rPr>
+        <w:t xml:space="preserve">2</w:t>
+      </w:r>
+      <w:r>
+        <w:rPr>
+          <w:rFonts w:ascii="Arial" w:hAnsi="Arial" w:cs="Arial"/>
+          <w:b w:val="0"/>
+          <w:i w:val="0"/>
+          <w:sz w:val="22"/>
+        </w:rPr>
+        <w:t xml:space="preserve"> ke PD asal untuk memastikan konsistensi. Turunkan sekali: y prima = x² ln x + (x³/3)(1/x) − (4x²/3) + </w:t>
+      </w:r>
+      <w:r>
+        <w:rPr>
+          <w:rFonts w:ascii="Arial" w:hAnsi="Arial" w:cs="Arial"/>
+          <w:b w:val="0"/>
+          <w:i w:val="0"/>
+          <w:sz w:val="22"/>
+        </w:rPr>
+        <w:t xml:space="preserve">c</w:t>
+      </w:r>
+      <w:r>
+        <w:rPr>
+          <w:rFonts w:ascii="Arial" w:hAnsi="Arial" w:cs="Arial"/>
+          <w:b w:val="0"/>
+          <w:i w:val="0"/>
+          <w:sz w:val="22"/>
+          <w:vertAlign w:val="subscript"/>
+        </w:rPr>
+        <w:t xml:space="preserve">1</w:t>
+      </w:r>
+      <w:r>
+        <w:rPr>
+          <w:rFonts w:ascii="Arial" w:hAnsi="Arial" w:cs="Arial"/>
+          <w:b w:val="0"/>
+          <w:i w:val="0"/>
+          <w:sz w:val="22"/>
+        </w:rPr>
+        <w:t xml:space="preserve"> x = x² ln x − x²/3 + </w:t>
+      </w:r>
+      <w:r>
+        <w:rPr>
+          <w:rFonts w:ascii="Arial" w:hAnsi="Arial" w:cs="Arial"/>
+          <w:b w:val="0"/>
+          <w:i w:val="0"/>
+          <w:sz w:val="22"/>
+        </w:rPr>
+        <w:t xml:space="preserve">c</w:t>
+      </w:r>
+      <w:r>
+        <w:rPr>
+          <w:rFonts w:ascii="Arial" w:hAnsi="Arial" w:cs="Arial"/>
+          <w:b w:val="0"/>
+          <w:i w:val="0"/>
+          <w:sz w:val="22"/>
+          <w:vertAlign w:val="subscript"/>
+        </w:rPr>
+        <w:t xml:space="preserve">1</w:t>
+      </w:r>
+      <w:r>
+        <w:rPr>
+          <w:rFonts w:ascii="Arial" w:hAnsi="Arial" w:cs="Arial"/>
+          <w:b w:val="0"/>
+          <w:i w:val="0"/>
+          <w:sz w:val="22"/>
+        </w:rPr>
+        <w:t xml:space="preserve"> x. Turunkan sekali lagi: y prima prima = 2x ln x + x²(1/x) − 2x/3 + </w:t>
+      </w:r>
+      <w:r>
+        <w:rPr>
+          <w:rFonts w:ascii="Arial" w:hAnsi="Arial" w:cs="Arial"/>
+          <w:b w:val="0"/>
+          <w:i w:val="0"/>
+          <w:sz w:val="22"/>
+        </w:rPr>
+        <w:t xml:space="preserve">c</w:t>
+      </w:r>
+      <w:r>
+        <w:rPr>
+          <w:rFonts w:ascii="Arial" w:hAnsi="Arial" w:cs="Arial"/>
+          <w:b w:val="0"/>
+          <w:i w:val="0"/>
+          <w:sz w:val="22"/>
+          <w:vertAlign w:val="subscript"/>
+        </w:rPr>
+        <w:t xml:space="preserve">1</w:t>
+      </w:r>
+      <w:r>
+        <w:rPr>
+          <w:rFonts w:ascii="Arial" w:hAnsi="Arial" w:cs="Arial"/>
+          <w:b w:val="0"/>
+          <w:i w:val="0"/>
+          <w:sz w:val="22"/>
+        </w:rPr>
+        <w:t xml:space="preserve"> = 2x ln x + x/3 + </w:t>
+      </w:r>
+      <w:r>
+        <w:rPr>
+          <w:rFonts w:ascii="Arial" w:hAnsi="Arial" w:cs="Arial"/>
+          <w:b w:val="0"/>
+          <w:i w:val="0"/>
+          <w:sz w:val="22"/>
+        </w:rPr>
+        <w:t xml:space="preserve">c</w:t>
+      </w:r>
+      <w:r>
+        <w:rPr>
+          <w:rFonts w:ascii="Arial" w:hAnsi="Arial" w:cs="Arial"/>
+          <w:b w:val="0"/>
+          <w:i w:val="0"/>
+          <w:sz w:val="22"/>
+          <w:vertAlign w:val="subscript"/>
+        </w:rPr>
+        <w:t xml:space="preserve">1</w:t>
+      </w:r>
+      <w:r>
+        <w:rPr>
+          <w:rFonts w:ascii="Arial" w:hAnsi="Arial" w:cs="Arial"/>
+          <w:b w:val="0"/>
+          <w:i w:val="0"/>
+          <w:sz w:val="22"/>
+        </w:rPr>
+        <w:t xml:space="preserve">. Substitusikan kedua turunan ke ruas kiri PD asal: y prima prima − (1/x)y prima = (2x ln x + x/3 + </w:t>
+      </w:r>
+      <w:r>
+        <w:rPr>
+          <w:rFonts w:ascii="Arial" w:hAnsi="Arial" w:cs="Arial"/>
+          <w:b w:val="0"/>
+          <w:i w:val="0"/>
+          <w:sz w:val="22"/>
+        </w:rPr>
+        <w:t xml:space="preserve">c</w:t>
+      </w:r>
+      <w:r>
+        <w:rPr>
+          <w:rFonts w:ascii="Arial" w:hAnsi="Arial" w:cs="Arial"/>
+          <w:b w:val="0"/>
+          <w:i w:val="0"/>
+          <w:sz w:val="22"/>
+          <w:vertAlign w:val="subscript"/>
+        </w:rPr>
+        <w:t xml:space="preserve">1</w:t>
+      </w:r>
+      <w:r>
+        <w:rPr>
+          <w:rFonts w:ascii="Arial" w:hAnsi="Arial" w:cs="Arial"/>
+          <w:b w:val="0"/>
+          <w:i w:val="0"/>
+          <w:sz w:val="22"/>
+        </w:rPr>
+        <w:t xml:space="preserve">) − (1/x)(x² ln x − x²/3 + </w:t>
+      </w:r>
+      <w:r>
+        <w:rPr>
+          <w:rFonts w:ascii="Arial" w:hAnsi="Arial" w:cs="Arial"/>
+          <w:b w:val="0"/>
+          <w:i w:val="0"/>
+          <w:sz w:val="22"/>
+        </w:rPr>
+        <w:t xml:space="preserve">c</w:t>
+      </w:r>
+      <w:r>
+        <w:rPr>
+          <w:rFonts w:ascii="Arial" w:hAnsi="Arial" w:cs="Arial"/>
+          <w:b w:val="0"/>
+          <w:i w:val="0"/>
+          <w:sz w:val="22"/>
+          <w:vertAlign w:val="subscript"/>
+        </w:rPr>
+        <w:t xml:space="preserve">1</w:t>
+      </w:r>
+      <w:r>
+        <w:rPr>
+          <w:rFonts w:ascii="Arial" w:hAnsi="Arial" w:cs="Arial"/>
+          <w:b w:val="0"/>
+          <w:i w:val="0"/>
+          <w:sz w:val="22"/>
+        </w:rPr>
+        <w:t xml:space="preserve"> x) = 2x ln x + x/3 + </w:t>
+      </w:r>
+      <w:r>
+        <w:rPr>
+          <w:rFonts w:ascii="Arial" w:hAnsi="Arial" w:cs="Arial"/>
+          <w:b w:val="0"/>
+          <w:i w:val="0"/>
+          <w:sz w:val="22"/>
+        </w:rPr>
+        <w:t xml:space="preserve">c</w:t>
+      </w:r>
+      <w:r>
+        <w:rPr>
+          <w:rFonts w:ascii="Arial" w:hAnsi="Arial" w:cs="Arial"/>
+          <w:b w:val="0"/>
+          <w:i w:val="0"/>
+          <w:sz w:val="22"/>
+          <w:vertAlign w:val="subscript"/>
+        </w:rPr>
+        <w:t xml:space="preserve">1</w:t>
+      </w:r>
+      <w:r>
+        <w:rPr>
+          <w:rFonts w:ascii="Arial" w:hAnsi="Arial" w:cs="Arial"/>
+          <w:b w:val="0"/>
+          <w:i w:val="0"/>
+          <w:sz w:val="22"/>
+        </w:rPr>
+        <w:t xml:space="preserve"> − x ln x + x/3 − </w:t>
+      </w:r>
+      <w:r>
+        <w:rPr>
+          <w:rFonts w:ascii="Arial" w:hAnsi="Arial" w:cs="Arial"/>
+          <w:b w:val="0"/>
+          <w:i w:val="0"/>
+          <w:sz w:val="22"/>
+        </w:rPr>
+        <w:t xml:space="preserve">c</w:t>
+      </w:r>
+      <w:r>
+        <w:rPr>
+          <w:rFonts w:ascii="Arial" w:hAnsi="Arial" w:cs="Arial"/>
+          <w:b w:val="0"/>
+          <w:i w:val="0"/>
+          <w:sz w:val="22"/>
+          <w:vertAlign w:val="subscript"/>
+        </w:rPr>
+        <w:t xml:space="preserve">1</w:t>
+      </w:r>
+      <w:r>
+        <w:rPr>
+          <w:rFonts w:ascii="Arial" w:hAnsi="Arial" w:cs="Arial"/>
+          <w:b w:val="0"/>
+          <w:i w:val="0"/>
+          <w:sz w:val="22"/>
+        </w:rPr>
+        <w:t xml:space="preserve"> = x ln x, tepat sama dengan ruas kanan PD asal, sehingga solusi terbukti benar untuk sembarang nilai c1 dan c2. Kebiasaan verifikasi seperti ini, meski memakan waktu tambahan, sangat dianjurkan saat mengerjakan Tugas Pertemuan 4, karena kesalahan tanda atau kesalahan integral parsial pada langkah reduksi orde sering baru terdeteksi lewat substitusi balik semacam ini, jauh lebih andal dibanding sekadar memeriksa ulang aljabar tanpa verifikasi turunan.</w:t>
       </w:r>
     </w:p>
     <w:p>
@@ -4505,7 +6977,38 @@
           <w:color w:val="444444"/>
           <w:sz w:val="20"/>
         </w:rPr>
-        <w:t>Gambar 6. Reduksi orde pada Contoh 4.7: panel kiri w(x)=y prima(x) untuk empat nilai c1 berbeda (PD linier orde satu hasil reduksi), panel kanan y(x) hasil integrasi ulang w dengan c2=0.</w:t>
+        <w:t xml:space="preserve">Gambar 6. Reduksi orde pada Contoh 4.7: panel kiri w(x)=y prima(x) untuk empat nilai c1 berbeda (PD linier orde satu hasil reduksi), panel kanan y(x) hasil integrasi ulang w dengan </w:t>
+      </w:r>
+      <w:r>
+        <w:rPr>
+          <w:rFonts w:ascii="Arial" w:hAnsi="Arial" w:cs="Arial"/>
+          <w:b w:val="0"/>
+          <w:i/>
+          <w:color w:val="444444"/>
+          <w:sz w:val="20"/>
+        </w:rPr>
+        <w:t xml:space="preserve">c</w:t>
+      </w:r>
+      <w:r>
+        <w:rPr>
+          <w:rFonts w:ascii="Arial" w:hAnsi="Arial" w:cs="Arial"/>
+          <w:b w:val="0"/>
+          <w:i/>
+          <w:color w:val="444444"/>
+          <w:sz w:val="20"/>
+          <w:vertAlign w:val="subscript"/>
+        </w:rPr>
+        <w:t xml:space="preserve">2</w:t>
+      </w:r>
+      <w:r>
+        <w:rPr>
+          <w:rFonts w:ascii="Arial" w:hAnsi="Arial" w:cs="Arial"/>
+          <w:b w:val="0"/>
+          <w:i/>
+          <w:color w:val="444444"/>
+          <w:sz w:val="20"/>
+        </w:rPr>
+        <w:t xml:space="preserve">=0.</w:t>
       </w:r>
     </w:p>
     <w:p>
@@ -4520,7 +7023,119 @@
           <w:i w:val="0"/>
           <w:sz w:val="22"/>
         </w:rPr>
-        <w:t>Gambar 6 memperlihatkan bagaimana konstanta integrasi c1 yang muncul saat menyelesaikan w mempengaruhi bentuk akhir w(x) maupun y(x): pergeseran c1 mengubah kelengkungan dan arah kedua kurva secara serupa, karena y adalah hasil integrasi langsung dari w. Dua konstanta bebas, c1 dan c2, muncul karena PD asal berorde dua; masing-masing baru ditentukan secara unik jika dua syarat awal diberikan, misalnya y(x0) dan y prima(x0).</w:t>
+        <w:t xml:space="preserve">Gambar 6 memperlihatkan bagaimana konstanta integrasi c1 yang muncul saat menyelesaikan w mempengaruhi bentuk akhir w(x) maupun y(x): pergeseran c1 mengubah kelengkungan dan arah kedua kurva secara serupa, karena y adalah hasil integrasi langsung dari w. Dua konstanta bebas, </w:t>
+      </w:r>
+      <w:r>
+        <w:rPr>
+          <w:rFonts w:ascii="Arial" w:hAnsi="Arial" w:cs="Arial"/>
+          <w:b w:val="0"/>
+          <w:i w:val="0"/>
+          <w:sz w:val="22"/>
+        </w:rPr>
+        <w:t xml:space="preserve">c</w:t>
+      </w:r>
+      <w:r>
+        <w:rPr>
+          <w:rFonts w:ascii="Arial" w:hAnsi="Arial" w:cs="Arial"/>
+          <w:b w:val="0"/>
+          <w:i w:val="0"/>
+          <w:sz w:val="22"/>
+          <w:vertAlign w:val="subscript"/>
+        </w:rPr>
+        <w:t xml:space="preserve">1</w:t>
+      </w:r>
+      <w:r>
+        <w:rPr>
+          <w:rFonts w:ascii="Arial" w:hAnsi="Arial" w:cs="Arial"/>
+          <w:b w:val="0"/>
+          <w:i w:val="0"/>
+          <w:sz w:val="22"/>
+        </w:rPr>
+        <w:t xml:space="preserve"> dan </w:t>
+      </w:r>
+      <w:r>
+        <w:rPr>
+          <w:rFonts w:ascii="Arial" w:hAnsi="Arial" w:cs="Arial"/>
+          <w:b w:val="0"/>
+          <w:i w:val="0"/>
+          <w:sz w:val="22"/>
+        </w:rPr>
+        <w:t xml:space="preserve">c</w:t>
+      </w:r>
+      <w:r>
+        <w:rPr>
+          <w:rFonts w:ascii="Arial" w:hAnsi="Arial" w:cs="Arial"/>
+          <w:b w:val="0"/>
+          <w:i w:val="0"/>
+          <w:sz w:val="22"/>
+          <w:vertAlign w:val="subscript"/>
+        </w:rPr>
+        <w:t xml:space="preserve">2</w:t>
+      </w:r>
+      <w:r>
+        <w:rPr>
+          <w:rFonts w:ascii="Arial" w:hAnsi="Arial" w:cs="Arial"/>
+          <w:b w:val="0"/>
+          <w:i w:val="0"/>
+          <w:sz w:val="22"/>
+        </w:rPr>
+        <w:t xml:space="preserve">, muncul karena PD asal berorde dua; masing-masing baru ditentukan secara unik jika dua syarat awal diberikan, misalnya y(</w:t>
+      </w:r>
+      <w:r>
+        <w:rPr>
+          <w:rFonts w:ascii="Arial" w:hAnsi="Arial" w:cs="Arial"/>
+          <w:b w:val="0"/>
+          <w:i w:val="0"/>
+          <w:sz w:val="22"/>
+        </w:rPr>
+        <w:t xml:space="preserve">x</w:t>
+      </w:r>
+      <w:r>
+        <w:rPr>
+          <w:rFonts w:ascii="Arial" w:hAnsi="Arial" w:cs="Arial"/>
+          <w:b w:val="0"/>
+          <w:i w:val="0"/>
+          <w:sz w:val="22"/>
+          <w:vertAlign w:val="subscript"/>
+        </w:rPr>
+        <w:t xml:space="preserve">0</w:t>
+      </w:r>
+      <w:r>
+        <w:rPr>
+          <w:rFonts w:ascii="Arial" w:hAnsi="Arial" w:cs="Arial"/>
+          <w:b w:val="0"/>
+          <w:i w:val="0"/>
+          <w:sz w:val="22"/>
+        </w:rPr>
+        <w:t xml:space="preserve">) dan y prima(</w:t>
+      </w:r>
+      <w:r>
+        <w:rPr>
+          <w:rFonts w:ascii="Arial" w:hAnsi="Arial" w:cs="Arial"/>
+          <w:b w:val="0"/>
+          <w:i w:val="0"/>
+          <w:sz w:val="22"/>
+        </w:rPr>
+        <w:t xml:space="preserve">x</w:t>
+      </w:r>
+      <w:r>
+        <w:rPr>
+          <w:rFonts w:ascii="Arial" w:hAnsi="Arial" w:cs="Arial"/>
+          <w:b w:val="0"/>
+          <w:i w:val="0"/>
+          <w:sz w:val="22"/>
+          <w:vertAlign w:val="subscript"/>
+        </w:rPr>
+        <w:t xml:space="preserve">0</w:t>
+      </w:r>
+      <w:r>
+        <w:rPr>
+          <w:rFonts w:ascii="Arial" w:hAnsi="Arial" w:cs="Arial"/>
+          <w:b w:val="0"/>
+          <w:i w:val="0"/>
+          <w:sz w:val="22"/>
+        </w:rPr>
+        <w:t xml:space="preserve">).</w:t>
       </w:r>
     </w:p>
     <w:p>
@@ -4544,7 +7159,148 @@
           <w:i w:val="0"/>
           <w:sz w:val="22"/>
         </w:rPr>
-        <w:t>Selesaikan y prima prima prima − y prima prima = x·e^x dengan y(0)=1, y prima(0)=2, y prima prima(0)=4. PD hanya memuat y prima prima prima dan y prima prima, tidak ada y atau y prima, sehingga substitusi w = y prima prima menurunkan orde dari tiga menjadi satu: w prima − w = x·e^x, dengan P = −1 sehingga u = e^(−x). Integral Q·u = x diperoleh w·e^(−x) = x²/2 + c0. Setiap kali integrasi menghasilkan turunan yang lebih rendah, syarat awal yang bersesuaian langsung disubstitusikan sebelum melangkah ke integrasi berikutnya, agar konstanta tidak menumpuk dan mudah dihitung satu per satu: dari y prima prima(0)=4 diperoleh c0=4, dari y prima(0)=2 diperoleh konstanta integrasi berikutnya, dan dari y(0)=1 diperoleh konstanta terakhir.</w:t>
+        <w:t xml:space="preserve">Selesaikan y prima prima prima − y prima prima = x·e</w:t>
+      </w:r>
+      <w:r>
+        <w:rPr>
+          <w:rFonts w:ascii="Arial" w:hAnsi="Arial" w:cs="Arial"/>
+          <w:b w:val="0"/>
+          <w:i w:val="0"/>
+          <w:sz w:val="22"/>
+          <w:vertAlign w:val="superscript"/>
+        </w:rPr>
+        <w:t xml:space="preserve">x</w:t>
+      </w:r>
+      <w:r>
+        <w:rPr>
+          <w:rFonts w:ascii="Arial" w:hAnsi="Arial" w:cs="Arial"/>
+          <w:b w:val="0"/>
+          <w:i w:val="0"/>
+          <w:sz w:val="22"/>
+        </w:rPr>
+        <w:t xml:space="preserve"> dengan y(0)=1, y prima(0)=2, y prima prima(0)=4. PD hanya memuat y prima prima prima dan y prima prima, tidak ada y atau y prima, sehingga substitusi w = y prima prima menurunkan orde dari tiga menjadi satu: w prima − w = x·e</w:t>
+      </w:r>
+      <w:r>
+        <w:rPr>
+          <w:rFonts w:ascii="Arial" w:hAnsi="Arial" w:cs="Arial"/>
+          <w:b w:val="0"/>
+          <w:i w:val="0"/>
+          <w:sz w:val="22"/>
+          <w:vertAlign w:val="superscript"/>
+        </w:rPr>
+        <w:t xml:space="preserve">x</w:t>
+      </w:r>
+      <w:r>
+        <w:rPr>
+          <w:rFonts w:ascii="Arial" w:hAnsi="Arial" w:cs="Arial"/>
+          <w:b w:val="0"/>
+          <w:i w:val="0"/>
+          <w:sz w:val="22"/>
+        </w:rPr>
+        <w:t xml:space="preserve">, dengan P = −1 sehingga u = e</w:t>
+      </w:r>
+      <w:r>
+        <w:rPr>
+          <w:rFonts w:ascii="Arial" w:hAnsi="Arial" w:cs="Arial"/>
+          <w:b w:val="0"/>
+          <w:i w:val="0"/>
+          <w:sz w:val="22"/>
+          <w:vertAlign w:val="superscript"/>
+        </w:rPr>
+        <w:t xml:space="preserve">−x</w:t>
+      </w:r>
+      <w:r>
+        <w:rPr>
+          <w:rFonts w:ascii="Arial" w:hAnsi="Arial" w:cs="Arial"/>
+          <w:b w:val="0"/>
+          <w:i w:val="0"/>
+          <w:sz w:val="22"/>
+        </w:rPr>
+        <w:t xml:space="preserve">. Integral Q·u = x diperoleh w·e</w:t>
+      </w:r>
+      <w:r>
+        <w:rPr>
+          <w:rFonts w:ascii="Arial" w:hAnsi="Arial" w:cs="Arial"/>
+          <w:b w:val="0"/>
+          <w:i w:val="0"/>
+          <w:sz w:val="22"/>
+          <w:vertAlign w:val="superscript"/>
+        </w:rPr>
+        <w:t xml:space="preserve">−x</w:t>
+      </w:r>
+      <w:r>
+        <w:rPr>
+          <w:rFonts w:ascii="Arial" w:hAnsi="Arial" w:cs="Arial"/>
+          <w:b w:val="0"/>
+          <w:i w:val="0"/>
+          <w:sz w:val="22"/>
+        </w:rPr>
+        <w:t xml:space="preserve"> = x²/2 + </w:t>
+      </w:r>
+      <w:r>
+        <w:rPr>
+          <w:rFonts w:ascii="Arial" w:hAnsi="Arial" w:cs="Arial"/>
+          <w:b w:val="0"/>
+          <w:i w:val="0"/>
+          <w:sz w:val="22"/>
+        </w:rPr>
+        <w:t xml:space="preserve">c</w:t>
+      </w:r>
+      <w:r>
+        <w:rPr>
+          <w:rFonts w:ascii="Arial" w:hAnsi="Arial" w:cs="Arial"/>
+          <w:b w:val="0"/>
+          <w:i w:val="0"/>
+          <w:sz w:val="22"/>
+          <w:vertAlign w:val="subscript"/>
+        </w:rPr>
+        <w:t xml:space="preserve">0</w:t>
+      </w:r>
+      <w:r>
+        <w:rPr>
+          <w:rFonts w:ascii="Arial" w:hAnsi="Arial" w:cs="Arial"/>
+          <w:b w:val="0"/>
+          <w:i w:val="0"/>
+          <w:sz w:val="22"/>
+        </w:rPr>
+        <w:t xml:space="preserve">. Setiap kali integrasi menghasilkan turunan yang lebih rendah, syarat awal yang bersesuaian langsung disubstitusikan sebelum melangkah ke integrasi berikutnya, agar konstanta tidak menumpuk dan mudah dihitung satu per satu: dari y prima prima(0)=4 diperoleh </w:t>
+      </w:r>
+      <w:r>
+        <w:rPr>
+          <w:rFonts w:ascii="Arial" w:hAnsi="Arial" w:cs="Arial"/>
+          <w:b w:val="0"/>
+          <w:i w:val="0"/>
+          <w:sz w:val="22"/>
+        </w:rPr>
+        <w:t xml:space="preserve">c</w:t>
+      </w:r>
+      <w:r>
+        <w:rPr>
+          <w:rFonts w:ascii="Arial" w:hAnsi="Arial" w:cs="Arial"/>
+          <w:b w:val="0"/>
+          <w:i w:val="0"/>
+          <w:sz w:val="22"/>
+          <w:vertAlign w:val="subscript"/>
+        </w:rPr>
+        <w:t xml:space="preserve">0</w:t>
+      </w:r>
+      <w:r>
+        <w:rPr>
+          <w:rFonts w:ascii="Arial" w:hAnsi="Arial" w:cs="Arial"/>
+          <w:b w:val="0"/>
+          <w:i w:val="0"/>
+          <w:sz w:val="22"/>
+        </w:rPr>
+        <w:t xml:space="preserve">=4, dari y prima(0)=2 diperoleh konstanta integrasi berikutnya, dan dari y(0)=1 diperoleh konstanta terakhir.</w:t>
+      </w:r>
+      <w:r>
+        <w:rPr>
+          <w:rFonts w:ascii="Arial" w:hAnsi="Arial" w:cs="Arial"/>
+          <w:b w:val="0"/>
+          <w:i w:val="0"/>
+          <w:sz w:val="22"/>
+        </w:rPr>
+        <w:t xml:space="preserve"> Bentuk ringkasnya dituliskan pada Persamaan (14).</w:t>
       </w:r>
     </w:p>
     <w:p>
@@ -4560,7 +7316,80 @@
           <w:color w:val="305496"/>
           <w:sz w:val="22"/>
         </w:rPr>
-        <w:t>✓ Solusi Khusus:   y = ½x²e^x − 2xe^x + 7e^x + 2x − 6</w:t>
+        <w:t xml:space="preserve">✓ Solusi Khusus:   y = ½x²e</w:t>
+      </w:r>
+      <w:r>
+        <w:rPr>
+          <w:rFonts w:ascii="Arial" w:hAnsi="Arial" w:cs="Arial"/>
+          <w:b/>
+          <w:i/>
+          <w:color w:val="305496"/>
+          <w:sz w:val="22"/>
+          <w:vertAlign w:val="superscript"/>
+        </w:rPr>
+        <w:t xml:space="preserve">x</w:t>
+      </w:r>
+      <w:r>
+        <w:rPr>
+          <w:rFonts w:ascii="Arial" w:hAnsi="Arial" w:cs="Arial"/>
+          <w:b/>
+          <w:i/>
+          <w:color w:val="305496"/>
+          <w:sz w:val="22"/>
+        </w:rPr>
+        <w:t xml:space="preserve"> − 2xe</w:t>
+      </w:r>
+      <w:r>
+        <w:rPr>
+          <w:rFonts w:ascii="Arial" w:hAnsi="Arial" w:cs="Arial"/>
+          <w:b/>
+          <w:i/>
+          <w:color w:val="305496"/>
+          <w:sz w:val="22"/>
+          <w:vertAlign w:val="superscript"/>
+        </w:rPr>
+        <w:t xml:space="preserve">x</w:t>
+      </w:r>
+      <w:r>
+        <w:rPr>
+          <w:rFonts w:ascii="Arial" w:hAnsi="Arial" w:cs="Arial"/>
+          <w:b/>
+          <w:i/>
+          <w:color w:val="305496"/>
+          <w:sz w:val="22"/>
+        </w:rPr>
+        <w:t xml:space="preserve"> + 7e</w:t>
+      </w:r>
+      <w:r>
+        <w:rPr>
+          <w:rFonts w:ascii="Arial" w:hAnsi="Arial" w:cs="Arial"/>
+          <w:b/>
+          <w:i/>
+          <w:color w:val="305496"/>
+          <w:sz w:val="22"/>
+          <w:vertAlign w:val="superscript"/>
+        </w:rPr>
+        <w:t xml:space="preserve">x</w:t>
+      </w:r>
+      <w:r>
+        <w:rPr>
+          <w:rFonts w:ascii="Arial" w:hAnsi="Arial" w:cs="Arial"/>
+          <w:b/>
+          <w:i/>
+          <w:color w:val="305496"/>
+          <w:sz w:val="22"/>
+        </w:rPr>
+        <w:t xml:space="preserve"> + 2x − 6</w:t>
+      </w:r>
+      <w:r>
+        <w:rPr>
+          <w:rFonts w:ascii="Arial" w:hAnsi="Arial" w:cs="Arial"/>
+          <w:b/>
+          <w:i/>
+          <w:color w:val="305496"/>
+          <w:sz w:val="22"/>
+        </w:rPr>
+        <w:t xml:space="preserve">   (14)</w:t>
       </w:r>
     </w:p>
     <w:p>
@@ -4584,7 +7413,26 @@
           <w:i w:val="0"/>
           <w:sz w:val="22"/>
         </w:rPr>
-        <w:t>Contoh 4.8 menegaskan pola kerja standar reduksi orde untuk PD orde-n: reduksi dengan w = y^(n-1), selesaikan PD linier orde satu dalam w, lalu integralkan berulang sambil menerapkan syarat awal segera setelah tersedia, bukan menunggu sampai akhir. Strategi ini menghindari aljabar konstanta yang rumit dan menjaga setiap langkah tetap dapat diverifikasi secara terpisah.</w:t>
+        <w:t xml:space="preserve">Contoh 4.8 menegaskan pola kerja standar reduksi orde untuk PD orde-n: reduksi dengan w = y</w:t>
+      </w:r>
+      <w:r>
+        <w:rPr>
+          <w:rFonts w:ascii="Arial" w:hAnsi="Arial" w:cs="Arial"/>
+          <w:b w:val="0"/>
+          <w:i w:val="0"/>
+          <w:sz w:val="22"/>
+          <w:vertAlign w:val="superscript"/>
+        </w:rPr>
+        <w:t xml:space="preserve">n-1</w:t>
+      </w:r>
+      <w:r>
+        <w:rPr>
+          <w:rFonts w:ascii="Arial" w:hAnsi="Arial" w:cs="Arial"/>
+          <w:b w:val="0"/>
+          <w:i w:val="0"/>
+          <w:sz w:val="22"/>
+        </w:rPr>
+        <w:t xml:space="preserve">, selesaikan PD linier orde satu dalam w, lalu integralkan berulang sambil menerapkan syarat awal segera setelah tersedia, bukan menunggu sampai akhir. Strategi ini menghindari aljabar konstanta yang rumit dan menjaga setiap langkah tetap dapat diverifikasi secara terpisah.</w:t>
       </w:r>
     </w:p>
     <w:p>
@@ -4688,7 +7536,26 @@
           <w:i w:val="0"/>
           <w:sz w:val="22"/>
         </w:rPr>
-        <w:t>Hukum Pendinginan Newton menyatakan kecepatan pendinginan sebanding dengan selisih suhu kopi dan suhu ruangan: T prima = −k(T−Tamb), atau T prima + kT = kTamb. Ini PD linier dengan P = k konstan dan Q = kTamb. Faktor integrasi sederhana e^(kt) langsung memberi solusi eksponensial: kopi mendingin cepat di awal, lalu perlahan mendekati suhu ruang.</w:t>
+        <w:t xml:space="preserve">Hukum Pendinginan Newton menyatakan kecepatan pendinginan sebanding dengan selisih suhu kopi dan suhu ruangan: T prima = −k(T−Tamb), atau T prima + kT = kTamb. Ini PD linier dengan P = k konstan dan Q = kTamb. Faktor integrasi sederhana e</w:t>
+      </w:r>
+      <w:r>
+        <w:rPr>
+          <w:rFonts w:ascii="Arial" w:hAnsi="Arial" w:cs="Arial"/>
+          <w:b w:val="0"/>
+          <w:i w:val="0"/>
+          <w:sz w:val="22"/>
+          <w:vertAlign w:val="superscript"/>
+        </w:rPr>
+        <w:t xml:space="preserve">kt</w:t>
+      </w:r>
+      <w:r>
+        <w:rPr>
+          <w:rFonts w:ascii="Arial" w:hAnsi="Arial" w:cs="Arial"/>
+          <w:b w:val="0"/>
+          <w:i w:val="0"/>
+          <w:sz w:val="22"/>
+        </w:rPr>
+        <w:t xml:space="preserve"> langsung memberi solusi eksponensial: kopi mendingin cepat di awal, lalu perlahan mendekati suhu ruang.</w:t>
       </w:r>
     </w:p>
     <w:p>
@@ -4754,7 +7621,26 @@
           <w:i w:val="0"/>
           <w:sz w:val="22"/>
         </w:rPr>
-        <w:t>gaya gesek udara pada parasut tidak selalu linier, bisa proporsional dengan v². Jika gesekan sebanding v², persamaan gerak menjadi bentuk Bernoulli dengan n=2. Substitusi z = v^(−1) melinierkannya, lalu dipecahkan seperti PD linier biasa. Hasilnya: kecepatan terminal (saat v prima = 0) tercapai dengan pola yang berbeda dari model gesekan linier sederhana.</w:t>
+        <w:t xml:space="preserve">gaya gesek udara pada parasut tidak selalu linier, bisa proporsional dengan v². Jika gesekan sebanding v², persamaan gerak menjadi bentuk Bernoulli dengan n=2. Substitusi z = v</w:t>
+      </w:r>
+      <w:r>
+        <w:rPr>
+          <w:rFonts w:ascii="Arial" w:hAnsi="Arial" w:cs="Arial"/>
+          <w:b w:val="0"/>
+          <w:i w:val="0"/>
+          <w:sz w:val="22"/>
+          <w:vertAlign w:val="superscript"/>
+        </w:rPr>
+        <w:t xml:space="preserve">−1</w:t>
+      </w:r>
+      <w:r>
+        <w:rPr>
+          <w:rFonts w:ascii="Arial" w:hAnsi="Arial" w:cs="Arial"/>
+          <w:b w:val="0"/>
+          <w:i w:val="0"/>
+          <w:sz w:val="22"/>
+        </w:rPr>
+        <w:t xml:space="preserve"> melinierkannya, lalu dipecahkan seperti PD linier biasa. Hasilnya: kecepatan terminal (saat v prima = 0) tercapai dengan pola yang berbeda dari model gesekan linier sederhana.</w:t>
       </w:r>
     </w:p>
     <w:p>
@@ -4787,7 +7673,35 @@
           <w:i w:val="0"/>
           <w:sz w:val="22"/>
         </w:rPr>
-        <w:t>kapasitor yang diisi melalui resistor mengikuti RC·V prima + V = Vs, atau V prima + (1/RC)V = Vs/RC. Ini PD linier dengan P = 1/RC dan Q tergantung sinyal sumber Vs(t). Jika Vs konstan, diperoleh kurva pengisian eksponensial klasik; jika Vs = V0·sin(ωt), Q menjadi sinusoidal dan solusinya melibatkan integral yang lebih menarik.</w:t>
+        <w:t xml:space="preserve">kapasitor yang diisi melalui resistor mengikuti RC·V prima + V = Vs, atau V prima + (1/RC)V = Vs/RC. Ini PD linier dengan P = 1/RC dan Q tergantung sinyal sumber Vs(t). Jika Vs konstan, diperoleh kurva pengisian eksponensial klasik; jika Vs = </w:t>
+      </w:r>
+      <w:r>
+        <w:rPr>
+          <w:rFonts w:ascii="Arial" w:hAnsi="Arial" w:cs="Arial"/>
+          <w:b w:val="0"/>
+          <w:i w:val="0"/>
+          <w:sz w:val="22"/>
+        </w:rPr>
+        <w:t xml:space="preserve">V</w:t>
+      </w:r>
+      <w:r>
+        <w:rPr>
+          <w:rFonts w:ascii="Arial" w:hAnsi="Arial" w:cs="Arial"/>
+          <w:b w:val="0"/>
+          <w:i w:val="0"/>
+          <w:sz w:val="22"/>
+          <w:vertAlign w:val="subscript"/>
+        </w:rPr>
+        <w:t xml:space="preserve">0</w:t>
+      </w:r>
+      <w:r>
+        <w:rPr>
+          <w:rFonts w:ascii="Arial" w:hAnsi="Arial" w:cs="Arial"/>
+          <w:b w:val="0"/>
+          <w:i w:val="0"/>
+          <w:sz w:val="22"/>
+        </w:rPr>
+        <w:t xml:space="preserve">·sin(ωt), Q menjadi sinusoidal dan solusinya melibatkan integral yang lebih menarik.</w:t>
       </w:r>
     </w:p>
     <w:p>
@@ -4820,7 +7734,26 @@
           <w:i w:val="0"/>
           <w:sz w:val="22"/>
         </w:rPr>
-        <w:t>model pertumbuhan populasi dengan batas daya dukung: P prima = rP(1−P/K), atau P prima − rP = −(r/K)P². Bentuk Bernoulli murni dengan n=2. Substitusi z = P^(−1) melinierkan menjadi z prima + rz = r/K. Hasilnya kurva logistik terkenal: pertumbuhan eksponensial di awal, melambat saat mendekati kapasitas K. Aplikasi: pertumbuhan mikroba, penjualan produk baru, hingga penyebaran teknologi baru di industri.</w:t>
+        <w:t xml:space="preserve">model pertumbuhan populasi dengan batas daya dukung: P prima = rP(1−P/K), atau P prima − rP = −(r/K)P². Bentuk Bernoulli murni dengan n=2. Substitusi z = P</w:t>
+      </w:r>
+      <w:r>
+        <w:rPr>
+          <w:rFonts w:ascii="Arial" w:hAnsi="Arial" w:cs="Arial"/>
+          <w:b w:val="0"/>
+          <w:i w:val="0"/>
+          <w:sz w:val="22"/>
+          <w:vertAlign w:val="superscript"/>
+        </w:rPr>
+        <w:t xml:space="preserve">−1</w:t>
+      </w:r>
+      <w:r>
+        <w:rPr>
+          <w:rFonts w:ascii="Arial" w:hAnsi="Arial" w:cs="Arial"/>
+          <w:b w:val="0"/>
+          <w:i w:val="0"/>
+          <w:sz w:val="22"/>
+        </w:rPr>
+        <w:t xml:space="preserve"> melinierkan menjadi z prima + rz = r/K. Hasilnya kurva logistik terkenal: pertumbuhan eksponensial di awal, melambat saat mendekati kapasitas K. Aplikasi: pertumbuhan mikroba, penjualan produk baru, hingga penyebaran teknologi baru di industri.</w:t>
       </w:r>
     </w:p>
     <w:p>
@@ -4900,7 +7833,54 @@
           <w:i w:val="0"/>
           <w:sz w:val="22"/>
         </w:rPr>
-        <w:t>sebuah benda logam dengan suhu awal T0 didinginkan di udara Tamb. Hukum Newton: T prima + kT = kTamb, dengan solusi T(t) = Tamb + (T0−Tamb)e^(−kt). Koefisien k bergantung pada luas permukaan, konduktivitas material, dan koefisien konveksi lingkungan.</w:t>
+        <w:t xml:space="preserve">sebuah benda logam dengan suhu awal T0 didinginkan di udara Tamb. Hukum Newton: T prima + kT = kTamb, dengan solusi T(t) = Tamb + (</w:t>
+      </w:r>
+      <w:r>
+        <w:rPr>
+          <w:rFonts w:ascii="Arial" w:hAnsi="Arial" w:cs="Arial"/>
+          <w:b w:val="0"/>
+          <w:i w:val="0"/>
+          <w:sz w:val="22"/>
+        </w:rPr>
+        <w:t xml:space="preserve">T</w:t>
+      </w:r>
+      <w:r>
+        <w:rPr>
+          <w:rFonts w:ascii="Arial" w:hAnsi="Arial" w:cs="Arial"/>
+          <w:b w:val="0"/>
+          <w:i w:val="0"/>
+          <w:sz w:val="22"/>
+          <w:vertAlign w:val="subscript"/>
+        </w:rPr>
+        <w:t xml:space="preserve">0</w:t>
+      </w:r>
+      <w:r>
+        <w:rPr>
+          <w:rFonts w:ascii="Arial" w:hAnsi="Arial" w:cs="Arial"/>
+          <w:b w:val="0"/>
+          <w:i w:val="0"/>
+          <w:sz w:val="22"/>
+        </w:rPr>
+        <w:t xml:space="preserve">−Tamb)e</w:t>
+      </w:r>
+      <w:r>
+        <w:rPr>
+          <w:rFonts w:ascii="Arial" w:hAnsi="Arial" w:cs="Arial"/>
+          <w:b w:val="0"/>
+          <w:i w:val="0"/>
+          <w:sz w:val="22"/>
+          <w:vertAlign w:val="superscript"/>
+        </w:rPr>
+        <w:t xml:space="preserve">−kt</w:t>
+      </w:r>
+      <w:r>
+        <w:rPr>
+          <w:rFonts w:ascii="Arial" w:hAnsi="Arial" w:cs="Arial"/>
+          <w:b w:val="0"/>
+          <w:i w:val="0"/>
+          <w:sz w:val="22"/>
+        </w:rPr>
+        <w:t xml:space="preserve">. Koefisien k bergantung pada luas permukaan, konduktivitas material, dan koefisien konveksi lingkungan.</w:t>
       </w:r>
     </w:p>
     <w:p>
@@ -4933,7 +7913,26 @@
           <w:i w:val="0"/>
           <w:sz w:val="22"/>
         </w:rPr>
-        <w:t>tangki volume V berisi larutan; air masuk dengan laju r L/menit berkonsentrasi cin, keluar dengan laju sama. Massa zat terlarut mengikuti y prima + (r/V)y = r·cin, PD linier murni dengan faktor integrasi e^(rt/V).</w:t>
+        <w:t xml:space="preserve">tangki volume V berisi larutan; air masuk dengan laju r L/menit berkonsentrasi cin, keluar dengan laju sama. Massa zat terlarut mengikuti y prima + (r/V)y = r·cin, PD linier murni dengan faktor integrasi e</w:t>
+      </w:r>
+      <w:r>
+        <w:rPr>
+          <w:rFonts w:ascii="Arial" w:hAnsi="Arial" w:cs="Arial"/>
+          <w:b w:val="0"/>
+          <w:i w:val="0"/>
+          <w:sz w:val="22"/>
+          <w:vertAlign w:val="superscript"/>
+        </w:rPr>
+        <w:t xml:space="preserve">rt/V</w:t>
+      </w:r>
+      <w:r>
+        <w:rPr>
+          <w:rFonts w:ascii="Arial" w:hAnsi="Arial" w:cs="Arial"/>
+          <w:b w:val="0"/>
+          <w:i w:val="0"/>
+          <w:sz w:val="22"/>
+        </w:rPr>
+        <w:t xml:space="preserve">.</w:t>
       </w:r>
     </w:p>
     <w:p>
@@ -4999,7 +7998,26 @@
           <w:i w:val="0"/>
           <w:sz w:val="22"/>
         </w:rPr>
-        <w:t>benda jatuh memenuhi mv prima = mg − cv, atau v prima + (c/m)v = g. Kecepatan terminal v∞ = mg/c tercapai saat v prima = 0, dengan solusi v(t) = v∞(1 − e^(−ct/m)). Jika hambatan sebanding v² (kecepatan tinggi), PD menjadi Bernoulli, lebih realistik untuk jatuh bebas skala besar.</w:t>
+        <w:t xml:space="preserve">benda jatuh memenuhi mv prima = mg − cv, atau v prima + (c/m)v = g. Kecepatan terminal v∞ = mg/c tercapai saat v prima = 0, dengan solusi v(t) = v∞(1 − e</w:t>
+      </w:r>
+      <w:r>
+        <w:rPr>
+          <w:rFonts w:ascii="Arial" w:hAnsi="Arial" w:cs="Arial"/>
+          <w:b w:val="0"/>
+          <w:i w:val="0"/>
+          <w:sz w:val="22"/>
+          <w:vertAlign w:val="superscript"/>
+        </w:rPr>
+        <w:t xml:space="preserve">−ct/m</w:t>
+      </w:r>
+      <w:r>
+        <w:rPr>
+          <w:rFonts w:ascii="Arial" w:hAnsi="Arial" w:cs="Arial"/>
+          <w:b w:val="0"/>
+          <w:i w:val="0"/>
+          <w:sz w:val="22"/>
+        </w:rPr>
+        <w:t xml:space="preserve">). Jika hambatan sebanding v² (kecepatan tinggi), PD menjadi Bernoulli, lebih realistik untuk jatuh bebas skala besar.</w:t>
       </w:r>
     </w:p>
     <w:p>
@@ -5245,7 +8263,45 @@
                 <w:i w:val="0"/>
                 <w:sz w:val="19"/>
               </w:rPr>
-              <w:t>T = T∞ + (T0−T∞)e^(−kt)</w:t>
+              <w:t xml:space="preserve">T = T∞ + (</w:t>
+            </w:r>
+            <w:r>
+              <w:rPr>
+                <w:rFonts w:ascii="Arial" w:hAnsi="Arial" w:cs="Arial"/>
+                <w:b w:val="0"/>
+                <w:i w:val="0"/>
+                <w:sz w:val="19"/>
+              </w:rPr>
+              <w:t xml:space="preserve">T</w:t>
+            </w:r>
+            <w:r>
+              <w:rPr>
+                <w:rFonts w:ascii="Arial" w:hAnsi="Arial" w:cs="Arial"/>
+                <w:b w:val="0"/>
+                <w:i w:val="0"/>
+                <w:sz w:val="19"/>
+                <w:vertAlign w:val="subscript"/>
+              </w:rPr>
+              <w:t xml:space="preserve">0</w:t>
+            </w:r>
+            <w:r>
+              <w:rPr>
+                <w:rFonts w:ascii="Arial" w:hAnsi="Arial" w:cs="Arial"/>
+                <w:b w:val="0"/>
+                <w:i w:val="0"/>
+                <w:sz w:val="19"/>
+              </w:rPr>
+              <w:t xml:space="preserve">−T∞)e</w:t>
+            </w:r>
+            <w:r>
+              <w:rPr>
+                <w:rFonts w:ascii="Arial" w:hAnsi="Arial" w:cs="Arial"/>
+                <w:b w:val="0"/>
+                <w:i w:val="0"/>
+                <w:sz w:val="19"/>
+                <w:vertAlign w:val="superscript"/>
+              </w:rPr>
+              <w:t xml:space="preserve">−kt</w:t>
             </w:r>
           </w:p>
         </w:tc>
@@ -5354,7 +8410,26 @@
                 <w:i w:val="0"/>
                 <w:sz w:val="19"/>
               </w:rPr>
-              <w:t>y = V·cin(1 − e^(−rt/V))</w:t>
+              <w:t xml:space="preserve">y = V·cin(1 − e</w:t>
+            </w:r>
+            <w:r>
+              <w:rPr>
+                <w:rFonts w:ascii="Arial" w:hAnsi="Arial" w:cs="Arial"/>
+                <w:b w:val="0"/>
+                <w:i w:val="0"/>
+                <w:sz w:val="19"/>
+                <w:vertAlign w:val="superscript"/>
+              </w:rPr>
+              <w:t xml:space="preserve">−rt/V</w:t>
+            </w:r>
+            <w:r>
+              <w:rPr>
+                <w:rFonts w:ascii="Arial" w:hAnsi="Arial" w:cs="Arial"/>
+                <w:b w:val="0"/>
+                <w:i w:val="0"/>
+                <w:sz w:val="19"/>
+              </w:rPr>
+              <w:t xml:space="preserve">)</w:t>
             </w:r>
           </w:p>
         </w:tc>
@@ -5463,7 +8538,26 @@
                 <w:i w:val="0"/>
                 <w:sz w:val="19"/>
               </w:rPr>
-              <w:t>i = (Vs/R)(1 − e^(−Rt/L))</w:t>
+              <w:t xml:space="preserve">i = (Vs/R)(1 − e</w:t>
+            </w:r>
+            <w:r>
+              <w:rPr>
+                <w:rFonts w:ascii="Arial" w:hAnsi="Arial" w:cs="Arial"/>
+                <w:b w:val="0"/>
+                <w:i w:val="0"/>
+                <w:sz w:val="19"/>
+                <w:vertAlign w:val="superscript"/>
+              </w:rPr>
+              <w:t xml:space="preserve">−Rt/L</w:t>
+            </w:r>
+            <w:r>
+              <w:rPr>
+                <w:rFonts w:ascii="Arial" w:hAnsi="Arial" w:cs="Arial"/>
+                <w:b w:val="0"/>
+                <w:i w:val="0"/>
+                <w:sz w:val="19"/>
+              </w:rPr>
+              <w:t xml:space="preserve">)</w:t>
             </w:r>
           </w:p>
         </w:tc>
@@ -5569,7 +8663,26 @@
                 <w:i w:val="0"/>
                 <w:sz w:val="19"/>
               </w:rPr>
-              <w:t>v = v∞(1 − e^(−ct/m))</w:t>
+              <w:t xml:space="preserve">v = v∞(1 − e</w:t>
+            </w:r>
+            <w:r>
+              <w:rPr>
+                <w:rFonts w:ascii="Arial" w:hAnsi="Arial" w:cs="Arial"/>
+                <w:b w:val="0"/>
+                <w:i w:val="0"/>
+                <w:sz w:val="19"/>
+                <w:vertAlign w:val="superscript"/>
+              </w:rPr>
+              <w:t xml:space="preserve">−ct/m</w:t>
+            </w:r>
+            <w:r>
+              <w:rPr>
+                <w:rFonts w:ascii="Arial" w:hAnsi="Arial" w:cs="Arial"/>
+                <w:b w:val="0"/>
+                <w:i w:val="0"/>
+                <w:sz w:val="19"/>
+              </w:rPr>
+              <w:t xml:space="preserve">)</w:t>
             </w:r>
           </w:p>
         </w:tc>
@@ -5626,7 +8739,35 @@
           <w:i w:val="0"/>
           <w:sz w:val="22"/>
         </w:rPr>
-        <w:t>Tabel 2 menegaskan pola universal yang berulang pada seluruh sistem di atas: setiap sistem memiliki bentuk x titik + (1/τ)x = (1/τ)x_input dengan τ sebagai konstanta waktu sistem. Konstanta waktu menentukan seberapa cepat sistem merespons perubahan input; di teknik mesin, τ adalah parameter desain kunci yang bisa diperbesar atau diperkecil dengan mengubah massa, luas permukaan, induktansi, dan parameter fisik lainnya. Dalam satu konstanta waktu (t=τ), sistem telah menyelesaikan sekitar 63% perubahan total menuju steady-state; dalam 5τ, praktis 99% selesai.</w:t>
+        <w:t xml:space="preserve">Tabel 2 menegaskan pola universal yang berulang pada seluruh sistem di atas: setiap sistem memiliki bentuk x titik + (1/τ)x = (1/τ)</w:t>
+      </w:r>
+      <w:r>
+        <w:rPr>
+          <w:rFonts w:ascii="Arial" w:hAnsi="Arial" w:cs="Arial"/>
+          <w:b w:val="0"/>
+          <w:i w:val="0"/>
+          <w:sz w:val="22"/>
+        </w:rPr>
+        <w:t xml:space="preserve">x</w:t>
+      </w:r>
+      <w:r>
+        <w:rPr>
+          <w:rFonts w:ascii="Arial" w:hAnsi="Arial" w:cs="Arial"/>
+          <w:b w:val="0"/>
+          <w:i w:val="0"/>
+          <w:sz w:val="22"/>
+          <w:vertAlign w:val="subscript"/>
+        </w:rPr>
+        <w:t xml:space="preserve">input</w:t>
+      </w:r>
+      <w:r>
+        <w:rPr>
+          <w:rFonts w:ascii="Arial" w:hAnsi="Arial" w:cs="Arial"/>
+          <w:b w:val="0"/>
+          <w:i w:val="0"/>
+          <w:sz w:val="22"/>
+        </w:rPr>
+        <w:t xml:space="preserve"> dengan τ sebagai konstanta waktu sistem. Konstanta waktu menentukan seberapa cepat sistem merespons perubahan input; di teknik mesin, τ adalah parameter desain kunci yang bisa diperbesar atau diperkecil dengan mengubah massa, luas permukaan, induktansi, dan parameter fisik lainnya. Dalam satu konstanta waktu (t=τ), sistem telah menyelesaikan sekitar 63% perubahan total menuju steady-state; dalam 5τ, praktis 99% selesai.</w:t>
       </w:r>
     </w:p>
     <w:p>
@@ -5650,7 +8791,35 @@
           <w:i w:val="0"/>
           <w:sz w:val="22"/>
         </w:rPr>
-        <w:t>Sebuah pabrik komponen otomotif memproduksi blok silinder aluminium melalui proses die casting. Setelah casting selesai (T0 = 450°C), coran harus didinginkan di udara terbuka (T∞ = 30°C) sampai mencapai suhu aman untuk diangkat (≤80°C) sebelum proses berikutnya, dengan laju pendinginan alami k = 0,04/menit hasil pengukuran. Model Hukum Pendinginan Newton T prima + kT = kT∞ langsung menjawab pertanyaan: berapa lama waktu yang dibutuhkan, dan bagaimana jika k dinaikkan dengan kipas atau spray mist cooling untuk mempercepat throughput produksi?</w:t>
+        <w:t xml:space="preserve">Sebuah pabrik komponen otomotif memproduksi blok silinder aluminium melalui proses die casting. Setelah casting selesai (</w:t>
+      </w:r>
+      <w:r>
+        <w:rPr>
+          <w:rFonts w:ascii="Arial" w:hAnsi="Arial" w:cs="Arial"/>
+          <w:b w:val="0"/>
+          <w:i w:val="0"/>
+          <w:sz w:val="22"/>
+        </w:rPr>
+        <w:t xml:space="preserve">T</w:t>
+      </w:r>
+      <w:r>
+        <w:rPr>
+          <w:rFonts w:ascii="Arial" w:hAnsi="Arial" w:cs="Arial"/>
+          <w:b w:val="0"/>
+          <w:i w:val="0"/>
+          <w:sz w:val="22"/>
+          <w:vertAlign w:val="subscript"/>
+        </w:rPr>
+        <w:t xml:space="preserve">0</w:t>
+      </w:r>
+      <w:r>
+        <w:rPr>
+          <w:rFonts w:ascii="Arial" w:hAnsi="Arial" w:cs="Arial"/>
+          <w:b w:val="0"/>
+          <w:i w:val="0"/>
+          <w:sz w:val="22"/>
+        </w:rPr>
+        <w:t xml:space="preserve"> = 450°C), coran harus didinginkan di udara terbuka (T∞ = 30°C) sampai mencapai suhu aman untuk diangkat (≤80°C) sebelum proses berikutnya, dengan laju pendinginan alami k = 0,04/menit hasil pengukuran. Model Hukum Pendinginan Newton T prima + kT = kT∞ langsung menjawab pertanyaan: berapa lama waktu yang dibutuhkan, dan bagaimana jika k dinaikkan dengan kipas atau spray mist cooling untuk mempercepat throughput produksi?</w:t>
       </w:r>
     </w:p>
     <w:p>
@@ -5674,7 +8843,232 @@
           <w:i w:val="0"/>
           <w:sz w:val="22"/>
         </w:rPr>
-        <w:t>Sebelum melihat hasil visualisasinya, turunkan dahulu rumus waktu pendinginan dari solusi umum T(t) = T∞ + (T0−T∞)e^(−kt). Untuk mencapai target Ttarget, selesaikan Ttarget = T∞ + (T0−T∞)e^(−kt) terhadap t: (Ttarget−T∞)/(T0−T∞) = e^(−kt), sehingga −kt = ln[(Ttarget−T∞)/(T0−T∞)], atau t = −(1/k)·ln[(Ttarget−T∞)/(T0−T∞)]. Untuk kasus coran aluminium dengan T0=450°C, T∞=30°C, Ttarget=80°C, dan k=0,04/menit, substitusi langsung memberi t = −(1/0,04)·ln[(80−30)/(450−30)] = −25·ln(50/420) ≈ 53,2 menit, sesuai dengan yang ditunjukkan pada Gambar 7.</w:t>
+        <w:t xml:space="preserve">Sebelum melihat hasil visualisasinya, turunkan dahulu rumus waktu pendinginan dari solusi umum T(t) = T∞ + (</w:t>
+      </w:r>
+      <w:r>
+        <w:rPr>
+          <w:rFonts w:ascii="Arial" w:hAnsi="Arial" w:cs="Arial"/>
+          <w:b w:val="0"/>
+          <w:i w:val="0"/>
+          <w:sz w:val="22"/>
+        </w:rPr>
+        <w:t xml:space="preserve">T</w:t>
+      </w:r>
+      <w:r>
+        <w:rPr>
+          <w:rFonts w:ascii="Arial" w:hAnsi="Arial" w:cs="Arial"/>
+          <w:b w:val="0"/>
+          <w:i w:val="0"/>
+          <w:sz w:val="22"/>
+          <w:vertAlign w:val="subscript"/>
+        </w:rPr>
+        <w:t xml:space="preserve">0</w:t>
+      </w:r>
+      <w:r>
+        <w:rPr>
+          <w:rFonts w:ascii="Arial" w:hAnsi="Arial" w:cs="Arial"/>
+          <w:b w:val="0"/>
+          <w:i w:val="0"/>
+          <w:sz w:val="22"/>
+        </w:rPr>
+        <w:t xml:space="preserve">−T∞)e</w:t>
+      </w:r>
+      <w:r>
+        <w:rPr>
+          <w:rFonts w:ascii="Arial" w:hAnsi="Arial" w:cs="Arial"/>
+          <w:b w:val="0"/>
+          <w:i w:val="0"/>
+          <w:sz w:val="22"/>
+          <w:vertAlign w:val="superscript"/>
+        </w:rPr>
+        <w:t xml:space="preserve">−kt</w:t>
+      </w:r>
+      <w:r>
+        <w:rPr>
+          <w:rFonts w:ascii="Arial" w:hAnsi="Arial" w:cs="Arial"/>
+          <w:b w:val="0"/>
+          <w:i w:val="0"/>
+          <w:sz w:val="22"/>
+        </w:rPr>
+        <w:t xml:space="preserve">. Untuk mencapai target Ttarget, selesaikan Ttarget = T∞ + (</w:t>
+      </w:r>
+      <w:r>
+        <w:rPr>
+          <w:rFonts w:ascii="Arial" w:hAnsi="Arial" w:cs="Arial"/>
+          <w:b w:val="0"/>
+          <w:i w:val="0"/>
+          <w:sz w:val="22"/>
+        </w:rPr>
+        <w:t xml:space="preserve">T</w:t>
+      </w:r>
+      <w:r>
+        <w:rPr>
+          <w:rFonts w:ascii="Arial" w:hAnsi="Arial" w:cs="Arial"/>
+          <w:b w:val="0"/>
+          <w:i w:val="0"/>
+          <w:sz w:val="22"/>
+          <w:vertAlign w:val="subscript"/>
+        </w:rPr>
+        <w:t xml:space="preserve">0</w:t>
+      </w:r>
+      <w:r>
+        <w:rPr>
+          <w:rFonts w:ascii="Arial" w:hAnsi="Arial" w:cs="Arial"/>
+          <w:b w:val="0"/>
+          <w:i w:val="0"/>
+          <w:sz w:val="22"/>
+        </w:rPr>
+        <w:t xml:space="preserve">−T∞)e</w:t>
+      </w:r>
+      <w:r>
+        <w:rPr>
+          <w:rFonts w:ascii="Arial" w:hAnsi="Arial" w:cs="Arial"/>
+          <w:b w:val="0"/>
+          <w:i w:val="0"/>
+          <w:sz w:val="22"/>
+          <w:vertAlign w:val="superscript"/>
+        </w:rPr>
+        <w:t xml:space="preserve">−kt</w:t>
+      </w:r>
+      <w:r>
+        <w:rPr>
+          <w:rFonts w:ascii="Arial" w:hAnsi="Arial" w:cs="Arial"/>
+          <w:b w:val="0"/>
+          <w:i w:val="0"/>
+          <w:sz w:val="22"/>
+        </w:rPr>
+        <w:t xml:space="preserve"> terhadap t: (Ttarget−T∞)/(</w:t>
+      </w:r>
+      <w:r>
+        <w:rPr>
+          <w:rFonts w:ascii="Arial" w:hAnsi="Arial" w:cs="Arial"/>
+          <w:b w:val="0"/>
+          <w:i w:val="0"/>
+          <w:sz w:val="22"/>
+        </w:rPr>
+        <w:t xml:space="preserve">T</w:t>
+      </w:r>
+      <w:r>
+        <w:rPr>
+          <w:rFonts w:ascii="Arial" w:hAnsi="Arial" w:cs="Arial"/>
+          <w:b w:val="0"/>
+          <w:i w:val="0"/>
+          <w:sz w:val="22"/>
+          <w:vertAlign w:val="subscript"/>
+        </w:rPr>
+        <w:t xml:space="preserve">0</w:t>
+      </w:r>
+      <w:r>
+        <w:rPr>
+          <w:rFonts w:ascii="Arial" w:hAnsi="Arial" w:cs="Arial"/>
+          <w:b w:val="0"/>
+          <w:i w:val="0"/>
+          <w:sz w:val="22"/>
+        </w:rPr>
+        <w:t xml:space="preserve">−T∞) = e</w:t>
+      </w:r>
+      <w:r>
+        <w:rPr>
+          <w:rFonts w:ascii="Arial" w:hAnsi="Arial" w:cs="Arial"/>
+          <w:b w:val="0"/>
+          <w:i w:val="0"/>
+          <w:sz w:val="22"/>
+          <w:vertAlign w:val="superscript"/>
+        </w:rPr>
+        <w:t xml:space="preserve">−kt</w:t>
+      </w:r>
+      <w:r>
+        <w:rPr>
+          <w:rFonts w:ascii="Arial" w:hAnsi="Arial" w:cs="Arial"/>
+          <w:b w:val="0"/>
+          <w:i w:val="0"/>
+          <w:sz w:val="22"/>
+        </w:rPr>
+        <w:t xml:space="preserve">, sehingga −kt = ln[(Ttarget−T∞)/(</w:t>
+      </w:r>
+      <w:r>
+        <w:rPr>
+          <w:rFonts w:ascii="Arial" w:hAnsi="Arial" w:cs="Arial"/>
+          <w:b w:val="0"/>
+          <w:i w:val="0"/>
+          <w:sz w:val="22"/>
+        </w:rPr>
+        <w:t xml:space="preserve">T</w:t>
+      </w:r>
+      <w:r>
+        <w:rPr>
+          <w:rFonts w:ascii="Arial" w:hAnsi="Arial" w:cs="Arial"/>
+          <w:b w:val="0"/>
+          <w:i w:val="0"/>
+          <w:sz w:val="22"/>
+          <w:vertAlign w:val="subscript"/>
+        </w:rPr>
+        <w:t xml:space="preserve">0</w:t>
+      </w:r>
+      <w:r>
+        <w:rPr>
+          <w:rFonts w:ascii="Arial" w:hAnsi="Arial" w:cs="Arial"/>
+          <w:b w:val="0"/>
+          <w:i w:val="0"/>
+          <w:sz w:val="22"/>
+        </w:rPr>
+        <w:t xml:space="preserve">−T∞)], atau t = −(1/k)·ln[(Ttarget−T∞)/(</w:t>
+      </w:r>
+      <w:r>
+        <w:rPr>
+          <w:rFonts w:ascii="Arial" w:hAnsi="Arial" w:cs="Arial"/>
+          <w:b w:val="0"/>
+          <w:i w:val="0"/>
+          <w:sz w:val="22"/>
+        </w:rPr>
+        <w:t xml:space="preserve">T</w:t>
+      </w:r>
+      <w:r>
+        <w:rPr>
+          <w:rFonts w:ascii="Arial" w:hAnsi="Arial" w:cs="Arial"/>
+          <w:b w:val="0"/>
+          <w:i w:val="0"/>
+          <w:sz w:val="22"/>
+          <w:vertAlign w:val="subscript"/>
+        </w:rPr>
+        <w:t xml:space="preserve">0</w:t>
+      </w:r>
+      <w:r>
+        <w:rPr>
+          <w:rFonts w:ascii="Arial" w:hAnsi="Arial" w:cs="Arial"/>
+          <w:b w:val="0"/>
+          <w:i w:val="0"/>
+          <w:sz w:val="22"/>
+        </w:rPr>
+        <w:t xml:space="preserve">−T∞)]. Untuk kasus coran aluminium dengan </w:t>
+      </w:r>
+      <w:r>
+        <w:rPr>
+          <w:rFonts w:ascii="Arial" w:hAnsi="Arial" w:cs="Arial"/>
+          <w:b w:val="0"/>
+          <w:i w:val="0"/>
+          <w:sz w:val="22"/>
+        </w:rPr>
+        <w:t xml:space="preserve">T</w:t>
+      </w:r>
+      <w:r>
+        <w:rPr>
+          <w:rFonts w:ascii="Arial" w:hAnsi="Arial" w:cs="Arial"/>
+          <w:b w:val="0"/>
+          <w:i w:val="0"/>
+          <w:sz w:val="22"/>
+          <w:vertAlign w:val="subscript"/>
+        </w:rPr>
+        <w:t xml:space="preserve">0</w:t>
+      </w:r>
+      <w:r>
+        <w:rPr>
+          <w:rFonts w:ascii="Arial" w:hAnsi="Arial" w:cs="Arial"/>
+          <w:b w:val="0"/>
+          <w:i w:val="0"/>
+          <w:sz w:val="22"/>
+        </w:rPr>
+        <w:t xml:space="preserve">=450°C, T∞=30°C, Ttarget=80°C, dan k=0,04/menit, substitusi langsung memberi t = −(1/0,04)·ln[(80−30)/(450−30)] = −25·ln(50/420) ≈ 53,2 menit, sesuai dengan yang ditunjukkan pada Gambar 7.</w:t>
       </w:r>
     </w:p>
     <w:p>
@@ -5770,7 +9164,63 @@
           <w:i w:val="0"/>
           <w:sz w:val="22"/>
         </w:rPr>
-        <w:t>Gambar 7 menunjukkan bahwa menggandakan k dari 0,04 menjadi 0,08/menit memangkas waktu pendinginan ke 80°C hampir tepat setengahnya (dari sekitar 53,2 menit menjadi 26,6 menit), karena hubungan t = −ln[(T−T∞)/(T0−T∞)]/k bersifat berbanding terbalik terhadap k pada target suhu yang sama. Namun laju pendinginan awal T prima(0) = −k(T0−T∞) juga meningkat proporsional (dari −16,8°C/menit menjadi −33,6°C/menit), sehingga tim produksi harus menyeimbangkan percepatan throughput dengan risiko thermal shock atau retak mikro pada material jika k dinaikkan melebihi batas aman material aluminium cor. Trade-off semacam ini adalah contoh khas bagaimana analisis PD linier langsung mendukung keputusan rekayasa dan ekonomi di lantai produksi.</w:t>
+        <w:t xml:space="preserve">Gambar 7 menunjukkan bahwa menggandakan k dari 0,04 menjadi 0,08/menit memangkas waktu pendinginan ke 80°C hampir tepat setengahnya (dari sekitar 53,2 menit menjadi 26,6 menit), karena hubungan t = −ln[(T−T∞)/(</w:t>
+      </w:r>
+      <w:r>
+        <w:rPr>
+          <w:rFonts w:ascii="Arial" w:hAnsi="Arial" w:cs="Arial"/>
+          <w:b w:val="0"/>
+          <w:i w:val="0"/>
+          <w:sz w:val="22"/>
+        </w:rPr>
+        <w:t xml:space="preserve">T</w:t>
+      </w:r>
+      <w:r>
+        <w:rPr>
+          <w:rFonts w:ascii="Arial" w:hAnsi="Arial" w:cs="Arial"/>
+          <w:b w:val="0"/>
+          <w:i w:val="0"/>
+          <w:sz w:val="22"/>
+          <w:vertAlign w:val="subscript"/>
+        </w:rPr>
+        <w:t xml:space="preserve">0</w:t>
+      </w:r>
+      <w:r>
+        <w:rPr>
+          <w:rFonts w:ascii="Arial" w:hAnsi="Arial" w:cs="Arial"/>
+          <w:b w:val="0"/>
+          <w:i w:val="0"/>
+          <w:sz w:val="22"/>
+        </w:rPr>
+        <w:t xml:space="preserve">−T∞)]/k bersifat berbanding terbalik terhadap k pada target suhu yang sama. Namun laju pendinginan awal T prima(0) = −k(</w:t>
+      </w:r>
+      <w:r>
+        <w:rPr>
+          <w:rFonts w:ascii="Arial" w:hAnsi="Arial" w:cs="Arial"/>
+          <w:b w:val="0"/>
+          <w:i w:val="0"/>
+          <w:sz w:val="22"/>
+        </w:rPr>
+        <w:t xml:space="preserve">T</w:t>
+      </w:r>
+      <w:r>
+        <w:rPr>
+          <w:rFonts w:ascii="Arial" w:hAnsi="Arial" w:cs="Arial"/>
+          <w:b w:val="0"/>
+          <w:i w:val="0"/>
+          <w:sz w:val="22"/>
+          <w:vertAlign w:val="subscript"/>
+        </w:rPr>
+        <w:t xml:space="preserve">0</w:t>
+      </w:r>
+      <w:r>
+        <w:rPr>
+          <w:rFonts w:ascii="Arial" w:hAnsi="Arial" w:cs="Arial"/>
+          <w:b w:val="0"/>
+          <w:i w:val="0"/>
+          <w:sz w:val="22"/>
+        </w:rPr>
+        <w:t xml:space="preserve">−T∞) juga meningkat proporsional (dari −16,8°C/menit menjadi −33,6°C/menit), sehingga tim produksi harus menyeimbangkan percepatan throughput dengan risiko thermal shock atau retak mikro pada material jika k dinaikkan melebihi batas aman material aluminium cor. Trade-off semacam ini adalah contoh khas bagaimana analisis PD linier langsung mendukung keputusan rekayasa dan ekonomi di lantai produksi.</w:t>
       </w:r>
     </w:p>
     <w:p>
@@ -5865,7 +9315,28 @@
           <w:color w:val="444444"/>
           <w:sz w:val="20"/>
         </w:rPr>
-        <w:t xml:space="preserve">Gambar 8. Potongan Cell 1: solusi simbolik Contoh 4.2 (xy prima + (1-x)y = 4x·e^x·ln x) dengan SymPy dsolve, termasuk verifikasi manual faktor integrasi.</w:t>
+        <w:t xml:space="preserve">Gambar 8. Potongan Cell 1: solusi simbolik Contoh 4.2 (xy prima + (1-x)y = 4x·e</w:t>
+      </w:r>
+      <w:r>
+        <w:rPr>
+          <w:rFonts w:ascii="Arial" w:hAnsi="Arial" w:cs="Arial"/>
+          <w:b w:val="0"/>
+          <w:i/>
+          <w:color w:val="444444"/>
+          <w:sz w:val="20"/>
+          <w:vertAlign w:val="superscript"/>
+        </w:rPr>
+        <w:t xml:space="preserve">x</w:t>
+      </w:r>
+      <w:r>
+        <w:rPr>
+          <w:rFonts w:ascii="Arial" w:hAnsi="Arial" w:cs="Arial"/>
+          <w:b w:val="0"/>
+          <w:i/>
+          <w:color w:val="444444"/>
+          <w:sz w:val="20"/>
+        </w:rPr>
+        <w:t xml:space="preserve">·ln x) dengan SymPy dsolve, termasuk verifikasi manual faktor integrasi.</w:t>
       </w:r>
     </w:p>
     <w:p>
@@ -5898,7 +9369,45 @@
           <w:i w:val="0"/>
           <w:sz w:val="22"/>
         </w:rPr>
-        <w:t>gunakan sp.dsolve untuk menyelesaikan Contoh 4.2 (xy prima + (1-x)y = 4x·e^x·ln x) secara simbolik, cetak solusi umum dengan simplify, lalu bandingkan dengan hasil manual y·x·e^(−x) = x²(2ln x − 1) + c sebagai verifikasi silang.</w:t>
+        <w:t xml:space="preserve">gunakan sp.dsolve untuk menyelesaikan Contoh 4.2 (xy prima + (1-x)y = 4x·e</w:t>
+      </w:r>
+      <w:r>
+        <w:rPr>
+          <w:rFonts w:ascii="Arial" w:hAnsi="Arial" w:cs="Arial"/>
+          <w:b w:val="0"/>
+          <w:i w:val="0"/>
+          <w:sz w:val="22"/>
+          <w:vertAlign w:val="superscript"/>
+        </w:rPr>
+        <w:t xml:space="preserve">x</w:t>
+      </w:r>
+      <w:r>
+        <w:rPr>
+          <w:rFonts w:ascii="Arial" w:hAnsi="Arial" w:cs="Arial"/>
+          <w:b w:val="0"/>
+          <w:i w:val="0"/>
+          <w:sz w:val="22"/>
+        </w:rPr>
+        <w:t xml:space="preserve">·ln x) secara simbolik, cetak solusi umum dengan simplify, lalu bandingkan dengan hasil manual y·x·e</w:t>
+      </w:r>
+      <w:r>
+        <w:rPr>
+          <w:rFonts w:ascii="Arial" w:hAnsi="Arial" w:cs="Arial"/>
+          <w:b w:val="0"/>
+          <w:i w:val="0"/>
+          <w:sz w:val="22"/>
+          <w:vertAlign w:val="superscript"/>
+        </w:rPr>
+        <w:t xml:space="preserve">−x</w:t>
+      </w:r>
+      <w:r>
+        <w:rPr>
+          <w:rFonts w:ascii="Arial" w:hAnsi="Arial" w:cs="Arial"/>
+          <w:b w:val="0"/>
+          <w:i w:val="0"/>
+          <w:sz w:val="22"/>
+        </w:rPr>
+        <w:t xml:space="preserve"> = x²(2ln x − 1) + c sebagai verifikasi silang.</w:t>
       </w:r>
     </w:p>
     <w:p>
@@ -5931,7 +9440,64 @@
           <w:i w:val="0"/>
           <w:sz w:val="22"/>
         </w:rPr>
-        <w:t>plot keluarga kurva solusi y = (1/5)e^(2x) + C·e^(−3x) untuk berbagai C pada panel kiri, dan direction field (slope field) dari PD y prima = e^(2x) − 3y pada panel kanan, menunjukkan bagaimana kurva solusi menyusuri arah panah slope di setiap titik.</w:t>
+        <w:t xml:space="preserve">plot keluarga kurva solusi y = (1/5)e</w:t>
+      </w:r>
+      <w:r>
+        <w:rPr>
+          <w:rFonts w:ascii="Arial" w:hAnsi="Arial" w:cs="Arial"/>
+          <w:b w:val="0"/>
+          <w:i w:val="0"/>
+          <w:sz w:val="22"/>
+          <w:vertAlign w:val="superscript"/>
+        </w:rPr>
+        <w:t xml:space="preserve">2x</w:t>
+      </w:r>
+      <w:r>
+        <w:rPr>
+          <w:rFonts w:ascii="Arial" w:hAnsi="Arial" w:cs="Arial"/>
+          <w:b w:val="0"/>
+          <w:i w:val="0"/>
+          <w:sz w:val="22"/>
+        </w:rPr>
+        <w:t xml:space="preserve"> + C·e</w:t>
+      </w:r>
+      <w:r>
+        <w:rPr>
+          <w:rFonts w:ascii="Arial" w:hAnsi="Arial" w:cs="Arial"/>
+          <w:b w:val="0"/>
+          <w:i w:val="0"/>
+          <w:sz w:val="22"/>
+          <w:vertAlign w:val="superscript"/>
+        </w:rPr>
+        <w:t xml:space="preserve">−3x</w:t>
+      </w:r>
+      <w:r>
+        <w:rPr>
+          <w:rFonts w:ascii="Arial" w:hAnsi="Arial" w:cs="Arial"/>
+          <w:b w:val="0"/>
+          <w:i w:val="0"/>
+          <w:sz w:val="22"/>
+        </w:rPr>
+        <w:t xml:space="preserve"> untuk berbagai C pada panel kiri, dan direction field (slope field) dari PD y prima = e</w:t>
+      </w:r>
+      <w:r>
+        <w:rPr>
+          <w:rFonts w:ascii="Arial" w:hAnsi="Arial" w:cs="Arial"/>
+          <w:b w:val="0"/>
+          <w:i w:val="0"/>
+          <w:sz w:val="22"/>
+          <w:vertAlign w:val="superscript"/>
+        </w:rPr>
+        <w:t xml:space="preserve">2x</w:t>
+      </w:r>
+      <w:r>
+        <w:rPr>
+          <w:rFonts w:ascii="Arial" w:hAnsi="Arial" w:cs="Arial"/>
+          <w:b w:val="0"/>
+          <w:i w:val="0"/>
+          <w:sz w:val="22"/>
+        </w:rPr>
+        <w:t xml:space="preserve"> − 3y pada panel kanan, menunjukkan bagaimana kurva solusi menyusuri arah panah slope di setiap titik.</w:t>
       </w:r>
     </w:p>
     <w:p>
@@ -5964,7 +9530,26 @@
           <w:i w:val="0"/>
           <w:sz w:val="22"/>
         </w:rPr>
-        <w:t>selesaikan PD Bernoulli Contoh 4.4 (xy prima + y = y³x²ln x, syarat awal y(1)=0,5) secara numerik dengan scipy.integrate.solve_ivp metode RK45, lalu bandingkan dengan solusi analitik hasil substitusi Bernoulli z=y^(−2); plot keduanya dan hitung error RMS sebagai validasi.</w:t>
+        <w:t xml:space="preserve">selesaikan PD Bernoulli Contoh 4.4 (xy prima + y = y³x²ln x, syarat awal y(1)=0,5) secara numerik dengan scipy.integrate.solve_ivp metode RK45, lalu bandingkan dengan solusi analitik hasil substitusi Bernoulli z=y</w:t>
+      </w:r>
+      <w:r>
+        <w:rPr>
+          <w:rFonts w:ascii="Arial" w:hAnsi="Arial" w:cs="Arial"/>
+          <w:b w:val="0"/>
+          <w:i w:val="0"/>
+          <w:sz w:val="22"/>
+          <w:vertAlign w:val="superscript"/>
+        </w:rPr>
+        <w:t xml:space="preserve">−2</w:t>
+      </w:r>
+      <w:r>
+        <w:rPr>
+          <w:rFonts w:ascii="Arial" w:hAnsi="Arial" w:cs="Arial"/>
+          <w:b w:val="0"/>
+          <w:i w:val="0"/>
+          <w:sz w:val="22"/>
+        </w:rPr>
+        <w:t xml:space="preserve">; plot keduanya dan hitung error RMS sebagai validasi.</w:t>
       </w:r>
     </w:p>
     <w:p>
@@ -6021,7 +9606,45 @@
           <w:i w:val="0"/>
           <w:sz w:val="22"/>
         </w:rPr>
-        <w:t>Cell 1 mereproduksi pola Contoh 4.2 menggunakan sp.dsolve, hasilnya harus setara (mungkin tersusun ulang secara aljabar) dengan solusi manual y·x·e^(−x) = x²(2ln x − 1) + c. Cell 3 mereproduksi Contoh 4.4 dengan solve_ivp numerik bertoleransi ketat (rtol=1e-8), lalu dibandingkan dengan solusi analitik dari substitusi Bernoulli z=y^(−2): keduanya harus berhimpit dengan error RMS sangat kecil. Cell 4 memverifikasi bahwa hasil dsolve() langsung pada PD orde dua konsisten dengan pendekatan manual reduksi orde melalui w=y prima. Ketiga cell ini menegaskan bahwa solusi simbolik (SymPy) dan solusi numerik (SciPy) harus saling mengonfirmasi sebagai bentuk verifikasi silang standar sebelum hasil dipakai dalam pengambilan keputusan rekayasa.</w:t>
+        <w:t xml:space="preserve">Cell 1 mereproduksi pola Contoh 4.2 menggunakan sp.dsolve, hasilnya harus setara (mungkin tersusun ulang secara aljabar) dengan solusi manual y·x·e</w:t>
+      </w:r>
+      <w:r>
+        <w:rPr>
+          <w:rFonts w:ascii="Arial" w:hAnsi="Arial" w:cs="Arial"/>
+          <w:b w:val="0"/>
+          <w:i w:val="0"/>
+          <w:sz w:val="22"/>
+          <w:vertAlign w:val="superscript"/>
+        </w:rPr>
+        <w:t xml:space="preserve">−x</w:t>
+      </w:r>
+      <w:r>
+        <w:rPr>
+          <w:rFonts w:ascii="Arial" w:hAnsi="Arial" w:cs="Arial"/>
+          <w:b w:val="0"/>
+          <w:i w:val="0"/>
+          <w:sz w:val="22"/>
+        </w:rPr>
+        <w:t xml:space="preserve"> = x²(2ln x − 1) + c. Cell 3 mereproduksi Contoh 4.4 dengan solve_ivp numerik bertoleransi ketat (rtol=1e-8), lalu dibandingkan dengan solusi analitik dari substitusi Bernoulli z=y</w:t>
+      </w:r>
+      <w:r>
+        <w:rPr>
+          <w:rFonts w:ascii="Arial" w:hAnsi="Arial" w:cs="Arial"/>
+          <w:b w:val="0"/>
+          <w:i w:val="0"/>
+          <w:sz w:val="22"/>
+          <w:vertAlign w:val="superscript"/>
+        </w:rPr>
+        <w:t xml:space="preserve">−2</w:t>
+      </w:r>
+      <w:r>
+        <w:rPr>
+          <w:rFonts w:ascii="Arial" w:hAnsi="Arial" w:cs="Arial"/>
+          <w:b w:val="0"/>
+          <w:i w:val="0"/>
+          <w:sz w:val="22"/>
+        </w:rPr>
+        <w:t xml:space="preserve">: keduanya harus berhimpit dengan error RMS sangat kecil. Cell 4 memverifikasi bahwa hasil dsolve() langsung pada PD orde dua konsisten dengan pendekatan manual reduksi orde melalui w=y prima. Ketiga cell ini menegaskan bahwa solusi simbolik (SymPy) dan solusi numerik (SciPy) harus saling mengonfirmasi sebagai bentuk verifikasi silang standar sebelum hasil dipakai dalam pengambilan keputusan rekayasa.</w:t>
       </w:r>
     </w:p>
     <w:p>
@@ -6036,7 +9659,26 @@
           <w:i w:val="0"/>
           <w:sz w:val="22"/>
         </w:rPr>
-        <w:t>Untuk eksplorasi lebih lanjut, coba replikasi Contoh 4.5 (Bernoulli n=4 dengan syarat awal) menggunakan sp.dsolve dengan hint="Bernoulli" setelah membawa PD ke bentuk baku y prima + P(x)y = Q(x)y^n. Bandingkan waktu komputasi dan kompleksitas ekspresi hasil dsolve() otomatis dengan penyelesaian manual lima langkah yang sudah dipelajari; keduanya akan selalu setara secara matematis meski tersaji dalam bentuk aljabar yang berbeda.</w:t>
+        <w:t xml:space="preserve">Untuk eksplorasi lebih lanjut, coba replikasi Contoh 4.5 (Bernoulli n=4 dengan syarat awal) menggunakan sp.dsolve dengan hint="Bernoulli" setelah membawa PD ke bentuk baku y prima + P(x)y = Q(x)y</w:t>
+      </w:r>
+      <w:r>
+        <w:rPr>
+          <w:rFonts w:ascii="Arial" w:hAnsi="Arial" w:cs="Arial"/>
+          <w:b w:val="0"/>
+          <w:i w:val="0"/>
+          <w:sz w:val="22"/>
+          <w:vertAlign w:val="superscript"/>
+        </w:rPr>
+        <w:t xml:space="preserve">n</w:t>
+      </w:r>
+      <w:r>
+        <w:rPr>
+          <w:rFonts w:ascii="Arial" w:hAnsi="Arial" w:cs="Arial"/>
+          <w:b w:val="0"/>
+          <w:i w:val="0"/>
+          <w:sz w:val="22"/>
+        </w:rPr>
+        <w:t xml:space="preserve">. Bandingkan waktu komputasi dan kompleksitas ekspresi hasil dsolve() otomatis dengan penyelesaian manual lima langkah yang sudah dipelajari; keduanya akan selalu setara secara matematis meski tersaji dalam bentuk aljabar yang berbeda.</w:t>
       </w:r>
     </w:p>
     <w:p>
@@ -6423,7 +10065,18 @@
           <w:color w:val="333333"/>
           <w:sz w:val="21"/>
         </w:rPr>
-        <w:t>u = e^(∫Q(x) dx)</w:t>
+        <w:t xml:space="preserve">u = e</w:t>
+      </w:r>
+      <w:r>
+        <w:rPr>
+          <w:rFonts w:ascii="Arial" w:hAnsi="Arial" w:cs="Arial"/>
+          <w:b w:val="0"/>
+          <w:i w:val="0"/>
+          <w:color w:val="333333"/>
+          <w:sz w:val="21"/>
+          <w:vertAlign w:val="superscript"/>
+        </w:rPr>
+        <w:t xml:space="preserve">∫Q(x) dx</w:t>
       </w:r>
     </w:p>
     <w:p>
@@ -6459,7 +10112,18 @@
           <w:color w:val="333333"/>
           <w:sz w:val="21"/>
         </w:rPr>
-        <w:t>u = e^(∫P(x) dx)</w:t>
+        <w:t xml:space="preserve">u = e</w:t>
+      </w:r>
+      <w:r>
+        <w:rPr>
+          <w:rFonts w:ascii="Arial" w:hAnsi="Arial" w:cs="Arial"/>
+          <w:b w:val="0"/>
+          <w:i w:val="0"/>
+          <w:color w:val="333333"/>
+          <w:sz w:val="21"/>
+          <w:vertAlign w:val="superscript"/>
+        </w:rPr>
+        <w:t xml:space="preserve">∫P(x) dx</w:t>
       </w:r>
     </w:p>
     <w:p>
@@ -6891,7 +10555,26 @@
           <w:i w:val="0"/>
           <w:sz w:val="22"/>
         </w:rPr>
-        <w:t>Penyelesaian umum PD y prima + 3y = e^(2x) adalah...</w:t>
+        <w:t xml:space="preserve">Penyelesaian umum PD y prima + 3y = e</w:t>
+      </w:r>
+      <w:r>
+        <w:rPr>
+          <w:rFonts w:ascii="Arial" w:hAnsi="Arial" w:cs="Arial"/>
+          <w:b w:val="0"/>
+          <w:i w:val="0"/>
+          <w:sz w:val="22"/>
+          <w:vertAlign w:val="superscript"/>
+        </w:rPr>
+        <w:t xml:space="preserve">2x</w:t>
+      </w:r>
+      <w:r>
+        <w:rPr>
+          <w:rFonts w:ascii="Arial" w:hAnsi="Arial" w:cs="Arial"/>
+          <w:b w:val="0"/>
+          <w:i w:val="0"/>
+          <w:sz w:val="22"/>
+        </w:rPr>
+        <w:t xml:space="preserve"> adalah...</w:t>
       </w:r>
     </w:p>
     <w:p>
@@ -6927,7 +10610,39 @@
           <w:color w:val="333333"/>
           <w:sz w:val="21"/>
         </w:rPr>
-        <w:t>y = (1/5)e^(2x) + Ce^(−3x)</w:t>
+        <w:t xml:space="preserve">y = (1/5)e</w:t>
+      </w:r>
+      <w:r>
+        <w:rPr>
+          <w:rFonts w:ascii="Arial" w:hAnsi="Arial" w:cs="Arial"/>
+          <w:b w:val="0"/>
+          <w:i w:val="0"/>
+          <w:color w:val="333333"/>
+          <w:sz w:val="21"/>
+          <w:vertAlign w:val="superscript"/>
+        </w:rPr>
+        <w:t xml:space="preserve">2x</w:t>
+      </w:r>
+      <w:r>
+        <w:rPr>
+          <w:rFonts w:ascii="Arial" w:hAnsi="Arial" w:cs="Arial"/>
+          <w:b w:val="0"/>
+          <w:i w:val="0"/>
+          <w:color w:val="333333"/>
+          <w:sz w:val="21"/>
+        </w:rPr>
+        <w:t xml:space="preserve"> + Ce</w:t>
+      </w:r>
+      <w:r>
+        <w:rPr>
+          <w:rFonts w:ascii="Arial" w:hAnsi="Arial" w:cs="Arial"/>
+          <w:b w:val="0"/>
+          <w:i w:val="0"/>
+          <w:color w:val="333333"/>
+          <w:sz w:val="21"/>
+          <w:vertAlign w:val="superscript"/>
+        </w:rPr>
+        <w:t xml:space="preserve">−3x</w:t>
       </w:r>
     </w:p>
     <w:p>
@@ -6963,7 +10678,39 @@
           <w:color w:val="333333"/>
           <w:sz w:val="21"/>
         </w:rPr>
-        <w:t>y = e^(2x) + Ce^(3x)</w:t>
+        <w:t xml:space="preserve">y = e</w:t>
+      </w:r>
+      <w:r>
+        <w:rPr>
+          <w:rFonts w:ascii="Arial" w:hAnsi="Arial" w:cs="Arial"/>
+          <w:b w:val="0"/>
+          <w:i w:val="0"/>
+          <w:color w:val="333333"/>
+          <w:sz w:val="21"/>
+          <w:vertAlign w:val="superscript"/>
+        </w:rPr>
+        <w:t xml:space="preserve">2x</w:t>
+      </w:r>
+      <w:r>
+        <w:rPr>
+          <w:rFonts w:ascii="Arial" w:hAnsi="Arial" w:cs="Arial"/>
+          <w:b w:val="0"/>
+          <w:i w:val="0"/>
+          <w:color w:val="333333"/>
+          <w:sz w:val="21"/>
+        </w:rPr>
+        <w:t xml:space="preserve"> + Ce</w:t>
+      </w:r>
+      <w:r>
+        <w:rPr>
+          <w:rFonts w:ascii="Arial" w:hAnsi="Arial" w:cs="Arial"/>
+          <w:b w:val="0"/>
+          <w:i w:val="0"/>
+          <w:color w:val="333333"/>
+          <w:sz w:val="21"/>
+          <w:vertAlign w:val="superscript"/>
+        </w:rPr>
+        <w:t xml:space="preserve">3x</w:t>
       </w:r>
     </w:p>
     <w:p>
@@ -6999,7 +10746,39 @@
           <w:color w:val="333333"/>
           <w:sz w:val="21"/>
         </w:rPr>
-        <w:t>y = (1/5)e^(2x) + Ce^(3x)</w:t>
+        <w:t xml:space="preserve">y = (1/5)e</w:t>
+      </w:r>
+      <w:r>
+        <w:rPr>
+          <w:rFonts w:ascii="Arial" w:hAnsi="Arial" w:cs="Arial"/>
+          <w:b w:val="0"/>
+          <w:i w:val="0"/>
+          <w:color w:val="333333"/>
+          <w:sz w:val="21"/>
+          <w:vertAlign w:val="superscript"/>
+        </w:rPr>
+        <w:t xml:space="preserve">2x</w:t>
+      </w:r>
+      <w:r>
+        <w:rPr>
+          <w:rFonts w:ascii="Arial" w:hAnsi="Arial" w:cs="Arial"/>
+          <w:b w:val="0"/>
+          <w:i w:val="0"/>
+          <w:color w:val="333333"/>
+          <w:sz w:val="21"/>
+        </w:rPr>
+        <w:t xml:space="preserve"> + Ce</w:t>
+      </w:r>
+      <w:r>
+        <w:rPr>
+          <w:rFonts w:ascii="Arial" w:hAnsi="Arial" w:cs="Arial"/>
+          <w:b w:val="0"/>
+          <w:i w:val="0"/>
+          <w:color w:val="333333"/>
+          <w:sz w:val="21"/>
+          <w:vertAlign w:val="superscript"/>
+        </w:rPr>
+        <w:t xml:space="preserve">3x</w:t>
       </w:r>
     </w:p>
     <w:p>
@@ -7035,7 +10814,39 @@
           <w:color w:val="333333"/>
           <w:sz w:val="21"/>
         </w:rPr>
-        <w:t>y = (1/2)e^(2x) + Ce^(−3x)</w:t>
+        <w:t xml:space="preserve">y = (1/2)e</w:t>
+      </w:r>
+      <w:r>
+        <w:rPr>
+          <w:rFonts w:ascii="Arial" w:hAnsi="Arial" w:cs="Arial"/>
+          <w:b w:val="0"/>
+          <w:i w:val="0"/>
+          <w:color w:val="333333"/>
+          <w:sz w:val="21"/>
+          <w:vertAlign w:val="superscript"/>
+        </w:rPr>
+        <w:t xml:space="preserve">2x</w:t>
+      </w:r>
+      <w:r>
+        <w:rPr>
+          <w:rFonts w:ascii="Arial" w:hAnsi="Arial" w:cs="Arial"/>
+          <w:b w:val="0"/>
+          <w:i w:val="0"/>
+          <w:color w:val="333333"/>
+          <w:sz w:val="21"/>
+        </w:rPr>
+        <w:t xml:space="preserve"> + Ce</w:t>
+      </w:r>
+      <w:r>
+        <w:rPr>
+          <w:rFonts w:ascii="Arial" w:hAnsi="Arial" w:cs="Arial"/>
+          <w:b w:val="0"/>
+          <w:i w:val="0"/>
+          <w:color w:val="333333"/>
+          <w:sz w:val="21"/>
+          <w:vertAlign w:val="superscript"/>
+        </w:rPr>
+        <w:t xml:space="preserve">−3x</w:t>
       </w:r>
     </w:p>
     <w:p>
@@ -7095,7 +10906,18 @@
           <w:color w:val="333333"/>
           <w:sz w:val="21"/>
         </w:rPr>
-        <w:t>Substitusi Bernoulli z = y^(1−n)</w:t>
+        <w:t xml:space="preserve">Substitusi Bernoulli z = y</w:t>
+      </w:r>
+      <w:r>
+        <w:rPr>
+          <w:rFonts w:ascii="Arial" w:hAnsi="Arial" w:cs="Arial"/>
+          <w:b w:val="0"/>
+          <w:i w:val="0"/>
+          <w:color w:val="333333"/>
+          <w:sz w:val="21"/>
+          <w:vertAlign w:val="superscript"/>
+        </w:rPr>
+        <w:t xml:space="preserve">1−n</w:t>
       </w:r>
     </w:p>
     <w:p>
@@ -7263,7 +11085,18 @@
           <w:color w:val="333333"/>
           <w:sz w:val="21"/>
         </w:rPr>
-        <w:t>u = e^(1/x)</w:t>
+        <w:t xml:space="preserve">u = e</w:t>
+      </w:r>
+      <w:r>
+        <w:rPr>
+          <w:rFonts w:ascii="Arial" w:hAnsi="Arial" w:cs="Arial"/>
+          <w:b w:val="0"/>
+          <w:i w:val="0"/>
+          <w:color w:val="333333"/>
+          <w:sz w:val="21"/>
+          <w:vertAlign w:val="superscript"/>
+        </w:rPr>
+        <w:t xml:space="preserve">1/x</w:t>
       </w:r>
     </w:p>
     <w:p>
@@ -7767,7 +11600,28 @@
           <w:color w:val="333333"/>
           <w:sz w:val="21"/>
         </w:rPr>
-        <w:t>Langsung substitusi z = y^(1−n) tanpa membagi</w:t>
+        <w:t xml:space="preserve">Langsung substitusi z = y</w:t>
+      </w:r>
+      <w:r>
+        <w:rPr>
+          <w:rFonts w:ascii="Arial" w:hAnsi="Arial" w:cs="Arial"/>
+          <w:b w:val="0"/>
+          <w:i w:val="0"/>
+          <w:color w:val="333333"/>
+          <w:sz w:val="21"/>
+          <w:vertAlign w:val="superscript"/>
+        </w:rPr>
+        <w:t xml:space="preserve">1−n</w:t>
+      </w:r>
+      <w:r>
+        <w:rPr>
+          <w:rFonts w:ascii="Arial" w:hAnsi="Arial" w:cs="Arial"/>
+          <w:b w:val="0"/>
+          <w:i w:val="0"/>
+          <w:color w:val="333333"/>
+          <w:sz w:val="21"/>
+        </w:rPr>
+        <w:t xml:space="preserve"> tanpa membagi</w:t>
       </w:r>
     </w:p>
     <w:p>
@@ -7839,7 +11693,28 @@
           <w:color w:val="333333"/>
           <w:sz w:val="21"/>
         </w:rPr>
-        <w:t>Hitung faktor integrasi u = e^(∫P dx) dulu, lalu kalikan</w:t>
+        <w:t xml:space="preserve">Hitung faktor integrasi u = e</w:t>
+      </w:r>
+      <w:r>
+        <w:rPr>
+          <w:rFonts w:ascii="Arial" w:hAnsi="Arial" w:cs="Arial"/>
+          <w:b w:val="0"/>
+          <w:i w:val="0"/>
+          <w:color w:val="333333"/>
+          <w:sz w:val="21"/>
+          <w:vertAlign w:val="superscript"/>
+        </w:rPr>
+        <w:t xml:space="preserve">∫P dx</w:t>
+      </w:r>
+      <w:r>
+        <w:rPr>
+          <w:rFonts w:ascii="Arial" w:hAnsi="Arial" w:cs="Arial"/>
+          <w:b w:val="0"/>
+          <w:i w:val="0"/>
+          <w:color w:val="333333"/>
+          <w:sz w:val="21"/>
+        </w:rPr>
+        <w:t xml:space="preserve"> dulu, lalu kalikan</w:t>
       </w:r>
     </w:p>
     <w:p>
@@ -7906,7 +11781,35 @@
           <w:i w:val="0"/>
           <w:sz w:val="22"/>
         </w:rPr>
-        <w:t>Lingkungan referensi (dipakai C1-C10, Python dengan numpy, sympy, scipy):</w:t>
+        <w:t xml:space="preserve">Lingkungan referensi (dipakai </w:t>
+      </w:r>
+      <w:r>
+        <w:rPr>
+          <w:rFonts w:ascii="Arial" w:hAnsi="Arial" w:cs="Arial"/>
+          <w:b w:val="0"/>
+          <w:i w:val="0"/>
+          <w:sz w:val="22"/>
+        </w:rPr>
+        <w:t xml:space="preserve">C</w:t>
+      </w:r>
+      <w:r>
+        <w:rPr>
+          <w:rFonts w:ascii="Arial" w:hAnsi="Arial" w:cs="Arial"/>
+          <w:b w:val="0"/>
+          <w:i w:val="0"/>
+          <w:sz w:val="22"/>
+          <w:vertAlign w:val="subscript"/>
+        </w:rPr>
+        <w:t xml:space="preserve">1</w:t>
+      </w:r>
+      <w:r>
+        <w:rPr>
+          <w:rFonts w:ascii="Arial" w:hAnsi="Arial" w:cs="Arial"/>
+          <w:b w:val="0"/>
+          <w:i w:val="0"/>
+          <w:sz w:val="22"/>
+        </w:rPr>
+        <w:t xml:space="preserve">-C10, Python dengan numpy, sympy, scipy):</w:t>
       </w:r>
     </w:p>
     <w:p>
@@ -7978,7 +11881,45 @@
           <w:i w:val="0"/>
           <w:sz w:val="22"/>
         </w:rPr>
-        <w:t>PD linier y prima + 3y = e^(2x). Hitung faktor integrasi pada x = 1, yaitu u(1) = e^(3·1). Print nilainya.</w:t>
+        <w:t xml:space="preserve">PD linier y prima + 3y = e</w:t>
+      </w:r>
+      <w:r>
+        <w:rPr>
+          <w:rFonts w:ascii="Arial" w:hAnsi="Arial" w:cs="Arial"/>
+          <w:b w:val="0"/>
+          <w:i w:val="0"/>
+          <w:sz w:val="22"/>
+          <w:vertAlign w:val="superscript"/>
+        </w:rPr>
+        <w:t xml:space="preserve">2x</w:t>
+      </w:r>
+      <w:r>
+        <w:rPr>
+          <w:rFonts w:ascii="Arial" w:hAnsi="Arial" w:cs="Arial"/>
+          <w:b w:val="0"/>
+          <w:i w:val="0"/>
+          <w:sz w:val="22"/>
+        </w:rPr>
+        <w:t xml:space="preserve">. Hitung faktor integrasi pada x = 1, yaitu u(1) = e</w:t>
+      </w:r>
+      <w:r>
+        <w:rPr>
+          <w:rFonts w:ascii="Arial" w:hAnsi="Arial" w:cs="Arial"/>
+          <w:b w:val="0"/>
+          <w:i w:val="0"/>
+          <w:sz w:val="22"/>
+          <w:vertAlign w:val="superscript"/>
+        </w:rPr>
+        <w:t xml:space="preserve">3·1</w:t>
+      </w:r>
+      <w:r>
+        <w:rPr>
+          <w:rFonts w:ascii="Arial" w:hAnsi="Arial" w:cs="Arial"/>
+          <w:b w:val="0"/>
+          <w:i w:val="0"/>
+          <w:sz w:val="22"/>
+        </w:rPr>
+        <w:t xml:space="preserve">. Print nilainya.</w:t>
       </w:r>
     </w:p>
     <w:p>
@@ -8014,7 +11955,28 @@
           <w:color w:val="333333"/>
           <w:sz w:val="21"/>
         </w:rPr>
-        <w:t>Faktor integrasi PD linier adalah u(x) = e^(∫P dx); substitusikan titik x yang diminta lalu evaluasi dengan np.exp.</w:t>
+        <w:t xml:space="preserve">Faktor integrasi PD linier adalah u(x) = e</w:t>
+      </w:r>
+      <w:r>
+        <w:rPr>
+          <w:rFonts w:ascii="Arial" w:hAnsi="Arial" w:cs="Arial"/>
+          <w:b w:val="0"/>
+          <w:i w:val="0"/>
+          <w:color w:val="333333"/>
+          <w:sz w:val="21"/>
+          <w:vertAlign w:val="superscript"/>
+        </w:rPr>
+        <w:t xml:space="preserve">∫P dx</w:t>
+      </w:r>
+      <w:r>
+        <w:rPr>
+          <w:rFonts w:ascii="Arial" w:hAnsi="Arial" w:cs="Arial"/>
+          <w:b w:val="0"/>
+          <w:i w:val="0"/>
+          <w:color w:val="333333"/>
+          <w:sz w:val="21"/>
+        </w:rPr>
+        <w:t xml:space="preserve">; substitusikan titik x yang diminta lalu evaluasi dengan np.exp.</w:t>
       </w:r>
     </w:p>
     <w:p>
@@ -8038,7 +12000,64 @@
           <w:i w:val="0"/>
           <w:sz w:val="22"/>
         </w:rPr>
-        <w:t>Untuk PD y prima + 3y = e^(2x) dengan penyelesaian umum y = (1/5)e^(2x) + Ce^(−3x), jika diberi syarat awal y(0) = 1, hitung nilai konstanta C. Print nilainya.</w:t>
+        <w:t xml:space="preserve">Untuk PD y prima + 3y = e</w:t>
+      </w:r>
+      <w:r>
+        <w:rPr>
+          <w:rFonts w:ascii="Arial" w:hAnsi="Arial" w:cs="Arial"/>
+          <w:b w:val="0"/>
+          <w:i w:val="0"/>
+          <w:sz w:val="22"/>
+          <w:vertAlign w:val="superscript"/>
+        </w:rPr>
+        <w:t xml:space="preserve">2x</w:t>
+      </w:r>
+      <w:r>
+        <w:rPr>
+          <w:rFonts w:ascii="Arial" w:hAnsi="Arial" w:cs="Arial"/>
+          <w:b w:val="0"/>
+          <w:i w:val="0"/>
+          <w:sz w:val="22"/>
+        </w:rPr>
+        <w:t xml:space="preserve"> dengan penyelesaian umum y = (1/5)e</w:t>
+      </w:r>
+      <w:r>
+        <w:rPr>
+          <w:rFonts w:ascii="Arial" w:hAnsi="Arial" w:cs="Arial"/>
+          <w:b w:val="0"/>
+          <w:i w:val="0"/>
+          <w:sz w:val="22"/>
+          <w:vertAlign w:val="superscript"/>
+        </w:rPr>
+        <w:t xml:space="preserve">2x</w:t>
+      </w:r>
+      <w:r>
+        <w:rPr>
+          <w:rFonts w:ascii="Arial" w:hAnsi="Arial" w:cs="Arial"/>
+          <w:b w:val="0"/>
+          <w:i w:val="0"/>
+          <w:sz w:val="22"/>
+        </w:rPr>
+        <w:t xml:space="preserve"> + Ce</w:t>
+      </w:r>
+      <w:r>
+        <w:rPr>
+          <w:rFonts w:ascii="Arial" w:hAnsi="Arial" w:cs="Arial"/>
+          <w:b w:val="0"/>
+          <w:i w:val="0"/>
+          <w:sz w:val="22"/>
+          <w:vertAlign w:val="superscript"/>
+        </w:rPr>
+        <w:t xml:space="preserve">−3x</w:t>
+      </w:r>
+      <w:r>
+        <w:rPr>
+          <w:rFonts w:ascii="Arial" w:hAnsi="Arial" w:cs="Arial"/>
+          <w:b w:val="0"/>
+          <w:i w:val="0"/>
+          <w:sz w:val="22"/>
+        </w:rPr>
+        <w:t xml:space="preserve">, jika diberi syarat awal y(0) = 1, hitung nilai konstanta C. Print nilainya.</w:t>
       </w:r>
     </w:p>
     <w:p>
@@ -8074,7 +12093,28 @@
           <w:color w:val="333333"/>
           <w:sz w:val="21"/>
         </w:rPr>
-        <w:t>Substitusikan syarat awal ke solusi umum (ingat e^0=1), lalu selesaikan untuk konstanta C.</w:t>
+        <w:t xml:space="preserve">Substitusikan syarat awal ke solusi umum (ingat e</w:t>
+      </w:r>
+      <w:r>
+        <w:rPr>
+          <w:rFonts w:ascii="Arial" w:hAnsi="Arial" w:cs="Arial"/>
+          <w:b w:val="0"/>
+          <w:i w:val="0"/>
+          <w:color w:val="333333"/>
+          <w:sz w:val="21"/>
+          <w:vertAlign w:val="superscript"/>
+        </w:rPr>
+        <w:t xml:space="preserve">0</w:t>
+      </w:r>
+      <w:r>
+        <w:rPr>
+          <w:rFonts w:ascii="Arial" w:hAnsi="Arial" w:cs="Arial"/>
+          <w:b w:val="0"/>
+          <w:i w:val="0"/>
+          <w:color w:val="333333"/>
+          <w:sz w:val="21"/>
+        </w:rPr>
+        <w:t xml:space="preserve">=1), lalu selesaikan untuk konstanta C.</w:t>
       </w:r>
     </w:p>
     <w:p>
@@ -8098,7 +12138,45 @@
           <w:i w:val="0"/>
           <w:sz w:val="22"/>
         </w:rPr>
-        <w:t>Dengan penyelesaian y(x) = (1/5)e^(2x) + 0,8·e^(−3x), hitung nilai y pada x = 0,5. Print nilai y(0,5).</w:t>
+        <w:t xml:space="preserve">Dengan penyelesaian y(x) = (1/5)e</w:t>
+      </w:r>
+      <w:r>
+        <w:rPr>
+          <w:rFonts w:ascii="Arial" w:hAnsi="Arial" w:cs="Arial"/>
+          <w:b w:val="0"/>
+          <w:i w:val="0"/>
+          <w:sz w:val="22"/>
+          <w:vertAlign w:val="superscript"/>
+        </w:rPr>
+        <w:t xml:space="preserve">2x</w:t>
+      </w:r>
+      <w:r>
+        <w:rPr>
+          <w:rFonts w:ascii="Arial" w:hAnsi="Arial" w:cs="Arial"/>
+          <w:b w:val="0"/>
+          <w:i w:val="0"/>
+          <w:sz w:val="22"/>
+        </w:rPr>
+        <w:t xml:space="preserve"> + 0,8·e</w:t>
+      </w:r>
+      <w:r>
+        <w:rPr>
+          <w:rFonts w:ascii="Arial" w:hAnsi="Arial" w:cs="Arial"/>
+          <w:b w:val="0"/>
+          <w:i w:val="0"/>
+          <w:sz w:val="22"/>
+          <w:vertAlign w:val="superscript"/>
+        </w:rPr>
+        <w:t xml:space="preserve">−3x</w:t>
+      </w:r>
+      <w:r>
+        <w:rPr>
+          <w:rFonts w:ascii="Arial" w:hAnsi="Arial" w:cs="Arial"/>
+          <w:b w:val="0"/>
+          <w:i w:val="0"/>
+          <w:sz w:val="22"/>
+        </w:rPr>
+        <w:t xml:space="preserve">, hitung nilai y pada x = 0,5. Print nilai y(0,5).</w:t>
       </w:r>
     </w:p>
     <w:p>
@@ -8218,7 +12296,82 @@
           <w:i w:val="0"/>
           <w:sz w:val="22"/>
         </w:rPr>
-        <w:t>Benda dengan suhu awal T0 = 100°C didinginkan di ruangan T∞ = 25°C. Dengan k = 0,05/menit, suhunya: T(t) = T∞ + (T0−T∞)·e^(−kt). Hitung T pada t = 30 menit. Print suhu dalam °C.</w:t>
+        <w:t xml:space="preserve">Benda dengan suhu awal </w:t>
+      </w:r>
+      <w:r>
+        <w:rPr>
+          <w:rFonts w:ascii="Arial" w:hAnsi="Arial" w:cs="Arial"/>
+          <w:b w:val="0"/>
+          <w:i w:val="0"/>
+          <w:sz w:val="22"/>
+        </w:rPr>
+        <w:t xml:space="preserve">T</w:t>
+      </w:r>
+      <w:r>
+        <w:rPr>
+          <w:rFonts w:ascii="Arial" w:hAnsi="Arial" w:cs="Arial"/>
+          <w:b w:val="0"/>
+          <w:i w:val="0"/>
+          <w:sz w:val="22"/>
+          <w:vertAlign w:val="subscript"/>
+        </w:rPr>
+        <w:t xml:space="preserve">0</w:t>
+      </w:r>
+      <w:r>
+        <w:rPr>
+          <w:rFonts w:ascii="Arial" w:hAnsi="Arial" w:cs="Arial"/>
+          <w:b w:val="0"/>
+          <w:i w:val="0"/>
+          <w:sz w:val="22"/>
+        </w:rPr>
+        <w:t xml:space="preserve"> = 100°C didinginkan di ruangan T∞ = 25°C. Dengan k = 0,05/menit, suhunya: T(t) = T∞ + (</w:t>
+      </w:r>
+      <w:r>
+        <w:rPr>
+          <w:rFonts w:ascii="Arial" w:hAnsi="Arial" w:cs="Arial"/>
+          <w:b w:val="0"/>
+          <w:i w:val="0"/>
+          <w:sz w:val="22"/>
+        </w:rPr>
+        <w:t xml:space="preserve">T</w:t>
+      </w:r>
+      <w:r>
+        <w:rPr>
+          <w:rFonts w:ascii="Arial" w:hAnsi="Arial" w:cs="Arial"/>
+          <w:b w:val="0"/>
+          <w:i w:val="0"/>
+          <w:sz w:val="22"/>
+          <w:vertAlign w:val="subscript"/>
+        </w:rPr>
+        <w:t xml:space="preserve">0</w:t>
+      </w:r>
+      <w:r>
+        <w:rPr>
+          <w:rFonts w:ascii="Arial" w:hAnsi="Arial" w:cs="Arial"/>
+          <w:b w:val="0"/>
+          <w:i w:val="0"/>
+          <w:sz w:val="22"/>
+        </w:rPr>
+        <w:t xml:space="preserve">−T∞)·e</w:t>
+      </w:r>
+      <w:r>
+        <w:rPr>
+          <w:rFonts w:ascii="Arial" w:hAnsi="Arial" w:cs="Arial"/>
+          <w:b w:val="0"/>
+          <w:i w:val="0"/>
+          <w:sz w:val="22"/>
+          <w:vertAlign w:val="superscript"/>
+        </w:rPr>
+        <w:t xml:space="preserve">−kt</w:t>
+      </w:r>
+      <w:r>
+        <w:rPr>
+          <w:rFonts w:ascii="Arial" w:hAnsi="Arial" w:cs="Arial"/>
+          <w:b w:val="0"/>
+          <w:i w:val="0"/>
+          <w:sz w:val="22"/>
+        </w:rPr>
+        <w:t xml:space="preserve">. Hitung T pada t = 30 menit. Print suhu dalam °C.</w:t>
       </w:r>
     </w:p>
     <w:p>
@@ -8254,7 +12407,59 @@
           <w:color w:val="333333"/>
           <w:sz w:val="21"/>
         </w:rPr>
-        <w:t>Pakai rumus pendinginan Newton T = T∞ + (T0−T∞)e^(−kt), substitusikan t yang diminta lalu evaluasi.</w:t>
+        <w:t xml:space="preserve">Pakai rumus pendinginan Newton T = T∞ + (</w:t>
+      </w:r>
+      <w:r>
+        <w:rPr>
+          <w:rFonts w:ascii="Arial" w:hAnsi="Arial" w:cs="Arial"/>
+          <w:b w:val="0"/>
+          <w:i w:val="0"/>
+          <w:color w:val="333333"/>
+          <w:sz w:val="21"/>
+        </w:rPr>
+        <w:t xml:space="preserve">T</w:t>
+      </w:r>
+      <w:r>
+        <w:rPr>
+          <w:rFonts w:ascii="Arial" w:hAnsi="Arial" w:cs="Arial"/>
+          <w:b w:val="0"/>
+          <w:i w:val="0"/>
+          <w:color w:val="333333"/>
+          <w:sz w:val="21"/>
+          <w:vertAlign w:val="subscript"/>
+        </w:rPr>
+        <w:t xml:space="preserve">0</w:t>
+      </w:r>
+      <w:r>
+        <w:rPr>
+          <w:rFonts w:ascii="Arial" w:hAnsi="Arial" w:cs="Arial"/>
+          <w:b w:val="0"/>
+          <w:i w:val="0"/>
+          <w:color w:val="333333"/>
+          <w:sz w:val="21"/>
+        </w:rPr>
+        <w:t xml:space="preserve">−T∞)e</w:t>
+      </w:r>
+      <w:r>
+        <w:rPr>
+          <w:rFonts w:ascii="Arial" w:hAnsi="Arial" w:cs="Arial"/>
+          <w:b w:val="0"/>
+          <w:i w:val="0"/>
+          <w:color w:val="333333"/>
+          <w:sz w:val="21"/>
+          <w:vertAlign w:val="superscript"/>
+        </w:rPr>
+        <w:t xml:space="preserve">−kt</w:t>
+      </w:r>
+      <w:r>
+        <w:rPr>
+          <w:rFonts w:ascii="Arial" w:hAnsi="Arial" w:cs="Arial"/>
+          <w:b w:val="0"/>
+          <w:i w:val="0"/>
+          <w:color w:val="333333"/>
+          <w:sz w:val="21"/>
+        </w:rPr>
+        <w:t xml:space="preserve">, substitusikan t yang diminta lalu evaluasi.</w:t>
       </w:r>
     </w:p>
     <w:p>
@@ -8278,7 +12483,26 @@
           <w:i w:val="0"/>
           <w:sz w:val="22"/>
         </w:rPr>
-        <w:t>Untuk persamaan Bernoulli dengan n = 5, pangkat substitusi z = y^(1−n) bernilai... Print hasil 1 − n.</w:t>
+        <w:t xml:space="preserve">Untuk persamaan Bernoulli dengan n = 5, pangkat substitusi z = y</w:t>
+      </w:r>
+      <w:r>
+        <w:rPr>
+          <w:rFonts w:ascii="Arial" w:hAnsi="Arial" w:cs="Arial"/>
+          <w:b w:val="0"/>
+          <w:i w:val="0"/>
+          <w:sz w:val="22"/>
+          <w:vertAlign w:val="superscript"/>
+        </w:rPr>
+        <w:t xml:space="preserve">1−n</w:t>
+      </w:r>
+      <w:r>
+        <w:rPr>
+          <w:rFonts w:ascii="Arial" w:hAnsi="Arial" w:cs="Arial"/>
+          <w:b w:val="0"/>
+          <w:i w:val="0"/>
+          <w:sz w:val="22"/>
+        </w:rPr>
+        <w:t xml:space="preserve"> bernilai... Print hasil 1 − n.</w:t>
       </w:r>
     </w:p>
     <w:p>
@@ -8338,7 +12562,26 @@
           <w:i w:val="0"/>
           <w:sz w:val="22"/>
         </w:rPr>
-        <w:t>Rangkaian RL: R = 10 Ω, L = 2 H, Vs = 20 V DC, i(0) = 0. Arus memenuhi i(t) = (Vs/R)·(1 − e^(−Rt/L)). Hitung arus pada t = 0,5 detik. Print nilai i dalam Ampere.</w:t>
+        <w:t xml:space="preserve">Rangkaian RL: R = 10 Ω, L = 2 H, Vs = 20 V DC, i(0) = 0. Arus memenuhi i(t) = (Vs/R)·(1 − e</w:t>
+      </w:r>
+      <w:r>
+        <w:rPr>
+          <w:rFonts w:ascii="Arial" w:hAnsi="Arial" w:cs="Arial"/>
+          <w:b w:val="0"/>
+          <w:i w:val="0"/>
+          <w:sz w:val="22"/>
+          <w:vertAlign w:val="superscript"/>
+        </w:rPr>
+        <w:t xml:space="preserve">−Rt/L</w:t>
+      </w:r>
+      <w:r>
+        <w:rPr>
+          <w:rFonts w:ascii="Arial" w:hAnsi="Arial" w:cs="Arial"/>
+          <w:b w:val="0"/>
+          <w:i w:val="0"/>
+          <w:sz w:val="22"/>
+        </w:rPr>
+        <w:t xml:space="preserve">). Hitung arus pada t = 0,5 detik. Print nilai i dalam Ampere.</w:t>
       </w:r>
     </w:p>
     <w:p>
@@ -8374,7 +12617,28 @@
           <w:color w:val="333333"/>
           <w:sz w:val="21"/>
         </w:rPr>
-        <w:t>Pakai rumus arus RL i(t) = (Vs/R)(1 − e^(−Rt/L)), substitusikan t yang diminta lalu evaluasi.</w:t>
+        <w:t xml:space="preserve">Pakai rumus arus RL i(t) = (Vs/R)(1 − e</w:t>
+      </w:r>
+      <w:r>
+        <w:rPr>
+          <w:rFonts w:ascii="Arial" w:hAnsi="Arial" w:cs="Arial"/>
+          <w:b w:val="0"/>
+          <w:i w:val="0"/>
+          <w:color w:val="333333"/>
+          <w:sz w:val="21"/>
+          <w:vertAlign w:val="superscript"/>
+        </w:rPr>
+        <w:t xml:space="preserve">−Rt/L</w:t>
+      </w:r>
+      <w:r>
+        <w:rPr>
+          <w:rFonts w:ascii="Arial" w:hAnsi="Arial" w:cs="Arial"/>
+          <w:b w:val="0"/>
+          <w:i w:val="0"/>
+          <w:color w:val="333333"/>
+          <w:sz w:val="21"/>
+        </w:rPr>
+        <w:t xml:space="preserve">), substitusikan t yang diminta lalu evaluasi.</w:t>
       </w:r>
     </w:p>
     <w:p>
@@ -8398,7 +12662,26 @@
           <w:i w:val="0"/>
           <w:sz w:val="22"/>
         </w:rPr>
-        <w:t>Tangki berisi V = 200 L air garam murni (y(0) = 0 kg). Air garam masuk dengan r = 4 L/menit, konsentrasi cin = 0,5 kg/L; keluar dengan laju sama. Massa garam mengikuti y(t) = V·cin·(1 − e^(−rt/V)). Hitung massa garam pada t = 50 menit. Print nilai (kg).</w:t>
+        <w:t xml:space="preserve">Tangki berisi V = 200 L air garam murni (y(0) = 0 kg). Air garam masuk dengan r = 4 L/menit, konsentrasi cin = 0,5 kg/L; keluar dengan laju sama. Massa garam mengikuti y(t) = V·cin·(1 − e</w:t>
+      </w:r>
+      <w:r>
+        <w:rPr>
+          <w:rFonts w:ascii="Arial" w:hAnsi="Arial" w:cs="Arial"/>
+          <w:b w:val="0"/>
+          <w:i w:val="0"/>
+          <w:sz w:val="22"/>
+          <w:vertAlign w:val="superscript"/>
+        </w:rPr>
+        <w:t xml:space="preserve">−rt/V</w:t>
+      </w:r>
+      <w:r>
+        <w:rPr>
+          <w:rFonts w:ascii="Arial" w:hAnsi="Arial" w:cs="Arial"/>
+          <w:b w:val="0"/>
+          <w:i w:val="0"/>
+          <w:sz w:val="22"/>
+        </w:rPr>
+        <w:t xml:space="preserve">). Hitung massa garam pada t = 50 menit. Print nilai (kg).</w:t>
       </w:r>
     </w:p>
     <w:p>
@@ -8434,7 +12717,28 @@
           <w:color w:val="333333"/>
           <w:sz w:val="21"/>
         </w:rPr>
-        <w:t>Pakai rumus massa garam y(t) = V·cin(1 − e^(−rt/V)), substitusikan t yang diminta lalu evaluasi.</w:t>
+        <w:t xml:space="preserve">Pakai rumus massa garam y(t) = V·cin(1 − e</w:t>
+      </w:r>
+      <w:r>
+        <w:rPr>
+          <w:rFonts w:ascii="Arial" w:hAnsi="Arial" w:cs="Arial"/>
+          <w:b w:val="0"/>
+          <w:i w:val="0"/>
+          <w:color w:val="333333"/>
+          <w:sz w:val="21"/>
+          <w:vertAlign w:val="superscript"/>
+        </w:rPr>
+        <w:t xml:space="preserve">−rt/V</w:t>
+      </w:r>
+      <w:r>
+        <w:rPr>
+          <w:rFonts w:ascii="Arial" w:hAnsi="Arial" w:cs="Arial"/>
+          <w:b w:val="0"/>
+          <w:i w:val="0"/>
+          <w:color w:val="333333"/>
+          <w:sz w:val="21"/>
+        </w:rPr>
+        <w:t xml:space="preserve">), substitusikan t yang diminta lalu evaluasi.</w:t>
       </w:r>
     </w:p>
     <w:p>
@@ -8458,7 +12762,110 @@
           <w:i w:val="0"/>
           <w:sz w:val="22"/>
         </w:rPr>
-        <w:t>Pertumbuhan logistik (Bernoulli n=2): P(t) = K / (1 + ((K−P0)/P0)·e^(−rt)). Dengan K = 1000 (kapasitas), P0 = 50, r = 0,1/hari, hitung P pada t = 20 hari. Print hasilnya.</w:t>
+        <w:t xml:space="preserve">Pertumbuhan logistik (Bernoulli n=2): P(t) = K / (1 + ((K−</w:t>
+      </w:r>
+      <w:r>
+        <w:rPr>
+          <w:rFonts w:ascii="Arial" w:hAnsi="Arial" w:cs="Arial"/>
+          <w:b w:val="0"/>
+          <w:i w:val="0"/>
+          <w:sz w:val="22"/>
+        </w:rPr>
+        <w:t xml:space="preserve">P</w:t>
+      </w:r>
+      <w:r>
+        <w:rPr>
+          <w:rFonts w:ascii="Arial" w:hAnsi="Arial" w:cs="Arial"/>
+          <w:b w:val="0"/>
+          <w:i w:val="0"/>
+          <w:sz w:val="22"/>
+          <w:vertAlign w:val="subscript"/>
+        </w:rPr>
+        <w:t xml:space="preserve">0</w:t>
+      </w:r>
+      <w:r>
+        <w:rPr>
+          <w:rFonts w:ascii="Arial" w:hAnsi="Arial" w:cs="Arial"/>
+          <w:b w:val="0"/>
+          <w:i w:val="0"/>
+          <w:sz w:val="22"/>
+        </w:rPr>
+        <w:t xml:space="preserve">)/</w:t>
+      </w:r>
+      <w:r>
+        <w:rPr>
+          <w:rFonts w:ascii="Arial" w:hAnsi="Arial" w:cs="Arial"/>
+          <w:b w:val="0"/>
+          <w:i w:val="0"/>
+          <w:sz w:val="22"/>
+        </w:rPr>
+        <w:t xml:space="preserve">P</w:t>
+      </w:r>
+      <w:r>
+        <w:rPr>
+          <w:rFonts w:ascii="Arial" w:hAnsi="Arial" w:cs="Arial"/>
+          <w:b w:val="0"/>
+          <w:i w:val="0"/>
+          <w:sz w:val="22"/>
+          <w:vertAlign w:val="subscript"/>
+        </w:rPr>
+        <w:t xml:space="preserve">0</w:t>
+      </w:r>
+      <w:r>
+        <w:rPr>
+          <w:rFonts w:ascii="Arial" w:hAnsi="Arial" w:cs="Arial"/>
+          <w:b w:val="0"/>
+          <w:i w:val="0"/>
+          <w:sz w:val="22"/>
+        </w:rPr>
+        <w:t xml:space="preserve">)·e</w:t>
+      </w:r>
+      <w:r>
+        <w:rPr>
+          <w:rFonts w:ascii="Arial" w:hAnsi="Arial" w:cs="Arial"/>
+          <w:b w:val="0"/>
+          <w:i w:val="0"/>
+          <w:sz w:val="22"/>
+          <w:vertAlign w:val="superscript"/>
+        </w:rPr>
+        <w:t xml:space="preserve">−rt</w:t>
+      </w:r>
+      <w:r>
+        <w:rPr>
+          <w:rFonts w:ascii="Arial" w:hAnsi="Arial" w:cs="Arial"/>
+          <w:b w:val="0"/>
+          <w:i w:val="0"/>
+          <w:sz w:val="22"/>
+        </w:rPr>
+        <w:t xml:space="preserve">). Dengan K = 1000 (kapasitas), </w:t>
+      </w:r>
+      <w:r>
+        <w:rPr>
+          <w:rFonts w:ascii="Arial" w:hAnsi="Arial" w:cs="Arial"/>
+          <w:b w:val="0"/>
+          <w:i w:val="0"/>
+          <w:sz w:val="22"/>
+        </w:rPr>
+        <w:t xml:space="preserve">P</w:t>
+      </w:r>
+      <w:r>
+        <w:rPr>
+          <w:rFonts w:ascii="Arial" w:hAnsi="Arial" w:cs="Arial"/>
+          <w:b w:val="0"/>
+          <w:i w:val="0"/>
+          <w:sz w:val="22"/>
+          <w:vertAlign w:val="subscript"/>
+        </w:rPr>
+        <w:t xml:space="preserve">0</w:t>
+      </w:r>
+      <w:r>
+        <w:rPr>
+          <w:rFonts w:ascii="Arial" w:hAnsi="Arial" w:cs="Arial"/>
+          <w:b w:val="0"/>
+          <w:i w:val="0"/>
+          <w:sz w:val="22"/>
+        </w:rPr>
+        <w:t xml:space="preserve"> = 50, r = 0,1/hari, hitung P pada t = 20 hari. Print hasilnya.</w:t>
       </w:r>
     </w:p>
     <w:p>
@@ -8494,7 +12901,90 @@
           <w:color w:val="333333"/>
           <w:sz w:val="21"/>
         </w:rPr>
-        <w:t>Pakai rumus logistik P(t) = K/(1 + ((K−P0)/P0)e^(−rt)), substitusikan t yang diminta lalu evaluasi.</w:t>
+        <w:t xml:space="preserve">Pakai rumus logistik P(t) = K/(1 + ((K−</w:t>
+      </w:r>
+      <w:r>
+        <w:rPr>
+          <w:rFonts w:ascii="Arial" w:hAnsi="Arial" w:cs="Arial"/>
+          <w:b w:val="0"/>
+          <w:i w:val="0"/>
+          <w:color w:val="333333"/>
+          <w:sz w:val="21"/>
+        </w:rPr>
+        <w:t xml:space="preserve">P</w:t>
+      </w:r>
+      <w:r>
+        <w:rPr>
+          <w:rFonts w:ascii="Arial" w:hAnsi="Arial" w:cs="Arial"/>
+          <w:b w:val="0"/>
+          <w:i w:val="0"/>
+          <w:color w:val="333333"/>
+          <w:sz w:val="21"/>
+          <w:vertAlign w:val="subscript"/>
+        </w:rPr>
+        <w:t xml:space="preserve">0</w:t>
+      </w:r>
+      <w:r>
+        <w:rPr>
+          <w:rFonts w:ascii="Arial" w:hAnsi="Arial" w:cs="Arial"/>
+          <w:b w:val="0"/>
+          <w:i w:val="0"/>
+          <w:color w:val="333333"/>
+          <w:sz w:val="21"/>
+        </w:rPr>
+        <w:t xml:space="preserve">)/</w:t>
+      </w:r>
+      <w:r>
+        <w:rPr>
+          <w:rFonts w:ascii="Arial" w:hAnsi="Arial" w:cs="Arial"/>
+          <w:b w:val="0"/>
+          <w:i w:val="0"/>
+          <w:color w:val="333333"/>
+          <w:sz w:val="21"/>
+        </w:rPr>
+        <w:t xml:space="preserve">P</w:t>
+      </w:r>
+      <w:r>
+        <w:rPr>
+          <w:rFonts w:ascii="Arial" w:hAnsi="Arial" w:cs="Arial"/>
+          <w:b w:val="0"/>
+          <w:i w:val="0"/>
+          <w:color w:val="333333"/>
+          <w:sz w:val="21"/>
+          <w:vertAlign w:val="subscript"/>
+        </w:rPr>
+        <w:t xml:space="preserve">0</w:t>
+      </w:r>
+      <w:r>
+        <w:rPr>
+          <w:rFonts w:ascii="Arial" w:hAnsi="Arial" w:cs="Arial"/>
+          <w:b w:val="0"/>
+          <w:i w:val="0"/>
+          <w:color w:val="333333"/>
+          <w:sz w:val="21"/>
+        </w:rPr>
+        <w:t xml:space="preserve">)e</w:t>
+      </w:r>
+      <w:r>
+        <w:rPr>
+          <w:rFonts w:ascii="Arial" w:hAnsi="Arial" w:cs="Arial"/>
+          <w:b w:val="0"/>
+          <w:i w:val="0"/>
+          <w:color w:val="333333"/>
+          <w:sz w:val="21"/>
+          <w:vertAlign w:val="superscript"/>
+        </w:rPr>
+        <w:t xml:space="preserve">−rt</w:t>
+      </w:r>
+      <w:r>
+        <w:rPr>
+          <w:rFonts w:ascii="Arial" w:hAnsi="Arial" w:cs="Arial"/>
+          <w:b w:val="0"/>
+          <w:i w:val="0"/>
+          <w:color w:val="333333"/>
+          <w:sz w:val="21"/>
+        </w:rPr>
+        <w:t xml:space="preserve">), substitusikan t yang diminta lalu evaluasi.</w:t>
       </w:r>
     </w:p>
     <w:p>
@@ -8609,7 +13099,64 @@
           <w:i w:val="0"/>
           <w:sz w:val="22"/>
         </w:rPr>
-        <w:t>Implementasikan metode Runge-Kutta orde-4 (RK4) dari awal (tanpa scipy) untuk PD linier dengan koefisien variabel y prima + 2xy = 2x·e^(−x²), syarat awal y(0)=1, step h=0,01, dari x=0 sampai x=2. Bandingkan y(2) hasil RK4 dengan solusi analitik y = (x²+1)·e^(−x²), sehingga y(2) = 5·e^(−4) ≈ 0,09158. Hitung error relatif dalam persen.</w:t>
+        <w:t xml:space="preserve">Implementasikan metode Runge-Kutta orde-4 (RK4) dari awal (tanpa scipy) untuk PD linier dengan koefisien variabel y prima + 2xy = 2x·e</w:t>
+      </w:r>
+      <w:r>
+        <w:rPr>
+          <w:rFonts w:ascii="Arial" w:hAnsi="Arial" w:cs="Arial"/>
+          <w:b w:val="0"/>
+          <w:i w:val="0"/>
+          <w:sz w:val="22"/>
+          <w:vertAlign w:val="superscript"/>
+        </w:rPr>
+        <w:t xml:space="preserve">−x²</w:t>
+      </w:r>
+      <w:r>
+        <w:rPr>
+          <w:rFonts w:ascii="Arial" w:hAnsi="Arial" w:cs="Arial"/>
+          <w:b w:val="0"/>
+          <w:i w:val="0"/>
+          <w:sz w:val="22"/>
+        </w:rPr>
+        <w:t xml:space="preserve">, syarat awal y(0)=1, step h=0,01, dari x=0 sampai x=2. Bandingkan y(2) hasil RK4 dengan solusi analitik y = (x²+1)·e</w:t>
+      </w:r>
+      <w:r>
+        <w:rPr>
+          <w:rFonts w:ascii="Arial" w:hAnsi="Arial" w:cs="Arial"/>
+          <w:b w:val="0"/>
+          <w:i w:val="0"/>
+          <w:sz w:val="22"/>
+          <w:vertAlign w:val="superscript"/>
+        </w:rPr>
+        <w:t xml:space="preserve">−x²</w:t>
+      </w:r>
+      <w:r>
+        <w:rPr>
+          <w:rFonts w:ascii="Arial" w:hAnsi="Arial" w:cs="Arial"/>
+          <w:b w:val="0"/>
+          <w:i w:val="0"/>
+          <w:sz w:val="22"/>
+        </w:rPr>
+        <w:t xml:space="preserve">, sehingga y(2) = 5·e</w:t>
+      </w:r>
+      <w:r>
+        <w:rPr>
+          <w:rFonts w:ascii="Arial" w:hAnsi="Arial" w:cs="Arial"/>
+          <w:b w:val="0"/>
+          <w:i w:val="0"/>
+          <w:sz w:val="22"/>
+          <w:vertAlign w:val="superscript"/>
+        </w:rPr>
+        <w:t xml:space="preserve">−4</w:t>
+      </w:r>
+      <w:r>
+        <w:rPr>
+          <w:rFonts w:ascii="Arial" w:hAnsi="Arial" w:cs="Arial"/>
+          <w:b w:val="0"/>
+          <w:i w:val="0"/>
+          <w:sz w:val="22"/>
+        </w:rPr>
+        <w:t xml:space="preserve"> ≈ 0,09158. Hitung error relatif dalam persen.</w:t>
       </w:r>
     </w:p>
     <w:p>
@@ -8645,7 +13192,69 @@
           <w:color w:val="333333"/>
           <w:sz w:val="21"/>
         </w:rPr>
-        <w:t>Definisikan fungsi laju f(x,y) dari PD, buat satu langkah RK4 (hitung k1-k4 lalu gabungkan dengan bobot 1-2-2-1), dan iterasikan dengan langkah h kecil sepanjang interval.</w:t>
+        <w:t xml:space="preserve">Definisikan fungsi laju f(x,y) dari PD, buat satu langkah RK4 (hitung </w:t>
+      </w:r>
+      <w:r>
+        <w:rPr>
+          <w:rFonts w:ascii="Arial" w:hAnsi="Arial" w:cs="Arial"/>
+          <w:b w:val="0"/>
+          <w:i w:val="0"/>
+          <w:color w:val="333333"/>
+          <w:sz w:val="21"/>
+        </w:rPr>
+        <w:t xml:space="preserve">k</w:t>
+      </w:r>
+      <w:r>
+        <w:rPr>
+          <w:rFonts w:ascii="Arial" w:hAnsi="Arial" w:cs="Arial"/>
+          <w:b w:val="0"/>
+          <w:i w:val="0"/>
+          <w:color w:val="333333"/>
+          <w:sz w:val="21"/>
+          <w:vertAlign w:val="subscript"/>
+        </w:rPr>
+        <w:t xml:space="preserve">1</w:t>
+      </w:r>
+      <w:r>
+        <w:rPr>
+          <w:rFonts w:ascii="Arial" w:hAnsi="Arial" w:cs="Arial"/>
+          <w:b w:val="0"/>
+          <w:i w:val="0"/>
+          <w:color w:val="333333"/>
+          <w:sz w:val="21"/>
+        </w:rPr>
+        <w:t xml:space="preserve">-</w:t>
+      </w:r>
+      <w:r>
+        <w:rPr>
+          <w:rFonts w:ascii="Arial" w:hAnsi="Arial" w:cs="Arial"/>
+          <w:b w:val="0"/>
+          <w:i w:val="0"/>
+          <w:color w:val="333333"/>
+          <w:sz w:val="21"/>
+        </w:rPr>
+        <w:t xml:space="preserve">k</w:t>
+      </w:r>
+      <w:r>
+        <w:rPr>
+          <w:rFonts w:ascii="Arial" w:hAnsi="Arial" w:cs="Arial"/>
+          <w:b w:val="0"/>
+          <w:i w:val="0"/>
+          <w:color w:val="333333"/>
+          <w:sz w:val="21"/>
+          <w:vertAlign w:val="subscript"/>
+        </w:rPr>
+        <w:t xml:space="preserve">4</w:t>
+      </w:r>
+      <w:r>
+        <w:rPr>
+          <w:rFonts w:ascii="Arial" w:hAnsi="Arial" w:cs="Arial"/>
+          <w:b w:val="0"/>
+          <w:i w:val="0"/>
+          <w:color w:val="333333"/>
+          <w:sz w:val="21"/>
+        </w:rPr>
+        <w:t xml:space="preserve"> lalu gabungkan dengan bobot 1-2-2-1), dan iterasikan dengan langkah h kecil sepanjang interval.</w:t>
       </w:r>
     </w:p>
     <w:p>
@@ -8669,7 +13278,26 @@
           <w:i w:val="0"/>
           <w:sz w:val="22"/>
         </w:rPr>
-        <w:t>PD Bernoulli n=3: y prima + (2/x)·y = y³/x², syarat awal y(1)=1, interval x∈[1,3]. Gunakan scipy.integrate.solve_ivp dengan toleransi rapat (rtol=1e-9), lalu validasi dengan solusi analitik via substitusi Bernoulli z=y^(−2): z = 2/(5x) + (3/5)x⁴, sehingga y(3) = 1/√z(3) ≈ 0,1432. Print y(3) numerik dan analitik, keduanya 4 desimal.</w:t>
+        <w:t xml:space="preserve">PD Bernoulli n=3: y prima + (2/x)·y = y³/x², syarat awal y(1)=1, interval x∈[1,3]. Gunakan scipy.integrate.solve_ivp dengan toleransi rapat (rtol=1e-9), lalu validasi dengan solusi analitik via substitusi Bernoulli z=y</w:t>
+      </w:r>
+      <w:r>
+        <w:rPr>
+          <w:rFonts w:ascii="Arial" w:hAnsi="Arial" w:cs="Arial"/>
+          <w:b w:val="0"/>
+          <w:i w:val="0"/>
+          <w:sz w:val="22"/>
+          <w:vertAlign w:val="superscript"/>
+        </w:rPr>
+        <w:t xml:space="preserve">−2</w:t>
+      </w:r>
+      <w:r>
+        <w:rPr>
+          <w:rFonts w:ascii="Arial" w:hAnsi="Arial" w:cs="Arial"/>
+          <w:b w:val="0"/>
+          <w:i w:val="0"/>
+          <w:sz w:val="22"/>
+        </w:rPr>
+        <w:t xml:space="preserve">: z = 2/(5x) + (3/5)x⁴, sehingga y(3) = 1/√z(3) ≈ 0,1432. Print y(3) numerik dan analitik, keduanya 4 desimal.</w:t>
       </w:r>
     </w:p>
     <w:p>
@@ -8729,7 +13357,26 @@
           <w:i w:val="0"/>
           <w:sz w:val="22"/>
         </w:rPr>
-        <w:t>Reduksi orde untuk PD orde-2 non-linier: y prima prima + (y prima)² + y prima = 0, syarat awal y(0)=0, y prima(0)=1. Reduksi ke sistem orde-1 dengan substitusi p=y prima, sehingga terbentuk sistem dua persamaan untuk [y, p]. Selesaikan dengan solve_ivp dari x=0 sampai x=2. Solusi analitis: y(x) = ln|2 − e^(−x)|, sehingga y(2) = ln(2 − e⁻²) ≈ 0,62312. Print y(2) dan y prima(2), keduanya 5 desimal.</w:t>
+        <w:t xml:space="preserve">Reduksi orde untuk PD orde-2 non-linier: y prima prima + (y prima)² + y prima = 0, syarat awal y(0)=0, y prima(0)=1. Reduksi ke sistem orde-1 dengan substitusi p=y prima, sehingga terbentuk sistem dua persamaan untuk [y, p]. Selesaikan dengan solve_ivp dari x=0 sampai x=2. Solusi analitis: y(x) = ln|2 − e</w:t>
+      </w:r>
+      <w:r>
+        <w:rPr>
+          <w:rFonts w:ascii="Arial" w:hAnsi="Arial" w:cs="Arial"/>
+          <w:b w:val="0"/>
+          <w:i w:val="0"/>
+          <w:sz w:val="22"/>
+          <w:vertAlign w:val="superscript"/>
+        </w:rPr>
+        <w:t xml:space="preserve">−x</w:t>
+      </w:r>
+      <w:r>
+        <w:rPr>
+          <w:rFonts w:ascii="Arial" w:hAnsi="Arial" w:cs="Arial"/>
+          <w:b w:val="0"/>
+          <w:i w:val="0"/>
+          <w:sz w:val="22"/>
+        </w:rPr>
+        <w:t xml:space="preserve">|, sehingga y(2) = ln(2 − e⁻²) ≈ 0,62312. Print y(2) dan y prima(2), keduanya 5 desimal.</w:t>
       </w:r>
     </w:p>
     <w:p>
@@ -8849,7 +13496,91 @@
           <w:i w:val="0"/>
           <w:sz w:val="22"/>
         </w:rPr>
-        <w:t>Getaran paksa teredam pada resonansi: m·x prima prima + c·x prima + k·x = F0·sin(ωt), dengan m=2 kg, c=0,5 N·s/m, k=8 N/m, F0=1 N, ω=2 rad/s (frekuensi natural ωn=√(k/m)=2, sistem pada kondisi resonansi), syarat awal x(0)=0, x prima(0)=0. Reduksi ke sistem orde-1 [x, v], simulasikan dengan solve_ivp dari t=0 sampai t=100 s. Setelah transien mati, laporkan amplitudo puncak steady-state dengan mengambil max(|x(t)|) pada 20 detik terakhir (t∈[80,100]). Solusi analitis: amplitudo steady-state pada resonansi = F0/(c·ω) = 1/(0,5·2) = 1,000 m.</w:t>
+        <w:t xml:space="preserve">Getaran paksa teredam pada resonansi: m·x prima prima + c·x prima + k·x = </w:t>
+      </w:r>
+      <w:r>
+        <w:rPr>
+          <w:rFonts w:ascii="Arial" w:hAnsi="Arial" w:cs="Arial"/>
+          <w:b w:val="0"/>
+          <w:i w:val="0"/>
+          <w:sz w:val="22"/>
+        </w:rPr>
+        <w:t xml:space="preserve">F</w:t>
+      </w:r>
+      <w:r>
+        <w:rPr>
+          <w:rFonts w:ascii="Arial" w:hAnsi="Arial" w:cs="Arial"/>
+          <w:b w:val="0"/>
+          <w:i w:val="0"/>
+          <w:sz w:val="22"/>
+          <w:vertAlign w:val="subscript"/>
+        </w:rPr>
+        <w:t xml:space="preserve">0</w:t>
+      </w:r>
+      <w:r>
+        <w:rPr>
+          <w:rFonts w:ascii="Arial" w:hAnsi="Arial" w:cs="Arial"/>
+          <w:b w:val="0"/>
+          <w:i w:val="0"/>
+          <w:sz w:val="22"/>
+        </w:rPr>
+        <w:t xml:space="preserve">·sin(ωt), dengan m=2 kg, c=0,5 N·s/m, k=8 N/m, </w:t>
+      </w:r>
+      <w:r>
+        <w:rPr>
+          <w:rFonts w:ascii="Arial" w:hAnsi="Arial" w:cs="Arial"/>
+          <w:b w:val="0"/>
+          <w:i w:val="0"/>
+          <w:sz w:val="22"/>
+        </w:rPr>
+        <w:t xml:space="preserve">F</w:t>
+      </w:r>
+      <w:r>
+        <w:rPr>
+          <w:rFonts w:ascii="Arial" w:hAnsi="Arial" w:cs="Arial"/>
+          <w:b w:val="0"/>
+          <w:i w:val="0"/>
+          <w:sz w:val="22"/>
+          <w:vertAlign w:val="subscript"/>
+        </w:rPr>
+        <w:t xml:space="preserve">0</w:t>
+      </w:r>
+      <w:r>
+        <w:rPr>
+          <w:rFonts w:ascii="Arial" w:hAnsi="Arial" w:cs="Arial"/>
+          <w:b w:val="0"/>
+          <w:i w:val="0"/>
+          <w:sz w:val="22"/>
+        </w:rPr>
+        <w:t xml:space="preserve">=1 N, ω=2 rad/s (frekuensi natural ωn=√(k/m)=2, sistem pada kondisi resonansi), syarat awal x(0)=0, x prima(0)=0. Reduksi ke sistem orde-1 [x, v], simulasikan dengan solve_ivp dari t=0 sampai t=100 s. Setelah transien mati, laporkan amplitudo puncak steady-state dengan mengambil max(|x(t)|) pada 20 detik terakhir (t∈[80,100]). Solusi analitis: amplitudo steady-state pada resonansi = </w:t>
+      </w:r>
+      <w:r>
+        <w:rPr>
+          <w:rFonts w:ascii="Arial" w:hAnsi="Arial" w:cs="Arial"/>
+          <w:b w:val="0"/>
+          <w:i w:val="0"/>
+          <w:sz w:val="22"/>
+        </w:rPr>
+        <w:t xml:space="preserve">F</w:t>
+      </w:r>
+      <w:r>
+        <w:rPr>
+          <w:rFonts w:ascii="Arial" w:hAnsi="Arial" w:cs="Arial"/>
+          <w:b w:val="0"/>
+          <w:i w:val="0"/>
+          <w:sz w:val="22"/>
+          <w:vertAlign w:val="subscript"/>
+        </w:rPr>
+        <w:t xml:space="preserve">0</w:t>
+      </w:r>
+      <w:r>
+        <w:rPr>
+          <w:rFonts w:ascii="Arial" w:hAnsi="Arial" w:cs="Arial"/>
+          <w:b w:val="0"/>
+          <w:i w:val="0"/>
+          <w:sz w:val="22"/>
+        </w:rPr>
+        <w:t xml:space="preserve">/(c·ω) = 1/(0,5·2) = 1,000 m.</w:t>
       </w:r>
     </w:p>
     <w:p>

--- a/Engineering-Mathematics/Modul-Word/Modul-4-PD-Linier-Orde-N.docx
+++ b/Engineering-Mathematics/Modul-Word/Modul-4-PD-Linier-Orde-N.docx
@@ -3044,8 +3044,11 @@
     </w:p>
     <w:p>
       <w:pPr>
+        <w:tabs>
+          <w:tab w:val="center" w:pos="4393"/>
+          <w:tab w:val="right" w:pos="8787"/>
+        </w:tabs>
         <w:spacing w:before="40" w:after="120"/>
-        <w:jc w:val="center"/>
       </w:pPr>
       <w:r>
         <w:rPr>
@@ -3055,7 +3058,7 @@
           <w:color w:val="305496"/>
           <w:sz w:val="22"/>
         </w:rPr>
-        <w:t>y' + P(x)·y = Q(x)</w:t>
+        <w:tab/>
       </w:r>
       <w:r>
         <w:rPr>
@@ -3065,7 +3068,18 @@
           <w:color w:val="305496"/>
           <w:sz w:val="22"/>
         </w:rPr>
-        <w:t xml:space="preserve">   (1)</w:t>
+        <w:t>y' + P(x)·y = Q(x)</w:t>
+      </w:r>
+      <w:r>
+        <w:rPr>
+          <w:rFonts w:ascii="Arial" w:hAnsi="Arial" w:cs="Arial"/>
+          <w:b/>
+          <w:i/>
+          <w:color w:val="305496"/>
+          <w:sz w:val="22"/>
+        </w:rPr>
+        <w:tab/>
+        <w:t xml:space="preserve">(1)</w:t>
       </w:r>
     </w:p>
     <w:p>
@@ -3141,8 +3155,11 @@
     </w:p>
     <w:p>
       <w:pPr>
+        <w:tabs>
+          <w:tab w:val="center" w:pos="4393"/>
+          <w:tab w:val="right" w:pos="8787"/>
+        </w:tabs>
         <w:spacing w:before="40" w:after="120"/>
-        <w:jc w:val="center"/>
       </w:pPr>
       <w:r>
         <w:rPr>
@@ -3152,7 +3169,7 @@
           <w:color w:val="305496"/>
           <w:sz w:val="22"/>
         </w:rPr>
-        <w:t>y·u = ∫Q(x)·u dx + c</w:t>
+        <w:tab/>
       </w:r>
       <w:r>
         <w:rPr>
@@ -3162,7 +3179,18 @@
           <w:color w:val="305496"/>
           <w:sz w:val="22"/>
         </w:rPr>
-        <w:t xml:space="preserve">   (2)</w:t>
+        <w:t>y·u = ∫Q(x)·u dx + c</w:t>
+      </w:r>
+      <w:r>
+        <w:rPr>
+          <w:rFonts w:ascii="Arial" w:hAnsi="Arial" w:cs="Arial"/>
+          <w:b/>
+          <w:i/>
+          <w:color w:val="305496"/>
+          <w:sz w:val="22"/>
+        </w:rPr>
+        <w:tab/>
+        <w:t xml:space="preserve">(2)</w:t>
       </w:r>
     </w:p>
     <w:p>
@@ -4065,8 +4093,11 @@
     </w:p>
     <w:p>
       <w:pPr>
+        <w:tabs>
+          <w:tab w:val="center" w:pos="4393"/>
+          <w:tab w:val="right" w:pos="8787"/>
+        </w:tabs>
         <w:spacing w:before="40" w:after="120"/>
-        <w:jc w:val="center"/>
       </w:pPr>
       <w:r>
         <w:rPr>
@@ -4076,7 +4107,7 @@
           <w:color w:val="305496"/>
           <w:sz w:val="22"/>
         </w:rPr>
-        <w:t xml:space="preserve">✓ Solusi Umum:   y = (1/5)·e</w:t>
+        <w:tab/>
       </w:r>
       <w:r>
         <w:rPr>
@@ -4085,9 +4116,8 @@
           <w:i/>
           <w:color w:val="305496"/>
           <w:sz w:val="22"/>
-          <w:vertAlign w:val="superscript"/>
-        </w:rPr>
-        <w:t xml:space="preserve">2x</w:t>
+        </w:rPr>
+        <w:t xml:space="preserve">✓ Solusi Umum:   y = (1/5)·e</w:t>
       </w:r>
       <w:r>
         <w:rPr>
@@ -4096,8 +4126,9 @@
           <w:i/>
           <w:color w:val="305496"/>
           <w:sz w:val="22"/>
-        </w:rPr>
-        <w:t xml:space="preserve"> + C·e</w:t>
+          <w:vertAlign w:val="superscript"/>
+        </w:rPr>
+        <w:t xml:space="preserve">2x</w:t>
       </w:r>
       <w:r>
         <w:rPr>
@@ -4106,9 +4137,8 @@
           <w:i/>
           <w:color w:val="305496"/>
           <w:sz w:val="22"/>
-          <w:vertAlign w:val="superscript"/>
-        </w:rPr>
-        <w:t xml:space="preserve">−3x</w:t>
+        </w:rPr>
+        <w:t xml:space="preserve"> + C·e</w:t>
       </w:r>
       <w:r>
         <w:rPr>
@@ -4117,8 +4147,20 @@
           <w:i/>
           <w:color w:val="305496"/>
           <w:sz w:val="22"/>
-        </w:rPr>
-        <w:t xml:space="preserve">   (3)</w:t>
+          <w:vertAlign w:val="superscript"/>
+        </w:rPr>
+        <w:t xml:space="preserve">−3x</w:t>
+      </w:r>
+      <w:r>
+        <w:rPr>
+          <w:rFonts w:ascii="Arial" w:hAnsi="Arial" w:cs="Arial"/>
+          <w:b/>
+          <w:i/>
+          <w:color w:val="305496"/>
+          <w:sz w:val="22"/>
+        </w:rPr>
+        <w:tab/>
+        <w:t xml:space="preserve">(3)</w:t>
       </w:r>
     </w:p>
     <w:p>
@@ -4476,8 +4518,11 @@
     </w:p>
     <w:p>
       <w:pPr>
+        <w:tabs>
+          <w:tab w:val="center" w:pos="4393"/>
+          <w:tab w:val="right" w:pos="8787"/>
+        </w:tabs>
         <w:spacing w:before="40" w:after="120"/>
-        <w:jc w:val="center"/>
       </w:pPr>
       <w:r>
         <w:rPr>
@@ -4487,7 +4532,7 @@
           <w:color w:val="305496"/>
           <w:sz w:val="22"/>
         </w:rPr>
-        <w:t xml:space="preserve">✓ Solusi Umum:   y·x·e</w:t>
+        <w:tab/>
       </w:r>
       <w:r>
         <w:rPr>
@@ -4496,9 +4541,8 @@
           <w:i/>
           <w:color w:val="305496"/>
           <w:sz w:val="22"/>
-          <w:vertAlign w:val="superscript"/>
-        </w:rPr>
-        <w:t xml:space="preserve">−x</w:t>
+        </w:rPr>
+        <w:t xml:space="preserve">✓ Solusi Umum:   y·x·e</w:t>
       </w:r>
       <w:r>
         <w:rPr>
@@ -4507,8 +4551,9 @@
           <w:i/>
           <w:color w:val="305496"/>
           <w:sz w:val="22"/>
-        </w:rPr>
-        <w:t xml:space="preserve"> = x²(2·ln x − 1) + c</w:t>
+          <w:vertAlign w:val="superscript"/>
+        </w:rPr>
+        <w:t xml:space="preserve">−x</w:t>
       </w:r>
       <w:r>
         <w:rPr>
@@ -4518,7 +4563,18 @@
           <w:color w:val="305496"/>
           <w:sz w:val="22"/>
         </w:rPr>
-        <w:t xml:space="preserve">   (4)</w:t>
+        <w:t xml:space="preserve"> = x²(2·ln x − 1) + c</w:t>
+      </w:r>
+      <w:r>
+        <w:rPr>
+          <w:rFonts w:ascii="Arial" w:hAnsi="Arial" w:cs="Arial"/>
+          <w:b/>
+          <w:i/>
+          <w:color w:val="305496"/>
+          <w:sz w:val="22"/>
+        </w:rPr>
+        <w:tab/>
+        <w:t xml:space="preserve">(4)</w:t>
       </w:r>
     </w:p>
     <w:p>
@@ -4594,8 +4650,11 @@
     </w:p>
     <w:p>
       <w:pPr>
+        <w:tabs>
+          <w:tab w:val="center" w:pos="4393"/>
+          <w:tab w:val="right" w:pos="8787"/>
+        </w:tabs>
         <w:spacing w:before="40" w:after="120"/>
-        <w:jc w:val="center"/>
       </w:pPr>
       <w:r>
         <w:rPr>
@@ -4605,7 +4664,7 @@
           <w:color w:val="305496"/>
           <w:sz w:val="22"/>
         </w:rPr>
-        <w:t xml:space="preserve">✓ Solusi Khusus:   y·e</w:t>
+        <w:tab/>
       </w:r>
       <w:r>
         <w:rPr>
@@ -4614,9 +4673,8 @@
           <w:i/>
           <w:color w:val="305496"/>
           <w:sz w:val="22"/>
-          <w:vertAlign w:val="superscript"/>
-        </w:rPr>
-        <w:t xml:space="preserve">−x</w:t>
+        </w:rPr>
+        <w:t xml:space="preserve">✓ Solusi Khusus:   y·e</w:t>
       </w:r>
       <w:r>
         <w:rPr>
@@ -4625,8 +4683,9 @@
           <w:i/>
           <w:color w:val="305496"/>
           <w:sz w:val="22"/>
-        </w:rPr>
-        <w:t xml:space="preserve"> = (1−x)·[25 − e</w:t>
+          <w:vertAlign w:val="superscript"/>
+        </w:rPr>
+        <w:t xml:space="preserve">−x</w:t>
       </w:r>
       <w:r>
         <w:rPr>
@@ -4635,9 +4694,8 @@
           <w:i/>
           <w:color w:val="305496"/>
           <w:sz w:val="22"/>
-          <w:vertAlign w:val="superscript"/>
-        </w:rPr>
-        <w:t xml:space="preserve">−x</w:t>
+        </w:rPr>
+        <w:t xml:space="preserve"> = (1−x)·[25 − e</w:t>
       </w:r>
       <w:r>
         <w:rPr>
@@ -4646,8 +4704,9 @@
           <w:i/>
           <w:color w:val="305496"/>
           <w:sz w:val="22"/>
-        </w:rPr>
-        <w:t xml:space="preserve">(1+x)]</w:t>
+          <w:vertAlign w:val="superscript"/>
+        </w:rPr>
+        <w:t xml:space="preserve">−x</w:t>
       </w:r>
       <w:r>
         <w:rPr>
@@ -4657,7 +4716,18 @@
           <w:color w:val="305496"/>
           <w:sz w:val="22"/>
         </w:rPr>
-        <w:t xml:space="preserve">   (5)</w:t>
+        <w:t xml:space="preserve">(1+x)]</w:t>
+      </w:r>
+      <w:r>
+        <w:rPr>
+          <w:rFonts w:ascii="Arial" w:hAnsi="Arial" w:cs="Arial"/>
+          <w:b/>
+          <w:i/>
+          <w:color w:val="305496"/>
+          <w:sz w:val="22"/>
+        </w:rPr>
+        <w:tab/>
+        <w:t xml:space="preserve">(5)</w:t>
       </w:r>
     </w:p>
     <w:p>
@@ -4895,8 +4965,11 @@
     </w:p>
     <w:p>
       <w:pPr>
+        <w:tabs>
+          <w:tab w:val="center" w:pos="4393"/>
+          <w:tab w:val="right" w:pos="8787"/>
+        </w:tabs>
         <w:spacing w:before="40" w:after="120"/>
-        <w:jc w:val="center"/>
       </w:pPr>
       <w:r>
         <w:rPr>
@@ -4906,7 +4979,7 @@
           <w:color w:val="305496"/>
           <w:sz w:val="22"/>
         </w:rPr>
-        <w:t xml:space="preserve">y' + P(x)·y = Q(x)·y</w:t>
+        <w:tab/>
       </w:r>
       <w:r>
         <w:rPr>
@@ -4915,9 +4988,8 @@
           <w:i/>
           <w:color w:val="305496"/>
           <w:sz w:val="22"/>
-          <w:vertAlign w:val="superscript"/>
-        </w:rPr>
-        <w:t xml:space="preserve">n</w:t>
+        </w:rPr>
+        <w:t xml:space="preserve">y' + P(x)·y = Q(x)·y</w:t>
       </w:r>
       <w:r>
         <w:rPr>
@@ -4926,8 +4998,9 @@
           <w:i/>
           <w:color w:val="305496"/>
           <w:sz w:val="22"/>
-        </w:rPr>
-        <w:t xml:space="preserve">,   n ≠ 0, 1</w:t>
+          <w:vertAlign w:val="superscript"/>
+        </w:rPr>
+        <w:t xml:space="preserve">n</w:t>
       </w:r>
       <w:r>
         <w:rPr>
@@ -4937,7 +5010,18 @@
           <w:color w:val="305496"/>
           <w:sz w:val="22"/>
         </w:rPr>
-        <w:t xml:space="preserve">   (6)</w:t>
+        <w:t xml:space="preserve">,   n ≠ 0, 1</w:t>
+      </w:r>
+      <w:r>
+        <w:rPr>
+          <w:rFonts w:ascii="Arial" w:hAnsi="Arial" w:cs="Arial"/>
+          <w:b/>
+          <w:i/>
+          <w:color w:val="305496"/>
+          <w:sz w:val="22"/>
+        </w:rPr>
+        <w:tab/>
+        <w:t xml:space="preserve">(6)</w:t>
       </w:r>
     </w:p>
     <w:p>
@@ -5094,8 +5178,11 @@
     </w:p>
     <w:p>
       <w:pPr>
+        <w:tabs>
+          <w:tab w:val="center" w:pos="4393"/>
+          <w:tab w:val="right" w:pos="8787"/>
+        </w:tabs>
         <w:spacing w:before="40" w:after="120"/>
-        <w:jc w:val="center"/>
       </w:pPr>
       <w:r>
         <w:rPr>
@@ -5105,7 +5192,7 @@
           <w:color w:val="305496"/>
           <w:sz w:val="22"/>
         </w:rPr>
-        <w:t xml:space="preserve">z = y</w:t>
+        <w:tab/>
       </w:r>
       <w:r>
         <w:rPr>
@@ -5114,9 +5201,8 @@
           <w:i/>
           <w:color w:val="305496"/>
           <w:sz w:val="22"/>
-          <w:vertAlign w:val="superscript"/>
-        </w:rPr>
-        <w:t xml:space="preserve">1−n</w:t>
+        </w:rPr>
+        <w:t xml:space="preserve">z = y</w:t>
       </w:r>
       <w:r>
         <w:rPr>
@@ -5125,8 +5211,9 @@
           <w:i/>
           <w:color w:val="305496"/>
           <w:sz w:val="22"/>
-        </w:rPr>
-        <w:t xml:space="preserve">   ⟹   z' + (1−n)P(x)z = (1−n)Q(x)</w:t>
+          <w:vertAlign w:val="superscript"/>
+        </w:rPr>
+        <w:t xml:space="preserve">1−n</w:t>
       </w:r>
       <w:r>
         <w:rPr>
@@ -5136,7 +5223,18 @@
           <w:color w:val="305496"/>
           <w:sz w:val="22"/>
         </w:rPr>
-        <w:t xml:space="preserve">   (7)</w:t>
+        <w:t xml:space="preserve">   ⟹   z' + (1−n)P(x)z = (1−n)Q(x)</w:t>
+      </w:r>
+      <w:r>
+        <w:rPr>
+          <w:rFonts w:ascii="Arial" w:hAnsi="Arial" w:cs="Arial"/>
+          <w:b/>
+          <w:i/>
+          <w:color w:val="305496"/>
+          <w:sz w:val="22"/>
+        </w:rPr>
+        <w:tab/>
+        <w:t xml:space="preserve">(7)</w:t>
       </w:r>
     </w:p>
     <w:p>
@@ -5350,8 +5448,11 @@
     </w:p>
     <w:p>
       <w:pPr>
+        <w:tabs>
+          <w:tab w:val="center" w:pos="4393"/>
+          <w:tab w:val="right" w:pos="8787"/>
+        </w:tabs>
         <w:spacing w:before="40" w:after="120"/>
-        <w:jc w:val="center"/>
       </w:pPr>
       <w:r>
         <w:rPr>
@@ -5361,7 +5462,7 @@
           <w:color w:val="305496"/>
           <w:sz w:val="22"/>
         </w:rPr>
-        <w:t xml:space="preserve">✓ Solusi Umum:   y</w:t>
+        <w:tab/>
       </w:r>
       <w:r>
         <w:rPr>
@@ -5370,9 +5471,8 @@
           <w:i/>
           <w:color w:val="305496"/>
           <w:sz w:val="22"/>
-          <w:vertAlign w:val="superscript"/>
-        </w:rPr>
-        <w:t xml:space="preserve">−2</w:t>
+        </w:rPr>
+        <w:t xml:space="preserve">✓ Solusi Umum:   y</w:t>
       </w:r>
       <w:r>
         <w:rPr>
@@ -5381,8 +5481,9 @@
           <w:i/>
           <w:color w:val="305496"/>
           <w:sz w:val="22"/>
-        </w:rPr>
-        <w:t xml:space="preserve"> = c·x² − x²·ln²x</w:t>
+          <w:vertAlign w:val="superscript"/>
+        </w:rPr>
+        <w:t xml:space="preserve">−2</w:t>
       </w:r>
       <w:r>
         <w:rPr>
@@ -5392,7 +5493,18 @@
           <w:color w:val="305496"/>
           <w:sz w:val="22"/>
         </w:rPr>
-        <w:t xml:space="preserve">   (8)</w:t>
+        <w:t xml:space="preserve"> = c·x² − x²·ln²x</w:t>
+      </w:r>
+      <w:r>
+        <w:rPr>
+          <w:rFonts w:ascii="Arial" w:hAnsi="Arial" w:cs="Arial"/>
+          <w:b/>
+          <w:i/>
+          <w:color w:val="305496"/>
+          <w:sz w:val="22"/>
+        </w:rPr>
+        <w:tab/>
+        <w:t xml:space="preserve">(8)</w:t>
       </w:r>
     </w:p>
     <w:p>
@@ -5587,8 +5699,11 @@
     </w:p>
     <w:p>
       <w:pPr>
+        <w:tabs>
+          <w:tab w:val="center" w:pos="4393"/>
+          <w:tab w:val="right" w:pos="8787"/>
+        </w:tabs>
         <w:spacing w:before="40" w:after="120"/>
-        <w:jc w:val="center"/>
       </w:pPr>
       <w:r>
         <w:rPr>
@@ -5598,7 +5713,7 @@
           <w:color w:val="305496"/>
           <w:sz w:val="22"/>
         </w:rPr>
-        <w:t xml:space="preserve">✓ Solusi Khusus:   8·y</w:t>
+        <w:tab/>
       </w:r>
       <w:r>
         <w:rPr>
@@ -5607,9 +5722,8 @@
           <w:i/>
           <w:color w:val="305496"/>
           <w:sz w:val="22"/>
-          <w:vertAlign w:val="superscript"/>
-        </w:rPr>
-        <w:t xml:space="preserve">−3</w:t>
+        </w:rPr>
+        <w:t xml:space="preserve">✓ Solusi Khusus:   8·y</w:t>
       </w:r>
       <w:r>
         <w:rPr>
@@ -5618,8 +5732,9 @@
           <w:i/>
           <w:color w:val="305496"/>
           <w:sz w:val="22"/>
-        </w:rPr>
-        <w:t xml:space="preserve">·cos³x = 8·ln(cos³x) + 1</w:t>
+          <w:vertAlign w:val="superscript"/>
+        </w:rPr>
+        <w:t xml:space="preserve">−3</w:t>
       </w:r>
       <w:r>
         <w:rPr>
@@ -5629,7 +5744,18 @@
           <w:color w:val="305496"/>
           <w:sz w:val="22"/>
         </w:rPr>
-        <w:t xml:space="preserve">   (9)</w:t>
+        <w:t xml:space="preserve">·cos³x = 8·ln(cos³x) + 1</w:t>
+      </w:r>
+      <w:r>
+        <w:rPr>
+          <w:rFonts w:ascii="Arial" w:hAnsi="Arial" w:cs="Arial"/>
+          <w:b/>
+          <w:i/>
+          <w:color w:val="305496"/>
+          <w:sz w:val="22"/>
+        </w:rPr>
+        <w:tab/>
+        <w:t xml:space="preserve">(9)</w:t>
       </w:r>
     </w:p>
     <w:p>
@@ -5743,8 +5869,11 @@
     </w:p>
     <w:p>
       <w:pPr>
+        <w:tabs>
+          <w:tab w:val="center" w:pos="4393"/>
+          <w:tab w:val="right" w:pos="8787"/>
+        </w:tabs>
         <w:spacing w:before="40" w:after="120"/>
-        <w:jc w:val="center"/>
       </w:pPr>
       <w:r>
         <w:rPr>
@@ -5754,7 +5883,7 @@
           <w:color w:val="305496"/>
           <w:sz w:val="22"/>
         </w:rPr>
-        <w:t>✓ Solusi Umum:   y³·x = 2x³·ln x − (2/3)x³ + c</w:t>
+        <w:tab/>
       </w:r>
       <w:r>
         <w:rPr>
@@ -5764,7 +5893,18 @@
           <w:color w:val="305496"/>
           <w:sz w:val="22"/>
         </w:rPr>
-        <w:t xml:space="preserve">   (10)</w:t>
+        <w:t>✓ Solusi Umum:   y³·x = 2x³·ln x − (2/3)x³ + c</w:t>
+      </w:r>
+      <w:r>
+        <w:rPr>
+          <w:rFonts w:ascii="Arial" w:hAnsi="Arial" w:cs="Arial"/>
+          <w:b/>
+          <w:i/>
+          <w:color w:val="305496"/>
+          <w:sz w:val="22"/>
+        </w:rPr>
+        <w:tab/>
+        <w:t xml:space="preserve">(10)</w:t>
       </w:r>
     </w:p>
     <w:p>
@@ -6061,8 +6201,11 @@
     </w:p>
     <w:p>
       <w:pPr>
+        <w:tabs>
+          <w:tab w:val="center" w:pos="4393"/>
+          <w:tab w:val="right" w:pos="8787"/>
+        </w:tabs>
         <w:spacing w:before="40" w:after="120"/>
-        <w:jc w:val="center"/>
       </w:pPr>
       <w:r>
         <w:rPr>
@@ -6072,7 +6215,7 @@
           <w:color w:val="305496"/>
           <w:sz w:val="22"/>
         </w:rPr>
-        <w:t xml:space="preserve">y</w:t>
+        <w:tab/>
       </w:r>
       <w:r>
         <w:rPr>
@@ -6081,9 +6224,8 @@
           <w:i/>
           <w:color w:val="305496"/>
           <w:sz w:val="22"/>
-          <w:vertAlign w:val="superscript"/>
-        </w:rPr>
-        <w:t xml:space="preserve">n</w:t>
+        </w:rPr>
+        <w:t xml:space="preserve">y</w:t>
       </w:r>
       <w:r>
         <w:rPr>
@@ -6092,8 +6234,9 @@
           <w:i/>
           <w:color w:val="305496"/>
           <w:sz w:val="22"/>
-        </w:rPr>
-        <w:t xml:space="preserve"> + P(x)·y</w:t>
+          <w:vertAlign w:val="superscript"/>
+        </w:rPr>
+        <w:t xml:space="preserve">n</w:t>
       </w:r>
       <w:r>
         <w:rPr>
@@ -6102,9 +6245,8 @@
           <w:i/>
           <w:color w:val="305496"/>
           <w:sz w:val="22"/>
-          <w:vertAlign w:val="superscript"/>
-        </w:rPr>
-        <w:t xml:space="preserve">n-1</w:t>
+        </w:rPr>
+        <w:t xml:space="preserve"> + P(x)·y</w:t>
       </w:r>
       <w:r>
         <w:rPr>
@@ -6113,8 +6255,9 @@
           <w:i/>
           <w:color w:val="305496"/>
           <w:sz w:val="22"/>
-        </w:rPr>
-        <w:t xml:space="preserve"> = Q(x)   (tanpa y, y', ..., y</w:t>
+          <w:vertAlign w:val="superscript"/>
+        </w:rPr>
+        <w:t xml:space="preserve">n-1</w:t>
       </w:r>
       <w:r>
         <w:rPr>
@@ -6123,9 +6266,8 @@
           <w:i/>
           <w:color w:val="305496"/>
           <w:sz w:val="22"/>
-          <w:vertAlign w:val="superscript"/>
-        </w:rPr>
-        <w:t xml:space="preserve">n-2</w:t>
+        </w:rPr>
+        <w:t xml:space="preserve"> = Q(x)   (tanpa y, y', ..., y</w:t>
       </w:r>
       <w:r>
         <w:rPr>
@@ -6134,8 +6276,9 @@
           <w:i/>
           <w:color w:val="305496"/>
           <w:sz w:val="22"/>
-        </w:rPr>
-        <w:t xml:space="preserve">)</w:t>
+          <w:vertAlign w:val="superscript"/>
+        </w:rPr>
+        <w:t xml:space="preserve">n-2</w:t>
       </w:r>
       <w:r>
         <w:rPr>
@@ -6145,7 +6288,18 @@
           <w:color w:val="305496"/>
           <w:sz w:val="22"/>
         </w:rPr>
-        <w:t xml:space="preserve">   (11)</w:t>
+        <w:t xml:space="preserve">)</w:t>
+      </w:r>
+      <w:r>
+        <w:rPr>
+          <w:rFonts w:ascii="Arial" w:hAnsi="Arial" w:cs="Arial"/>
+          <w:b/>
+          <w:i/>
+          <w:color w:val="305496"/>
+          <w:sz w:val="22"/>
+        </w:rPr>
+        <w:tab/>
+        <w:t xml:space="preserve">(11)</w:t>
       </w:r>
     </w:p>
     <w:p>
@@ -6353,8 +6507,11 @@
     </w:p>
     <w:p>
       <w:pPr>
+        <w:tabs>
+          <w:tab w:val="center" w:pos="4393"/>
+          <w:tab w:val="right" w:pos="8787"/>
+        </w:tabs>
         <w:spacing w:before="40" w:after="120"/>
-        <w:jc w:val="center"/>
       </w:pPr>
       <w:r>
         <w:rPr>
@@ -6364,7 +6521,7 @@
           <w:color w:val="305496"/>
           <w:sz w:val="22"/>
         </w:rPr>
-        <w:t xml:space="preserve">w = y</w:t>
+        <w:tab/>
       </w:r>
       <w:r>
         <w:rPr>
@@ -6373,9 +6530,8 @@
           <w:i/>
           <w:color w:val="305496"/>
           <w:sz w:val="22"/>
-          <w:vertAlign w:val="superscript"/>
-        </w:rPr>
-        <w:t xml:space="preserve">n-1</w:t>
+        </w:rPr>
+        <w:t xml:space="preserve">w = y</w:t>
       </w:r>
       <w:r>
         <w:rPr>
@@ -6384,8 +6540,9 @@
           <w:i/>
           <w:color w:val="305496"/>
           <w:sz w:val="22"/>
-        </w:rPr>
-        <w:t xml:space="preserve">  ⟹  w' + P(x)w = Q(x)  ⟹  y = ∫∫...∫ w dx</w:t>
+          <w:vertAlign w:val="superscript"/>
+        </w:rPr>
+        <w:t xml:space="preserve">n-1</w:t>
       </w:r>
       <w:r>
         <w:rPr>
@@ -6394,9 +6551,8 @@
           <w:i/>
           <w:color w:val="305496"/>
           <w:sz w:val="22"/>
-          <w:vertAlign w:val="superscript"/>
-        </w:rPr>
-        <w:t xml:space="preserve">n-1</w:t>
+        </w:rPr>
+        <w:t xml:space="preserve">  ⟹  w' + P(x)w = Q(x)  ⟹  y = ∫∫...∫ w dx</w:t>
       </w:r>
       <w:r>
         <w:rPr>
@@ -6405,8 +6561,20 @@
           <w:i/>
           <w:color w:val="305496"/>
           <w:sz w:val="22"/>
-        </w:rPr>
-        <w:t xml:space="preserve">   (12)</w:t>
+          <w:vertAlign w:val="superscript"/>
+        </w:rPr>
+        <w:t xml:space="preserve">n-1</w:t>
+      </w:r>
+      <w:r>
+        <w:rPr>
+          <w:rFonts w:ascii="Arial" w:hAnsi="Arial" w:cs="Arial"/>
+          <w:b/>
+          <w:i/>
+          <w:color w:val="305496"/>
+          <w:sz w:val="22"/>
+        </w:rPr>
+        <w:tab/>
+        <w:t xml:space="preserve">(12)</w:t>
       </w:r>
     </w:p>
     <w:p>
@@ -6543,8 +6711,11 @@
     </w:p>
     <w:p>
       <w:pPr>
+        <w:tabs>
+          <w:tab w:val="center" w:pos="4393"/>
+          <w:tab w:val="right" w:pos="8787"/>
+        </w:tabs>
         <w:spacing w:before="40" w:after="120"/>
-        <w:jc w:val="center"/>
       </w:pPr>
       <w:r>
         <w:rPr>
@@ -6554,7 +6725,7 @@
           <w:color w:val="305496"/>
           <w:sz w:val="22"/>
         </w:rPr>
-        <w:t xml:space="preserve">✓ Solusi Umum:   y = (x³/3)·ln x − (4x³/9) + </w:t>
+        <w:tab/>
       </w:r>
       <w:r>
         <w:rPr>
@@ -6564,7 +6735,7 @@
           <w:color w:val="305496"/>
           <w:sz w:val="22"/>
         </w:rPr>
-        <w:t xml:space="preserve">c</w:t>
+        <w:t xml:space="preserve">✓ Solusi Umum:   y = (x³/3)·ln x − (4x³/9) + </w:t>
       </w:r>
       <w:r>
         <w:rPr>
@@ -6573,9 +6744,8 @@
           <w:i/>
           <w:color w:val="305496"/>
           <w:sz w:val="22"/>
-          <w:vertAlign w:val="subscript"/>
-        </w:rPr>
-        <w:t xml:space="preserve">1</w:t>
+        </w:rPr>
+        <w:t xml:space="preserve">c</w:t>
       </w:r>
       <w:r>
         <w:rPr>
@@ -6584,8 +6754,9 @@
           <w:i/>
           <w:color w:val="305496"/>
           <w:sz w:val="22"/>
-        </w:rPr>
-        <w:t xml:space="preserve">·(x²/2) + </w:t>
+          <w:vertAlign w:val="subscript"/>
+        </w:rPr>
+        <w:t xml:space="preserve">1</w:t>
       </w:r>
       <w:r>
         <w:rPr>
@@ -6595,7 +6766,7 @@
           <w:color w:val="305496"/>
           <w:sz w:val="22"/>
         </w:rPr>
-        <w:t xml:space="preserve">c</w:t>
+        <w:t xml:space="preserve">·(x²/2) + </w:t>
       </w:r>
       <w:r>
         <w:rPr>
@@ -6604,9 +6775,8 @@
           <w:i/>
           <w:color w:val="305496"/>
           <w:sz w:val="22"/>
-          <w:vertAlign w:val="subscript"/>
-        </w:rPr>
-        <w:t xml:space="preserve">2</w:t>
+        </w:rPr>
+        <w:t xml:space="preserve">c</w:t>
       </w:r>
       <w:r>
         <w:rPr>
@@ -6615,8 +6785,20 @@
           <w:i/>
           <w:color w:val="305496"/>
           <w:sz w:val="22"/>
-        </w:rPr>
-        <w:t xml:space="preserve">   (13)</w:t>
+          <w:vertAlign w:val="subscript"/>
+        </w:rPr>
+        <w:t xml:space="preserve">2</w:t>
+      </w:r>
+      <w:r>
+        <w:rPr>
+          <w:rFonts w:ascii="Arial" w:hAnsi="Arial" w:cs="Arial"/>
+          <w:b/>
+          <w:i/>
+          <w:color w:val="305496"/>
+          <w:sz w:val="22"/>
+        </w:rPr>
+        <w:tab/>
+        <w:t xml:space="preserve">(13)</w:t>
       </w:r>
     </w:p>
     <w:p>
@@ -7305,8 +7487,11 @@
     </w:p>
     <w:p>
       <w:pPr>
+        <w:tabs>
+          <w:tab w:val="center" w:pos="4393"/>
+          <w:tab w:val="right" w:pos="8787"/>
+        </w:tabs>
         <w:spacing w:before="40" w:after="120"/>
-        <w:jc w:val="center"/>
       </w:pPr>
       <w:r>
         <w:rPr>
@@ -7316,7 +7501,7 @@
           <w:color w:val="305496"/>
           <w:sz w:val="22"/>
         </w:rPr>
-        <w:t xml:space="preserve">✓ Solusi Khusus:   y = ½x²e</w:t>
+        <w:tab/>
       </w:r>
       <w:r>
         <w:rPr>
@@ -7325,9 +7510,8 @@
           <w:i/>
           <w:color w:val="305496"/>
           <w:sz w:val="22"/>
-          <w:vertAlign w:val="superscript"/>
-        </w:rPr>
-        <w:t xml:space="preserve">x</w:t>
+        </w:rPr>
+        <w:t xml:space="preserve">✓ Solusi Khusus:   y = ½x²e</w:t>
       </w:r>
       <w:r>
         <w:rPr>
@@ -7336,8 +7520,9 @@
           <w:i/>
           <w:color w:val="305496"/>
           <w:sz w:val="22"/>
-        </w:rPr>
-        <w:t xml:space="preserve"> − 2xe</w:t>
+          <w:vertAlign w:val="superscript"/>
+        </w:rPr>
+        <w:t xml:space="preserve">x</w:t>
       </w:r>
       <w:r>
         <w:rPr>
@@ -7346,9 +7531,8 @@
           <w:i/>
           <w:color w:val="305496"/>
           <w:sz w:val="22"/>
-          <w:vertAlign w:val="superscript"/>
-        </w:rPr>
-        <w:t xml:space="preserve">x</w:t>
+        </w:rPr>
+        <w:t xml:space="preserve"> − 2xe</w:t>
       </w:r>
       <w:r>
         <w:rPr>
@@ -7357,8 +7541,9 @@
           <w:i/>
           <w:color w:val="305496"/>
           <w:sz w:val="22"/>
-        </w:rPr>
-        <w:t xml:space="preserve"> + 7e</w:t>
+          <w:vertAlign w:val="superscript"/>
+        </w:rPr>
+        <w:t xml:space="preserve">x</w:t>
       </w:r>
       <w:r>
         <w:rPr>
@@ -7367,9 +7552,8 @@
           <w:i/>
           <w:color w:val="305496"/>
           <w:sz w:val="22"/>
-          <w:vertAlign w:val="superscript"/>
-        </w:rPr>
-        <w:t xml:space="preserve">x</w:t>
+        </w:rPr>
+        <w:t xml:space="preserve"> + 7e</w:t>
       </w:r>
       <w:r>
         <w:rPr>
@@ -7378,8 +7562,9 @@
           <w:i/>
           <w:color w:val="305496"/>
           <w:sz w:val="22"/>
-        </w:rPr>
-        <w:t xml:space="preserve"> + 2x − 6</w:t>
+          <w:vertAlign w:val="superscript"/>
+        </w:rPr>
+        <w:t xml:space="preserve">x</w:t>
       </w:r>
       <w:r>
         <w:rPr>
@@ -7389,7 +7574,18 @@
           <w:color w:val="305496"/>
           <w:sz w:val="22"/>
         </w:rPr>
-        <w:t xml:space="preserve">   (14)</w:t>
+        <w:t xml:space="preserve"> + 2x − 6</w:t>
+      </w:r>
+      <w:r>
+        <w:rPr>
+          <w:rFonts w:ascii="Arial" w:hAnsi="Arial" w:cs="Arial"/>
+          <w:b/>
+          <w:i/>
+          <w:color w:val="305496"/>
+          <w:sz w:val="22"/>
+        </w:rPr>
+        <w:tab/>
+        <w:t xml:space="preserve">(14)</w:t>
       </w:r>
     </w:p>
     <w:p>

--- a/Engineering-Mathematics/Modul-Word/Modul-4-PD-Linier-Orde-N.docx
+++ b/Engineering-Mathematics/Modul-Word/Modul-4-PD-Linier-Orde-N.docx
@@ -2655,45 +2655,65 @@
     <w:p>
       <w:pPr>
         <w:pBdr>
-          <w:top w:val="single" w:sz="8" w:space="6" w:color="2E9E6B"/>
-          <w:left w:val="single" w:sz="8" w:space="6" w:color="2E9E6B"/>
-          <w:bottom w:val="single" w:sz="8" w:space="6" w:color="2E9E6B"/>
-          <w:right w:val="single" w:sz="8" w:space="6" w:color="2E9E6B"/>
+          <w:top w:val="single" w:sz="6" w:space="10" w:color="BFE3D0"/>
+          <w:left w:val="single" w:sz="24" w:space="12" w:color="1F7A55"/>
+          <w:bottom w:val="single" w:sz="6" w:space="10" w:color="BFE3D0"/>
+          <w:right w:val="single" w:sz="6" w:space="10" w:color="BFE3D0"/>
         </w:pBdr>
-        <w:shd w:val="clear" w:fill="EAF7F0"/>
-        <w:spacing w:before="80" w:after="240"/>
-      </w:pPr>
-      <w:r>
-        <w:rPr>
-          <w:rFonts w:ascii="Arial" w:hAnsi="Arial" w:cs="Arial"/>
-          <w:b/>
-          <w:i w:val="0"/>
-          <w:color w:val="1F3864"/>
-          <w:sz w:val="21"/>
-        </w:rPr>
-        <w:t xml:space="preserve">🔗 Modul Interaktif: </w:t>
+        <w:shd w:val="clear" w:fill="F1FAF5"/>
+        <w:spacing w:before="140" w:after="60" w:line="264" w:lineRule="auto"/>
+        <w:ind w:left="170" w:right="170"/>
+        <w:jc w:val="left"/>
+      </w:pPr>
+      <w:r>
+        <w:rPr>
+          <w:rFonts w:ascii="Arial" w:hAnsi="Arial" w:cs="Arial"/>
+          <w:b/>
+          <w:i w:val="0"/>
+          <w:color w:val="1F7A55"/>
+          <w:sz w:val="17"/>
+          <w:spacing w:val="30"/>
+        </w:rPr>
+        <w:t xml:space="preserve">🔗 MODUL INTERAKTIF</w:t>
+      </w:r>
+      <w:r>
+        <w:br/>
       </w:r>
       <w:hyperlink r:id="rId19">
         <w:r>
           <w:rPr>
             <w:rFonts w:ascii="Arial" w:hAnsi="Arial" w:cs="Arial"/>
-            <w:sz w:val="22"/>
+            <w:b/>
             <w:color w:val="0563C1"/>
+            <w:sz w:val="20"/>
             <w:u w:val="single"/>
-            <w:b/>
           </w:rPr>
           <w:t xml:space="preserve">https://dedik-romahadi.github.io/Mechanical-Engineering-Courses/Engineering-Mathematics/Modul/Modul-4.html</w:t>
         </w:r>
       </w:hyperlink>
-      <w:r>
-        <w:rPr>
-          <w:rFonts w:ascii="Arial" w:hAnsi="Arial" w:cs="Arial"/>
-          <w:b w:val="0"/>
-          <w:i w:val="0"/>
-          <w:color w:val="333333"/>
-          <w:sz w:val="20"/>
-        </w:rPr>
-        <w:t>. Pada layar masuk, pilih tombol “👁️ Mode Preview (Tanpa Login)” untuk melihat modul lengkap (animasi, kalkulator interaktif, editor kode Python langsung di browser) tanpa perlu akun. Soal pada Mode Preview bersifat tampilan saja; jawaban benar/salah dan poin tidak aktif.</w:t>
+    </w:p>
+    <w:p>
+      <w:pPr>
+        <w:pBdr>
+          <w:top w:val="single" w:sz="6" w:space="10" w:color="BFE3D0"/>
+          <w:left w:val="single" w:sz="24" w:space="12" w:color="1F7A55"/>
+          <w:bottom w:val="single" w:sz="6" w:space="10" w:color="BFE3D0"/>
+          <w:right w:val="single" w:sz="6" w:space="10" w:color="BFE3D0"/>
+        </w:pBdr>
+        <w:shd w:val="clear" w:fill="F1FAF5"/>
+        <w:spacing w:before="0" w:after="140" w:line="264" w:lineRule="auto"/>
+        <w:ind w:left="170" w:right="170"/>
+        <w:jc w:val="left"/>
+      </w:pPr>
+      <w:r>
+        <w:rPr>
+          <w:rFonts w:ascii="Arial" w:hAnsi="Arial" w:cs="Arial"/>
+          <w:b w:val="0"/>
+          <w:i w:val="0"/>
+          <w:color w:val="44525F"/>
+          <w:sz w:val="19"/>
+        </w:rPr>
+        <w:t xml:space="preserve">Pada layar masuk, pilih tombol “👁️ Mode Preview (Tanpa Login)” untuk melihat modul lengkap (animasi, kalkulator interaktif, editor kode Python langsung di browser) tanpa perlu akun. Soal pada Mode Preview bersifat tampilan saja; jawaban benar/salah dan poin tidak aktif.</w:t>
       </w:r>
     </w:p>
     <w:p>
